--- a/DATN_NguyenBichQuynhMai_2022601594.docx
+++ b/DATN_NguyenBichQuynhMai_2022601594.docx
@@ -4,6 +4,7 @@
   <w:body>
     <w:p>
       <w:pPr>
+        <w:spacing w:line="360" w:lineRule="auto"/>
         <w:rPr>
           <w:rFonts w:cstheme="majorHAnsi"/>
           <w:b/>
@@ -14,6 +15,15 @@
     </w:p>
     <w:sdt>
       <w:sdtPr>
+        <w:rPr>
+          <w:rFonts w:eastAsiaTheme="minorHAnsi" w:cstheme="minorBidi"/>
+          <w:color w:val="auto"/>
+          <w:kern w:val="2"/>
+          <w:sz w:val="28"/>
+          <w:szCs w:val="24"/>
+          <w:lang w:eastAsia="en-US"/>
+          <w14:ligatures w14:val="standardContextual"/>
+        </w:rPr>
         <w:id w:val="-1192993220"/>
         <w:docPartObj>
           <w:docPartGallery w:val="Table of Contents"/>
@@ -22,21 +32,15 @@
       </w:sdtPr>
       <w:sdtEndPr>
         <w:rPr>
-          <w:rFonts w:eastAsiaTheme="minorHAnsi" w:cstheme="minorBidi"/>
           <w:b/>
           <w:bCs/>
-          <w:color w:val="auto"/>
-          <w:kern w:val="2"/>
-          <w:sz w:val="28"/>
-          <w:szCs w:val="24"/>
-          <w:lang w:eastAsia="en-US"/>
-          <w14:ligatures w14:val="standardContextual"/>
         </w:rPr>
       </w:sdtEndPr>
       <w:sdtContent>
         <w:p>
           <w:pPr>
             <w:pStyle w:val="uMucluc"/>
+            <w:spacing w:line="360" w:lineRule="auto"/>
             <w:jc w:val="center"/>
             <w:rPr>
               <w:b/>
@@ -63,6 +67,7 @@
             <w:tabs>
               <w:tab w:val="right" w:leader="dot" w:pos="8777"/>
             </w:tabs>
+            <w:spacing w:line="360" w:lineRule="auto"/>
             <w:rPr>
               <w:rFonts w:asciiTheme="minorHAnsi" w:eastAsiaTheme="minorEastAsia" w:hAnsiTheme="minorHAnsi"/>
               <w:noProof/>
@@ -144,6 +149,7 @@
             <w:tabs>
               <w:tab w:val="right" w:leader="dot" w:pos="8777"/>
             </w:tabs>
+            <w:spacing w:line="360" w:lineRule="auto"/>
             <w:rPr>
               <w:rFonts w:asciiTheme="minorHAnsi" w:eastAsiaTheme="minorEastAsia" w:hAnsiTheme="minorHAnsi"/>
               <w:noProof/>
@@ -216,6 +222,7 @@
             <w:tabs>
               <w:tab w:val="right" w:leader="dot" w:pos="8777"/>
             </w:tabs>
+            <w:spacing w:line="360" w:lineRule="auto"/>
             <w:rPr>
               <w:rFonts w:asciiTheme="minorHAnsi" w:eastAsiaTheme="minorEastAsia" w:hAnsiTheme="minorHAnsi"/>
               <w:noProof/>
@@ -288,6 +295,7 @@
             <w:tabs>
               <w:tab w:val="right" w:leader="dot" w:pos="8777"/>
             </w:tabs>
+            <w:spacing w:line="360" w:lineRule="auto"/>
             <w:rPr>
               <w:rFonts w:asciiTheme="minorHAnsi" w:eastAsiaTheme="minorEastAsia" w:hAnsiTheme="minorHAnsi"/>
               <w:noProof/>
@@ -360,6 +368,7 @@
               <w:tab w:val="left" w:pos="960"/>
               <w:tab w:val="right" w:leader="dot" w:pos="8777"/>
             </w:tabs>
+            <w:spacing w:line="360" w:lineRule="auto"/>
             <w:rPr>
               <w:rFonts w:asciiTheme="minorHAnsi" w:eastAsiaTheme="minorEastAsia" w:hAnsiTheme="minorHAnsi"/>
               <w:noProof/>
@@ -448,6 +457,7 @@
               <w:tab w:val="left" w:pos="1440"/>
               <w:tab w:val="right" w:leader="dot" w:pos="8777"/>
             </w:tabs>
+            <w:spacing w:line="360" w:lineRule="auto"/>
             <w:rPr>
               <w:rFonts w:asciiTheme="minorHAnsi" w:eastAsiaTheme="minorEastAsia" w:hAnsiTheme="minorHAnsi"/>
               <w:noProof/>
@@ -536,6 +546,7 @@
               <w:tab w:val="left" w:pos="1440"/>
               <w:tab w:val="right" w:leader="dot" w:pos="8777"/>
             </w:tabs>
+            <w:spacing w:line="360" w:lineRule="auto"/>
             <w:rPr>
               <w:rFonts w:asciiTheme="minorHAnsi" w:eastAsiaTheme="minorEastAsia" w:hAnsiTheme="minorHAnsi"/>
               <w:noProof/>
@@ -624,6 +635,7 @@
               <w:tab w:val="left" w:pos="1440"/>
               <w:tab w:val="right" w:leader="dot" w:pos="8777"/>
             </w:tabs>
+            <w:spacing w:line="360" w:lineRule="auto"/>
             <w:rPr>
               <w:rFonts w:asciiTheme="minorHAnsi" w:eastAsiaTheme="minorEastAsia" w:hAnsiTheme="minorHAnsi"/>
               <w:noProof/>
@@ -712,6 +724,7 @@
               <w:tab w:val="left" w:pos="960"/>
               <w:tab w:val="right" w:leader="dot" w:pos="8777"/>
             </w:tabs>
+            <w:spacing w:line="360" w:lineRule="auto"/>
             <w:rPr>
               <w:rFonts w:asciiTheme="minorHAnsi" w:eastAsiaTheme="minorEastAsia" w:hAnsiTheme="minorHAnsi"/>
               <w:noProof/>
@@ -800,6 +813,7 @@
               <w:tab w:val="left" w:pos="1440"/>
               <w:tab w:val="right" w:leader="dot" w:pos="8777"/>
             </w:tabs>
+            <w:spacing w:line="360" w:lineRule="auto"/>
             <w:rPr>
               <w:rFonts w:asciiTheme="minorHAnsi" w:eastAsiaTheme="minorEastAsia" w:hAnsiTheme="minorHAnsi"/>
               <w:noProof/>
@@ -888,6 +902,7 @@
               <w:tab w:val="left" w:pos="1440"/>
               <w:tab w:val="right" w:leader="dot" w:pos="8777"/>
             </w:tabs>
+            <w:spacing w:line="360" w:lineRule="auto"/>
             <w:rPr>
               <w:rFonts w:asciiTheme="minorHAnsi" w:eastAsiaTheme="minorEastAsia" w:hAnsiTheme="minorHAnsi"/>
               <w:noProof/>
@@ -976,6 +991,7 @@
               <w:tab w:val="left" w:pos="1440"/>
               <w:tab w:val="right" w:leader="dot" w:pos="8777"/>
             </w:tabs>
+            <w:spacing w:line="360" w:lineRule="auto"/>
             <w:rPr>
               <w:rFonts w:asciiTheme="minorHAnsi" w:eastAsiaTheme="minorEastAsia" w:hAnsiTheme="minorHAnsi"/>
               <w:noProof/>
@@ -1064,6 +1080,7 @@
               <w:tab w:val="left" w:pos="960"/>
               <w:tab w:val="right" w:leader="dot" w:pos="8777"/>
             </w:tabs>
+            <w:spacing w:line="360" w:lineRule="auto"/>
             <w:rPr>
               <w:rFonts w:asciiTheme="minorHAnsi" w:eastAsiaTheme="minorEastAsia" w:hAnsiTheme="minorHAnsi"/>
               <w:noProof/>
@@ -1152,6 +1169,7 @@
               <w:tab w:val="left" w:pos="1440"/>
               <w:tab w:val="right" w:leader="dot" w:pos="8777"/>
             </w:tabs>
+            <w:spacing w:line="360" w:lineRule="auto"/>
             <w:rPr>
               <w:rFonts w:asciiTheme="minorHAnsi" w:eastAsiaTheme="minorEastAsia" w:hAnsiTheme="minorHAnsi"/>
               <w:noProof/>
@@ -1240,6 +1258,7 @@
               <w:tab w:val="left" w:pos="1440"/>
               <w:tab w:val="right" w:leader="dot" w:pos="8777"/>
             </w:tabs>
+            <w:spacing w:line="360" w:lineRule="auto"/>
             <w:rPr>
               <w:rFonts w:asciiTheme="minorHAnsi" w:eastAsiaTheme="minorEastAsia" w:hAnsiTheme="minorHAnsi"/>
               <w:noProof/>
@@ -1328,6 +1347,7 @@
               <w:tab w:val="left" w:pos="960"/>
               <w:tab w:val="right" w:leader="dot" w:pos="8777"/>
             </w:tabs>
+            <w:spacing w:line="360" w:lineRule="auto"/>
             <w:rPr>
               <w:rFonts w:asciiTheme="minorHAnsi" w:eastAsiaTheme="minorEastAsia" w:hAnsiTheme="minorHAnsi"/>
               <w:noProof/>
@@ -1416,6 +1436,7 @@
               <w:tab w:val="left" w:pos="1440"/>
               <w:tab w:val="right" w:leader="dot" w:pos="8777"/>
             </w:tabs>
+            <w:spacing w:line="360" w:lineRule="auto"/>
             <w:rPr>
               <w:rFonts w:asciiTheme="minorHAnsi" w:eastAsiaTheme="minorEastAsia" w:hAnsiTheme="minorHAnsi"/>
               <w:noProof/>
@@ -1504,6 +1525,7 @@
               <w:tab w:val="left" w:pos="1440"/>
               <w:tab w:val="right" w:leader="dot" w:pos="8777"/>
             </w:tabs>
+            <w:spacing w:line="360" w:lineRule="auto"/>
             <w:rPr>
               <w:rFonts w:asciiTheme="minorHAnsi" w:eastAsiaTheme="minorEastAsia" w:hAnsiTheme="minorHAnsi"/>
               <w:noProof/>
@@ -1592,6 +1614,7 @@
               <w:tab w:val="left" w:pos="1440"/>
               <w:tab w:val="right" w:leader="dot" w:pos="8777"/>
             </w:tabs>
+            <w:spacing w:line="360" w:lineRule="auto"/>
             <w:rPr>
               <w:rFonts w:asciiTheme="minorHAnsi" w:eastAsiaTheme="minorEastAsia" w:hAnsiTheme="minorHAnsi"/>
               <w:noProof/>
@@ -1674,6 +1697,9 @@
           </w:hyperlink>
         </w:p>
         <w:p>
+          <w:pPr>
+            <w:spacing w:line="360" w:lineRule="auto"/>
+          </w:pPr>
           <w:r>
             <w:rPr>
               <w:b/>
@@ -1686,6 +1712,7 @@
     </w:sdt>
     <w:p>
       <w:pPr>
+        <w:spacing w:line="360" w:lineRule="auto"/>
         <w:rPr>
           <w:rFonts w:cstheme="majorHAnsi"/>
           <w:b/>
@@ -1706,6 +1733,7 @@
     <w:p>
       <w:pPr>
         <w:pStyle w:val="u1"/>
+        <w:spacing w:line="360" w:lineRule="auto"/>
         <w:rPr>
           <w:rFonts w:cstheme="majorHAnsi"/>
           <w:bCs/>
@@ -1722,9 +1750,14 @@
       </w:r>
       <w:bookmarkEnd w:id="0"/>
     </w:p>
-    <w:p/>
-    <w:p>
-      <w:pPr>
+    <w:p>
+      <w:pPr>
+        <w:spacing w:line="360" w:lineRule="auto"/>
+      </w:pPr>
+    </w:p>
+    <w:p>
+      <w:pPr>
+        <w:spacing w:line="360" w:lineRule="auto"/>
         <w:rPr>
           <w:rFonts w:eastAsiaTheme="majorEastAsia" w:cstheme="majorBidi"/>
           <w:b/>
@@ -1745,6 +1778,7 @@
     <w:p>
       <w:pPr>
         <w:pStyle w:val="u1"/>
+        <w:spacing w:line="360" w:lineRule="auto"/>
       </w:pPr>
       <w:bookmarkStart w:id="1" w:name="_Toc227019464"/>
       <w:r>
@@ -1758,6 +1792,7 @@
     </w:p>
     <w:p>
       <w:pPr>
+        <w:spacing w:line="360" w:lineRule="auto"/>
         <w:rPr>
           <w:rFonts w:eastAsiaTheme="majorEastAsia" w:cstheme="majorBidi"/>
           <w:b/>
@@ -1769,6 +1804,7 @@
     <w:p>
       <w:pPr>
         <w:pStyle w:val="u1"/>
+        <w:spacing w:line="360" w:lineRule="auto"/>
       </w:pPr>
       <w:r>
         <w:br w:type="page"/>
@@ -1790,6 +1826,9 @@
       <w:bookmarkEnd w:id="2"/>
     </w:p>
     <w:p>
+      <w:pPr>
+        <w:spacing w:line="360" w:lineRule="auto"/>
+      </w:pPr>
       <w:r>
         <w:br w:type="page"/>
       </w:r>
@@ -1797,6 +1836,7 @@
     <w:p>
       <w:pPr>
         <w:pStyle w:val="u1"/>
+        <w:spacing w:line="360" w:lineRule="auto"/>
       </w:pPr>
       <w:r>
         <w:lastRenderedPageBreak/>
@@ -1934,7 +1974,7 @@
           <w:rFonts w:cstheme="majorHAnsi"/>
           <w:szCs w:val="28"/>
         </w:rPr>
-        <w:t>Mục đích cụ thể của đề tài bao gồm:</w:t>
+        <w:t>Mục đích của đề tài bao gồm:</w:t>
       </w:r>
     </w:p>
     <w:p>
@@ -2302,14 +2342,7 @@
           <w:rFonts w:cstheme="majorHAnsi"/>
           <w:szCs w:val="28"/>
         </w:rPr>
-        <w:t xml:space="preserve">Trong quá trình phát triển phần mềm, việc đảm bảo chất lượng của hệ thống là một yếu tố rất quan trọng. Các ứng dụng, đặc biệt là các website bán hàng, thường có nhiều chức năng và tương tác với người dùng, do đó rất dễ phát sinh lỗi trong quá trình hoạt động. Nếu các lỗi này không được phát hiện và xử lý kịp thời, chúng có thể ảnh hưởng trực tiếp đến trải nghiệm người dùng cũng như hiệu quả của hệ </w:t>
-      </w:r>
-      <w:r>
-        <w:rPr>
-          <w:rFonts w:cstheme="majorHAnsi"/>
-          <w:szCs w:val="28"/>
-        </w:rPr>
-        <w:t>thống.</w:t>
+        <w:t>Trong quá trình phát triển phần mềm, việc đảm bảo chất lượng của hệ thống là một yếu tố rất quan trọng. Các ứng dụng, đặc biệt là các website bán hàng, thường có nhiều chức năng và tương tác với người dùng, do đó rất dễ phát sinh lỗi trong quá trình hoạt động. Nếu các lỗi này không được phát hiện và xử lý kịp thời, chúng có thể ảnh hưởng trực tiếp đến trải nghiệm người dùng cũng như hiệu quả của hệ thống.</w:t>
       </w:r>
     </w:p>
     <w:p>
@@ -2464,7 +2497,7 @@
           <w:rFonts w:asciiTheme="majorHAnsi" w:hAnsiTheme="majorHAnsi" w:cstheme="majorHAnsi"/>
           <w:szCs w:val="28"/>
         </w:rPr>
-        <w:t>Ngoài ra, kiểm thử phần mềm còn mang lại một số vai trò cụ thể như sau:</w:t>
+        <w:t>Ngoài ra, kiểm thử phần mềm còn mang lại một số vai trò như sau:</w:t>
       </w:r>
     </w:p>
     <w:p>
@@ -2623,32 +2656,25 @@
           <w:rFonts w:asciiTheme="majorHAnsi" w:hAnsiTheme="majorHAnsi" w:cstheme="majorHAnsi"/>
           <w:szCs w:val="28"/>
         </w:rPr>
-        <w:t xml:space="preserve">Trong kiểm thử phần mềm, quá trình kiểm thử thường được chia thành nhiều mức khác nhau nhằm đảm bảo hệ thống được kiểm tra một cách toàn </w:t>
-      </w:r>
-      <w:r>
+        <w:t>Trong kiểm thử phần mềm, quá trình kiểm thử thường được chia thành nhiều mức khác nhau nhằm đảm bảo hệ thống được kiểm tra một cách toàn diện từ các thành phần nhỏ đến toàn bộ hệ thống. Mỗi mức kiểm thử sẽ tập trung vào một phạm vi và mục tiêu cụ thể.</w:t>
+      </w:r>
+    </w:p>
+    <w:p>
+      <w:pPr>
+        <w:pStyle w:val="ThngthngWeb"/>
+        <w:spacing w:line="360" w:lineRule="auto"/>
+        <w:ind w:firstLine="720"/>
         <w:rPr>
           <w:rFonts w:asciiTheme="majorHAnsi" w:hAnsiTheme="majorHAnsi" w:cstheme="majorHAnsi"/>
           <w:szCs w:val="28"/>
         </w:rPr>
+      </w:pPr>
+      <w:r>
+        <w:rPr>
+          <w:rFonts w:asciiTheme="majorHAnsi" w:hAnsiTheme="majorHAnsi" w:cstheme="majorHAnsi"/>
+          <w:szCs w:val="28"/>
+        </w:rPr>
         <w:lastRenderedPageBreak/>
-        <w:t>diện từ các thành phần nhỏ đến toàn bộ hệ thống. Mỗi mức kiểm thử sẽ tập trung vào một phạm vi và mục tiêu cụ thể.</w:t>
-      </w:r>
-    </w:p>
-    <w:p>
-      <w:pPr>
-        <w:pStyle w:val="ThngthngWeb"/>
-        <w:spacing w:line="360" w:lineRule="auto"/>
-        <w:ind w:firstLine="720"/>
-        <w:rPr>
-          <w:rFonts w:asciiTheme="majorHAnsi" w:hAnsiTheme="majorHAnsi" w:cstheme="majorHAnsi"/>
-          <w:szCs w:val="28"/>
-        </w:rPr>
-      </w:pPr>
-      <w:r>
-        <w:rPr>
-          <w:rFonts w:asciiTheme="majorHAnsi" w:hAnsiTheme="majorHAnsi" w:cstheme="majorHAnsi"/>
-          <w:szCs w:val="28"/>
-        </w:rPr>
         <w:t>Các mức kiểm thử cơ bản bao gồm:</w:t>
       </w:r>
     </w:p>
@@ -2826,29 +2852,23 @@
         <w:rPr>
           <w:szCs w:val="28"/>
         </w:rPr>
-        <w:t xml:space="preserve">Trong quá trình kiểm thử phần mềm, có nhiều phương pháp khác nhau được áp dụng tùy thuộc vào mục tiêu, quy mô và đặc điểm của từng hệ thống. </w:t>
-      </w:r>
+        <w:t>Trong quá trình kiểm thử phần mềm, có nhiều phương pháp khác nhau được áp dụng tùy thuộc vào mục tiêu, quy mô và đặc điểm của từng hệ thống. Việc lựa chọn phương pháp kiểm thử phù hợp giúp nâng cao hiệu quả kiểm thử, đồng thời đảm bảo chất lượng của phần mềm một cách tốt nhất.</w:t>
+      </w:r>
+    </w:p>
+    <w:p>
+      <w:pPr>
+        <w:pStyle w:val="ThngthngWeb"/>
+        <w:spacing w:line="360" w:lineRule="auto"/>
+        <w:ind w:firstLine="720"/>
+        <w:rPr>
+          <w:szCs w:val="28"/>
+        </w:rPr>
+      </w:pPr>
       <w:r>
         <w:rPr>
           <w:szCs w:val="28"/>
         </w:rPr>
         <w:lastRenderedPageBreak/>
-        <w:t>Việc lựa chọn phương pháp kiểm thử phù hợp giúp nâng cao hiệu quả kiểm thử, đồng thời đảm bảo chất lượng của phần mềm một cách tốt nhất.</w:t>
-      </w:r>
-    </w:p>
-    <w:p>
-      <w:pPr>
-        <w:pStyle w:val="ThngthngWeb"/>
-        <w:spacing w:line="360" w:lineRule="auto"/>
-        <w:ind w:firstLine="720"/>
-        <w:rPr>
-          <w:szCs w:val="28"/>
-        </w:rPr>
-      </w:pPr>
-      <w:r>
-        <w:rPr>
-          <w:szCs w:val="28"/>
-        </w:rPr>
         <w:t>Hiện nay, kiểm thử phần mềm thường được chia thành hai phương pháp chính là kiểm thử thủ công và kiểm thử tự động. Mỗi phương pháp đều có những ưu điểm và hạn chế riêng, và trong thực tế thường được kết hợp với nhau để đạt hiệu quả cao hơn.</w:t>
       </w:r>
     </w:p>
@@ -2975,7 +2995,6 @@
         <w:rPr>
           <w:szCs w:val="28"/>
         </w:rPr>
-        <w:lastRenderedPageBreak/>
         <w:t>Tốn nhiều thời gian và công sức khi phải kiểm thử lặp lại.</w:t>
       </w:r>
     </w:p>
@@ -3002,15 +3021,16 @@
       <w:pPr>
         <w:pStyle w:val="ThngthngWeb"/>
         <w:spacing w:line="360" w:lineRule="auto"/>
-        <w:ind w:firstLine="360"/>
-        <w:rPr>
-          <w:szCs w:val="28"/>
-        </w:rPr>
-      </w:pPr>
-      <w:r>
-        <w:rPr>
-          <w:szCs w:val="28"/>
-        </w:rPr>
+        <w:ind w:firstLine="720"/>
+        <w:rPr>
+          <w:szCs w:val="28"/>
+        </w:rPr>
+      </w:pPr>
+      <w:r>
+        <w:rPr>
+          <w:szCs w:val="28"/>
+        </w:rPr>
+        <w:lastRenderedPageBreak/>
         <w:t>Mặc dù còn một số hạn chế, kiểm thử thủ công vẫn đóng vai trò quan trọng và thường được kết hợp với kiểm thử tự động để đạt hiệu quả tốt hơn trong quá trình kiểm thử phần mềm.</w:t>
       </w:r>
     </w:p>
@@ -3204,7 +3224,6 @@
         <w:rPr>
           <w:szCs w:val="28"/>
         </w:rPr>
-        <w:lastRenderedPageBreak/>
         <w:t>Yêu cầu người thực hiện phải có kiến thức về lập trình và công cụ kiểm thử.</w:t>
       </w:r>
     </w:p>
@@ -3224,6 +3243,7 @@
         <w:rPr>
           <w:szCs w:val="28"/>
         </w:rPr>
+        <w:lastRenderedPageBreak/>
         <w:t>Không phù hợp với một số trường hợp cần đánh giá trải nghiệm người dùng.</w:t>
       </w:r>
     </w:p>
@@ -3391,29 +3411,23 @@
           <w:szCs w:val="28"/>
         </w:rPr>
         <w:br/>
-        <w:t xml:space="preserve">Đây là sự kết hợp giữa kiểm thử hộp đen và hộp trắng. Người kiểm thử </w:t>
-      </w:r>
+        <w:t>Đây là sự kết hợp giữa kiểm thử hộp đen và hộp trắng. Người kiểm thử có một phần hiểu biết về hệ thống, từ đó thiết kế các kịch bản kiểm thử phù hợp hơn và tăng khả năng phát hiện lỗi.</w:t>
+      </w:r>
+    </w:p>
+    <w:p>
+      <w:pPr>
+        <w:pStyle w:val="ThngthngWeb"/>
+        <w:spacing w:line="360" w:lineRule="auto"/>
+        <w:ind w:firstLine="720"/>
+        <w:rPr>
+          <w:szCs w:val="28"/>
+        </w:rPr>
+      </w:pPr>
       <w:r>
         <w:rPr>
           <w:szCs w:val="28"/>
         </w:rPr>
         <w:lastRenderedPageBreak/>
-        <w:t>có một phần hiểu biết về hệ thống, từ đó thiết kế các kịch bản kiểm thử phù hợp hơn và tăng khả năng phát hiện lỗi.</w:t>
-      </w:r>
-    </w:p>
-    <w:p>
-      <w:pPr>
-        <w:pStyle w:val="ThngthngWeb"/>
-        <w:spacing w:line="360" w:lineRule="auto"/>
-        <w:ind w:firstLine="720"/>
-        <w:rPr>
-          <w:szCs w:val="28"/>
-        </w:rPr>
-      </w:pPr>
-      <w:r>
-        <w:rPr>
-          <w:szCs w:val="28"/>
-        </w:rPr>
         <w:t>Việc kết hợp các kỹ thuật kiểm thử khác nhau giúp quá trình kiểm thử trở nên toàn diện hơn, từ đó nâng cao hiệu quả trong việc phát hiện lỗi và đảm bảo chất lượng phần mềm.</w:t>
       </w:r>
     </w:p>
@@ -3445,7 +3459,7 @@
         <w:rPr>
           <w:szCs w:val="28"/>
         </w:rPr>
-        <w:t>Để quá trình kiểm thử phần mềm đạt hiệu quả cao, việc thực hiện kiểm thử cần tuân theo một quy trình cụ thể thay vì thực hiện một cách ngẫu nhiên. Quy trình kiểm thử giúp xác định rõ các bước cần thực hiện, từ đó đảm bảo việc kiểm thử được tiến hành một cách có hệ thống, đầy đủ và hạn chế bỏ sót lỗi.</w:t>
+        <w:t>Để quá trình kiểm thử phần mềm đạt hiệu quả cao, việc thực hiện kiểm thử cần tuân theo một quy trình thay vì thực hiện một cách ngẫu nhiên. Quy trình kiểm thử giúp xác định rõ các bước cần thực hiện, từ đó đảm bảo việc kiểm thử được tiến hành một cách có hệ thống, đầy đủ và hạn chế bỏ sót lỗi.</w:t>
       </w:r>
     </w:p>
     <w:p>
@@ -3549,14 +3563,7 @@
         <w:rPr>
           <w:szCs w:val="28"/>
         </w:rPr>
-        <w:t xml:space="preserve">gười kiểm thử tiến hành tìm hiểu và phân tích các yêu cầu của hệ </w:t>
-      </w:r>
-      <w:r>
-        <w:rPr>
-          <w:szCs w:val="28"/>
-        </w:rPr>
-        <w:lastRenderedPageBreak/>
-        <w:t>thống để xác định những gì cần được kiểm tra. Việc hiểu rõ yêu cầu giúp đảm bảo quá trình kiểm thử được thực hiện đúng mục tiêu và không bỏ sót chức năng quan trọng.</w:t>
+        <w:t>gười kiểm thử tiến hành tìm hiểu và phân tích các yêu cầu của hệ thống để xác định những gì cần được kiểm tra. Việc hiểu rõ yêu cầu giúp đảm bảo quá trình kiểm thử được thực hiện đúng mục tiêu và không bỏ sót chức năng quan trọng.</w:t>
       </w:r>
     </w:p>
     <w:p>
@@ -3579,6 +3586,7 @@
           <w:bCs w:val="0"/>
           <w:szCs w:val="28"/>
         </w:rPr>
+        <w:lastRenderedPageBreak/>
         <w:t>Lập kế hoạch kiểm thử (Test Planning):</w:t>
       </w:r>
       <w:r>
@@ -3634,7 +3642,7 @@
         <w:rPr>
           <w:szCs w:val="28"/>
         </w:rPr>
-        <w:t>ác test case được xây dựng dựa trên yêu cầu của hệ thống. Mỗi test case mô tả cụ thể các bước thực hiện, dữ liệu đầu vào và kết quả mong đợi, giúp việc kiểm thử được thực hiện một cách rõ ràng và nhất quán.</w:t>
+        <w:t>ác test case được xây dựng dựa trên yêu cầu của hệ thống. Mỗi test case mô tả các bước thực hiện, dữ liệu đầu vào và kết quả mong đợi, giúp việc kiểm thử được thực hiện một cách rõ ràng và nhất quán.</w:t>
       </w:r>
     </w:p>
     <w:p>
@@ -3757,16 +3765,24 @@
         <w:rPr>
           <w:rStyle w:val="Manh"/>
           <w:rFonts w:eastAsiaTheme="majorEastAsia"/>
+          <w:b w:val="0"/>
+          <w:bCs w:val="0"/>
+          <w:szCs w:val="28"/>
+        </w:rPr>
+        <w:t>Test case</w:t>
+      </w:r>
+      <w:r>
+        <w:rPr>
+          <w:szCs w:val="28"/>
+        </w:rPr>
+        <w:t xml:space="preserve"> là tập hợp các điều kiện và bước thực hiện được thiết kế nhằm kiểm tra một chức năng của hệ thống. Mỗi test case thường bao gồm các thông tin như: tên test case, mô tả, dữ liệu đầu vào, các bước thực hiện và </w:t>
+      </w:r>
+      <w:r>
+        <w:rPr>
           <w:szCs w:val="28"/>
         </w:rPr>
         <w:lastRenderedPageBreak/>
-        <w:t>Test case</w:t>
-      </w:r>
-      <w:r>
-        <w:rPr>
-          <w:szCs w:val="28"/>
-        </w:rPr>
-        <w:t xml:space="preserve"> là tập hợp các điều kiện và bước thực hiện được thiết kế nhằm kiểm tra một chức năng cụ thể của hệ thống. Mỗi test case thường bao gồm các thông tin như: tên test case, mô tả, dữ liệu đầu vào, các bước thực hiện và kết quả mong đợi. Việc xây dựng test case giúp đảm bảo các chức năng của phần mềm được kiểm tra đầy đủ và nhất quán.</w:t>
+        <w:t>kết quả mong đợi. Việc xây dựng test case giúp đảm bảo các chức năng của phần mềm được kiểm tra đầy đủ và nhất quán.</w:t>
       </w:r>
     </w:p>
     <w:p>
@@ -3788,6 +3804,8 @@
         <w:rPr>
           <w:rStyle w:val="Manh"/>
           <w:rFonts w:eastAsiaTheme="majorEastAsia"/>
+          <w:b w:val="0"/>
+          <w:bCs w:val="0"/>
           <w:szCs w:val="28"/>
         </w:rPr>
         <w:t>test script</w:t>
@@ -4055,19 +4073,16 @@
       </w:pPr>
       <w:r>
         <w:rPr>
-          <w:rStyle w:val="Manh"/>
           <w:rFonts w:eastAsiaTheme="majorEastAsia"/>
-          <w:b w:val="0"/>
-          <w:bCs w:val="0"/>
-          <w:szCs w:val="28"/>
-        </w:rPr>
-        <w:t>TestNG / JUnit:</w:t>
-      </w:r>
-      <w:r>
-        <w:rPr>
-          <w:szCs w:val="28"/>
-        </w:rPr>
-        <w:t xml:space="preserve"> Là các framework hỗ trợ viết và quản lý test case trong kiểm thử tự động, thường được sử dụng kết hợp với Selenium để tổ chức và thực thi các kịch bản kiểm thử.</w:t>
+          <w:szCs w:val="28"/>
+        </w:rPr>
+        <w:t>Katalon Studio: Là công cụ kiểm thử tự động tích hợp, hỗ trợ kiểm thử web, API và mobile với giao diện thân thiện, phù hợp cho cả người mới bắt đầu và người có kinh nghiệm</w:t>
+      </w:r>
+      <w:r>
+        <w:rPr>
+          <w:szCs w:val="28"/>
+        </w:rPr>
+        <w:t>.</w:t>
       </w:r>
     </w:p>
     <w:p>
@@ -4084,6 +4099,25 @@
       </w:pPr>
       <w:r>
         <w:rPr>
+          <w:szCs w:val="28"/>
+        </w:rPr>
+        <w:t>Playwright: Là công cụ kiểm thử tự động do Microsoft phát triển, hỗ trợ kiểm thử đa trình duyệt và có khả năng thực thi nhanh, phù hợp với các ứng dụng web hiện đại.</w:t>
+      </w:r>
+    </w:p>
+    <w:p>
+      <w:pPr>
+        <w:pStyle w:val="ThngthngWeb"/>
+        <w:numPr>
+          <w:ilvl w:val="0"/>
+          <w:numId w:val="14"/>
+        </w:numPr>
+        <w:spacing w:line="360" w:lineRule="auto"/>
+        <w:rPr>
+          <w:szCs w:val="28"/>
+        </w:rPr>
+      </w:pPr>
+      <w:r>
+        <w:rPr>
           <w:rStyle w:val="Manh"/>
           <w:rFonts w:eastAsiaTheme="majorEastAsia"/>
           <w:b w:val="0"/>
@@ -4112,7 +4146,13 @@
         <w:rPr>
           <w:szCs w:val="28"/>
         </w:rPr>
-        <w:t>Trong số các công cụ trên, Selenium được sử dụng phổ biến hơn cả nhờ tính linh hoạt và khả năng hỗ trợ kiểm thử trên nhiều nền tảng. Do đó, đề tài sẽ tập trung tìm hiểu và áp dụng công cụ Selenium trong các phần tiếp theo.</w:t>
+        <w:t>Trong số các công cụ trên, Selenium là một trong những công cụ được sử dụng phổ biến trong kiểm thử tự động cho ứng dụng web nhờ tính linh hoạt và khả năng hỗ trợ trên nhiều trình duyệt và nền tảng khác nhau. Do đó, đề tài sẽ tập trung tìm hiểu và áp dụng công cụ Selenium trong các phần tiếp theo</w:t>
+      </w:r>
+      <w:r>
+        <w:rPr>
+          <w:szCs w:val="28"/>
+        </w:rPr>
+        <w:t>.</w:t>
       </w:r>
     </w:p>
     <w:p>
@@ -4159,7 +4199,14 @@
         <w:rPr>
           <w:szCs w:val="28"/>
         </w:rPr>
-        <w:t>Một trong những ưu điểm nổi bật của Selenium là khả năng hỗ trợ nhiều ngôn ngữ lập trình như Java, Python, C#,... và có thể hoạt động trên nhiều trình duyệt khác nhau như Chrome, Firefox, Edge. Điều này giúp người kiểm thử dễ dàng tích hợp Selenium vào các dự án phần mềm với nhiều môi trường khác nhau.</w:t>
+        <w:t xml:space="preserve">Một trong những ưu điểm nổi bật của Selenium là khả năng hỗ trợ nhiều ngôn ngữ lập trình như Java, Python, C#,... và có thể hoạt động trên nhiều trình duyệt khác nhau như Chrome, Firefox, Edge. Điều này giúp người </w:t>
+      </w:r>
+      <w:r>
+        <w:rPr>
+          <w:szCs w:val="28"/>
+        </w:rPr>
+        <w:lastRenderedPageBreak/>
+        <w:t>kiểm thử dễ dàng tích hợp Selenium vào các dự án phần mềm với nhiều môi trường khác nhau.</w:t>
       </w:r>
     </w:p>
     <w:p>
@@ -4227,7 +4274,6 @@
           <w:bCs w:val="0"/>
           <w:szCs w:val="28"/>
         </w:rPr>
-        <w:lastRenderedPageBreak/>
         <w:t>Selenium WebDriver:</w:t>
       </w:r>
       <w:r>
@@ -4300,26 +4346,215 @@
     </w:p>
     <w:p>
       <w:pPr>
-        <w:spacing w:line="360" w:lineRule="auto"/>
+        <w:pStyle w:val="u1"/>
+        <w:spacing w:line="360" w:lineRule="auto"/>
+        <w:rPr>
+          <w:rFonts w:ascii="Times New Roman" w:eastAsia="Times New Roman" w:hAnsi="Times New Roman" w:cs="Times New Roman"/>
+          <w:kern w:val="0"/>
+          <w:lang w:eastAsia="vi-VN"/>
+          <w14:ligatures w14:val="none"/>
+        </w:rPr>
+      </w:pPr>
+      <w:r>
+        <w:br w:type="page"/>
+      </w:r>
+    </w:p>
+    <w:p>
+      <w:pPr>
+        <w:pStyle w:val="u1"/>
+        <w:spacing w:line="360" w:lineRule="auto"/>
+      </w:pPr>
+      <w:r>
+        <w:lastRenderedPageBreak/>
+        <w:t>CHƯƠNG 2: GIỚI THIỆU HỆ THỐNG VÀ MÔ TẢ USE CASE</w:t>
+      </w:r>
+    </w:p>
+    <w:p>
+      <w:pPr>
+        <w:pStyle w:val="u2"/>
+        <w:spacing w:line="360" w:lineRule="auto"/>
+      </w:pPr>
+      <w:r>
+        <w:t>2.1. Giới thiệu tổng quan về website N10-Mart</w:t>
+      </w:r>
+    </w:p>
+    <w:p>
+      <w:pPr>
+        <w:spacing w:line="360" w:lineRule="auto"/>
+        <w:ind w:firstLine="720"/>
+      </w:pPr>
+      <w:r>
+        <w:t>Trong bối cảnh thương mại điện tử ngày càng phát triển, việc xây dựng các hệ thống bán hàng trực tuyến trở nên phổ biến và đóng vai trò quan trọng trong hoạt động kinh doanh. Website N10-Mart được xây dựng nhằm cung cấp nền tảng mua sắm trực tuyến các mặt hàng tạp hóa, giúp người dùng dễ dàng tìm kiếm, lựa chọn và đặt mua sản phẩm.</w:t>
+      </w:r>
+    </w:p>
+    <w:p>
+      <w:pPr>
+        <w:spacing w:line="360" w:lineRule="auto"/>
+        <w:ind w:firstLine="720"/>
+      </w:pPr>
+      <w:r>
+        <w:t>Phần này sẽ trình bày tổng quan về website N10-Mart, bao gồm giới thiệu chung, các chức năng chính và quy trình hoạt động của hệ thống.</w:t>
+      </w:r>
+    </w:p>
+    <w:p>
+      <w:pPr>
+        <w:pStyle w:val="u3"/>
+        <w:spacing w:line="360" w:lineRule="auto"/>
+      </w:pPr>
+      <w:r>
+        <w:t>2.1.1. Giới thiệu chung</w:t>
+      </w:r>
+    </w:p>
+    <w:p>
+      <w:pPr>
+        <w:spacing w:line="360" w:lineRule="auto"/>
+        <w:ind w:firstLine="720"/>
+      </w:pPr>
+      <w:r>
+        <w:t>Website N10-Mart là hệ thống bán hàng trực tuyến được xây dựng nhằm hỗ trợ hoạt động kinh doanh các mặt hàng tạp hóa thông qua nền tảng web. Hệ thống cho phép khách hàng truy cập website để tìm kiếm sản phẩm, xem thông tin chi tiết, thêm sản phẩm vào giỏ hàng và thực hiện đặt hàng trực tuyến một cách thuận tiện.</w:t>
+      </w:r>
+    </w:p>
+    <w:p>
+      <w:pPr>
+        <w:spacing w:line="360" w:lineRule="auto"/>
+        <w:ind w:firstLine="720"/>
+      </w:pPr>
+      <w:r>
+        <w:t>Bên cạnh chức năng phục vụ khách hàng, website còn hỗ trợ quản lý thông tin sản phẩm, đơn hàng và dữ liệu người dùng, góp phần nâng cao hiệu quả quản lý và cải thiện trải nghiệm mua sắm. Việc triển khai website bán hàng trực tuyến giúp cửa hàng mở rộng khả năng tiếp cận khách hàng, đồng thời đáp ứng nhu cầu mua sắm nhanh chóng trong môi trường số hiện nay.</w:t>
+      </w:r>
+    </w:p>
+    <w:p>
+      <w:pPr>
+        <w:spacing w:line="360" w:lineRule="auto"/>
+        <w:ind w:firstLine="720"/>
+      </w:pPr>
+      <w:r>
+        <w:t>Trong phạm vi của đề tài, website N10-Mart được sử dụng làm đối tượng để xây dựng và thực hiện kiểm thử tự động bằng công cụ Selenium nhằm đánh giá hoạt động của các chức năng chính trên hệ thống.</w:t>
+      </w:r>
+    </w:p>
+    <w:p>
+      <w:pPr>
+        <w:pStyle w:val="u3"/>
+        <w:spacing w:line="360" w:lineRule="auto"/>
+      </w:pPr>
+      <w:r>
+        <w:t>2.1.2. Chức năng chính của hệ thống</w:t>
+      </w:r>
+    </w:p>
+    <w:p>
+      <w:pPr>
+        <w:spacing w:line="360" w:lineRule="auto"/>
+        <w:ind w:firstLine="720"/>
+      </w:pPr>
+      <w:r>
+        <w:t>Website N10-Mart cung cấp các chức năng chính nhằm hỗ trợ người dùng trong quá trình tìm kiếm và mua sắm sản phẩm trực tuyến. Các chức năng cơ bản của hệ thống bao gồm:</w:t>
+      </w:r>
+    </w:p>
+    <w:p>
+      <w:pPr>
+        <w:pStyle w:val="oancuaDanhsach"/>
+        <w:numPr>
+          <w:ilvl w:val="0"/>
+          <w:numId w:val="17"/>
+        </w:numPr>
+        <w:spacing w:line="360" w:lineRule="auto"/>
+      </w:pPr>
+      <w:r>
+        <w:lastRenderedPageBreak/>
+        <w:t>Đăng nhập: Cho phép người dùng đăng nhập vào hệ thống để sử dụng các chức năng cá nhân như quản lý giỏ hàng và đặt hàng.</w:t>
+      </w:r>
+    </w:p>
+    <w:p>
+      <w:pPr>
+        <w:pStyle w:val="oancuaDanhsach"/>
+        <w:numPr>
+          <w:ilvl w:val="0"/>
+          <w:numId w:val="17"/>
+        </w:numPr>
+        <w:spacing w:line="360" w:lineRule="auto"/>
+      </w:pPr>
+      <w:r>
+        <w:t>Tìm kiếm sản phẩm: Cho phép người dùng tìm kiếm sản phẩm theo tên hoặc từ khóa thông qua thanh tìm kiếm.</w:t>
+      </w:r>
+    </w:p>
+    <w:p>
+      <w:pPr>
+        <w:pStyle w:val="oancuaDanhsach"/>
+        <w:numPr>
+          <w:ilvl w:val="0"/>
+          <w:numId w:val="17"/>
+        </w:numPr>
+        <w:spacing w:line="360" w:lineRule="auto"/>
+      </w:pPr>
+      <w:r>
+        <w:t>Xem chi tiết sản phẩm: Hiển thị đầy đủ thông tin của sản phẩm như tên, giá, mô tả và các thông tin liên quan.</w:t>
+      </w:r>
+    </w:p>
+    <w:p>
+      <w:pPr>
+        <w:pStyle w:val="oancuaDanhsach"/>
+        <w:numPr>
+          <w:ilvl w:val="0"/>
+          <w:numId w:val="17"/>
+        </w:numPr>
+        <w:spacing w:line="360" w:lineRule="auto"/>
+      </w:pPr>
+      <w:r>
+        <w:t>Thêm vào giỏ hàng: Cho phép người dùng lưu lại các sản phẩm mong muốn vào giỏ hàng để thuận tiện cho việc mua sắm.</w:t>
+      </w:r>
+    </w:p>
+    <w:p>
+      <w:pPr>
+        <w:pStyle w:val="oancuaDanhsach"/>
+        <w:numPr>
+          <w:ilvl w:val="0"/>
+          <w:numId w:val="17"/>
+        </w:numPr>
+        <w:spacing w:line="360" w:lineRule="auto"/>
+      </w:pPr>
+      <w:r>
+        <w:t>Đặt hàng (Thanh toán): Cho phép người dùng xác nhận đơn hàng và thực hiện thanh toán các sản phẩm đã chọn.</w:t>
+      </w:r>
+    </w:p>
+    <w:p>
+      <w:pPr>
+        <w:spacing w:line="360" w:lineRule="auto"/>
+        <w:ind w:firstLine="720"/>
+      </w:pPr>
+      <w:r>
+        <w:t>Các chức năng trên là những thành phần cốt lõi của hệ thống, đồng thời cũng là đối tượng chính được lựa chọn để thực hiện kiểm thử tự động trong phạm vi của đề tài.</w:t>
+      </w:r>
+    </w:p>
+    <w:p>
+      <w:pPr>
+        <w:pStyle w:val="u3"/>
+        <w:spacing w:line="360" w:lineRule="auto"/>
+      </w:pPr>
+      <w:r>
+        <w:t>2.1.3. Quy trình hoạt động tổng quát của hệ thống</w:t>
+      </w:r>
+    </w:p>
+    <w:p>
+      <w:pPr>
+        <w:spacing w:line="360" w:lineRule="auto"/>
+        <w:ind w:firstLine="720"/>
         <w:rPr>
           <w:rFonts w:cstheme="majorHAnsi"/>
           <w:szCs w:val="28"/>
         </w:rPr>
       </w:pPr>
-    </w:p>
-    <w:p>
-      <w:pPr>
-        <w:spacing w:line="360" w:lineRule="auto"/>
+      <w:r>
         <w:rPr>
           <w:rFonts w:cstheme="majorHAnsi"/>
           <w:szCs w:val="28"/>
-          <w:lang w:val="en-US"/>
-        </w:rPr>
-      </w:pPr>
-    </w:p>
-    <w:p>
-      <w:pPr>
-        <w:spacing w:line="360" w:lineRule="auto"/>
+        </w:rPr>
+        <w:t>Quy trình hoạt động của website N10-Mart được xây dựng nhằm hỗ trợ người dùng thực hiện các thao tác mua sắm một cách thuận tiện và nhanh chóng. Khi truy cập vào hệ thống, người dùng có thể tìm kiếm sản phẩm thông qua thanh tìm kiếm hoặc duyệt các sản phẩm có sẵn trên website.</w:t>
+      </w:r>
+    </w:p>
+    <w:p>
+      <w:pPr>
+        <w:spacing w:line="360" w:lineRule="auto"/>
+        <w:ind w:firstLine="720"/>
         <w:rPr>
           <w:rFonts w:cstheme="majorHAnsi"/>
           <w:szCs w:val="28"/>
@@ -4330,16 +4565,1838 @@
           <w:rFonts w:cstheme="majorHAnsi"/>
           <w:szCs w:val="28"/>
         </w:rPr>
-        <w:tab/>
-      </w:r>
-    </w:p>
-    <w:p>
-      <w:pPr>
-        <w:spacing w:line="360" w:lineRule="auto"/>
+        <w:t>Sau khi tìm được sản phẩm mong muốn, người dùng có thể xem thông tin chi tiết để đưa ra quyết định lựa chọn. Tiếp theo, người dùng có thể thêm sản phẩm vào giỏ hàng để lưu lại các sản phẩm cần mua.</w:t>
+      </w:r>
+    </w:p>
+    <w:p>
+      <w:pPr>
+        <w:spacing w:line="360" w:lineRule="auto"/>
+        <w:ind w:firstLine="720"/>
         <w:rPr>
           <w:rFonts w:cstheme="majorHAnsi"/>
           <w:szCs w:val="28"/>
         </w:rPr>
+      </w:pPr>
+      <w:r>
+        <w:rPr>
+          <w:rFonts w:cstheme="majorHAnsi"/>
+          <w:szCs w:val="28"/>
+        </w:rPr>
+        <w:t>Khi đã hoàn tất việc lựa chọn sản phẩm, người dùng tiến hành đăng nhập vào hệ thống (nếu chưa đăng nhập) và thực hiện chức năng đặt hàng. Hệ thống sẽ xử lý thông tin đơn hàng và hiển thị kết quả tương ứng cho người dùng.</w:t>
+      </w:r>
+    </w:p>
+    <w:p>
+      <w:pPr>
+        <w:spacing w:line="360" w:lineRule="auto"/>
+        <w:ind w:firstLine="720"/>
+        <w:rPr>
+          <w:rFonts w:cstheme="majorHAnsi"/>
+          <w:szCs w:val="28"/>
+        </w:rPr>
+      </w:pPr>
+      <w:r>
+        <w:rPr>
+          <w:rFonts w:cstheme="majorHAnsi"/>
+          <w:szCs w:val="28"/>
+        </w:rPr>
+        <w:lastRenderedPageBreak/>
+        <w:t>Toàn bộ quá trình từ tìm kiếm sản phẩm đến đặt hàng được thực hiện trực tuyến trên website, giúp nâng cao trải nghiệm người dùng và tối ưu hóa hoạt động mua sắm.</w:t>
+      </w:r>
+    </w:p>
+    <w:p>
+      <w:pPr>
+        <w:pStyle w:val="u2"/>
+        <w:spacing w:line="360" w:lineRule="auto"/>
+      </w:pPr>
+      <w:r>
+        <w:t>2.2. Mô tả các use case của hệ thống</w:t>
+      </w:r>
+    </w:p>
+    <w:p>
+      <w:pPr>
+        <w:spacing w:line="360" w:lineRule="auto"/>
+        <w:ind w:firstLine="720"/>
+      </w:pPr>
+      <w:r>
+        <w:t>Để hiểu rõ cách thức hoạt động của website N10-Mart, việc xác định và mô tả các use case là cần thiết. Use case giúp mô tả các chức năng của hệ thống dưới góc nhìn của người dùng, thể hiện cách người dùng tương tác với hệ thống để thực hiện các mục tiêu cụ thể.</w:t>
+      </w:r>
+    </w:p>
+    <w:p>
+      <w:pPr>
+        <w:spacing w:line="360" w:lineRule="auto"/>
+        <w:ind w:firstLine="720"/>
+      </w:pPr>
+      <w:r>
+        <w:t>Trong phạm vi đề tài, một số use case chính của hệ thống sẽ được lựa chọn và mô tả chi tiết, tập trung vào các chức năng cốt lõi phục vụ quá trình mua sắm trực tuyến. Các use case này cũng là cơ sở để xây dựng các kịch bản kiểm thử tự động trong các phần tiếp theo.</w:t>
+      </w:r>
+    </w:p>
+    <w:p>
+      <w:pPr>
+        <w:pStyle w:val="u3"/>
+        <w:spacing w:line="360" w:lineRule="auto"/>
+      </w:pPr>
+      <w:r>
+        <w:t>2.2.1. Danh sách use case</w:t>
+      </w:r>
+    </w:p>
+    <w:p>
+      <w:pPr>
+        <w:spacing w:line="360" w:lineRule="auto"/>
+        <w:ind w:firstLine="720"/>
+      </w:pPr>
+      <w:r>
+        <w:t>Dựa trên các chức năng chính của hệ thống, các use case được xác định nhằm mô tả các tương tác cơ bản giữa người dùng và website N10-Mart. Danh sách các use case chính bao gồm:</w:t>
+      </w:r>
+    </w:p>
+    <w:p>
+      <w:pPr>
+        <w:numPr>
+          <w:ilvl w:val="0"/>
+          <w:numId w:val="18"/>
+        </w:numPr>
+        <w:spacing w:line="360" w:lineRule="auto"/>
+      </w:pPr>
+      <w:r>
+        <w:t xml:space="preserve">Đăng nhập </w:t>
+      </w:r>
+    </w:p>
+    <w:p>
+      <w:pPr>
+        <w:numPr>
+          <w:ilvl w:val="0"/>
+          <w:numId w:val="18"/>
+        </w:numPr>
+        <w:spacing w:line="360" w:lineRule="auto"/>
+      </w:pPr>
+      <w:r>
+        <w:t xml:space="preserve">Tìm kiếm sản phẩm </w:t>
+      </w:r>
+    </w:p>
+    <w:p>
+      <w:pPr>
+        <w:numPr>
+          <w:ilvl w:val="0"/>
+          <w:numId w:val="18"/>
+        </w:numPr>
+        <w:spacing w:line="360" w:lineRule="auto"/>
+      </w:pPr>
+      <w:r>
+        <w:t xml:space="preserve">Xem chi tiết sản phẩm </w:t>
+      </w:r>
+    </w:p>
+    <w:p>
+      <w:pPr>
+        <w:numPr>
+          <w:ilvl w:val="0"/>
+          <w:numId w:val="18"/>
+        </w:numPr>
+        <w:spacing w:line="360" w:lineRule="auto"/>
+      </w:pPr>
+      <w:r>
+        <w:t xml:space="preserve">Thêm sản phẩm vào giỏ hàng </w:t>
+      </w:r>
+    </w:p>
+    <w:p>
+      <w:pPr>
+        <w:numPr>
+          <w:ilvl w:val="0"/>
+          <w:numId w:val="18"/>
+        </w:numPr>
+        <w:spacing w:line="360" w:lineRule="auto"/>
+      </w:pPr>
+      <w:r>
+        <w:t xml:space="preserve">Đặt hàng </w:t>
+      </w:r>
+    </w:p>
+    <w:p>
+      <w:pPr>
+        <w:spacing w:line="360" w:lineRule="auto"/>
+        <w:ind w:firstLine="720"/>
+      </w:pPr>
+      <w:r>
+        <w:t>Các use case trên đại diện cho các chức năng cốt lõi của hệ thống, đồng thời cũng là cơ sở để xây dựng các kịch bản kiểm thử tự động trong đề tài.</w:t>
+      </w:r>
+    </w:p>
+    <w:p>
+      <w:pPr>
+        <w:pStyle w:val="u3"/>
+        <w:spacing w:line="360" w:lineRule="auto"/>
+      </w:pPr>
+      <w:r>
+        <w:t>2.2.2. Mô tả chi tiết các use case</w:t>
+      </w:r>
+    </w:p>
+    <w:p>
+      <w:pPr>
+        <w:spacing w:line="360" w:lineRule="auto"/>
+        <w:ind w:firstLine="720"/>
+      </w:pPr>
+      <w:r>
+        <w:t xml:space="preserve">Trong phần này, các use case chính của hệ thống sẽ được mô tả chi tiết nhằm làm rõ cách thức người dùng tương tác với website N10-Mart. Mỗi use </w:t>
+      </w:r>
+      <w:r>
+        <w:lastRenderedPageBreak/>
+        <w:t>case được trình bày bao gồm các thành phần như mô tả, tác nhân, điều kiện, luồng chính và các luồng rẽ nhánh, từ đó giúp làm rõ hành vi của hệ thống trong từng tình huống cụ thể.</w:t>
+      </w:r>
+    </w:p>
+    <w:p>
+      <w:pPr>
+        <w:pStyle w:val="u4"/>
+        <w:spacing w:line="360" w:lineRule="auto"/>
+      </w:pPr>
+      <w:r>
+        <w:t>2.2.2.1. Use case: Đăng nhập</w:t>
+      </w:r>
+    </w:p>
+    <w:p>
+      <w:pPr>
+        <w:pStyle w:val="oancuaDanhsach"/>
+        <w:numPr>
+          <w:ilvl w:val="0"/>
+          <w:numId w:val="20"/>
+        </w:numPr>
+        <w:spacing w:line="360" w:lineRule="auto"/>
+      </w:pPr>
+      <w:r>
+        <w:t>Tên Use Case: Đăng nhập</w:t>
+      </w:r>
+    </w:p>
+    <w:p>
+      <w:pPr>
+        <w:pStyle w:val="oancuaDanhsach"/>
+        <w:numPr>
+          <w:ilvl w:val="0"/>
+          <w:numId w:val="20"/>
+        </w:numPr>
+        <w:spacing w:line="360" w:lineRule="auto"/>
+      </w:pPr>
+      <w:r>
+        <w:t>Mô tả vắn tắt: Use case này cho phép người dùng đăng nhập vào hệ thống bằng tài khoản đã đăng ký nhằm truy cập và sử dụng các chức năng của website.</w:t>
+      </w:r>
+    </w:p>
+    <w:p>
+      <w:pPr>
+        <w:pStyle w:val="oancuaDanhsach"/>
+        <w:numPr>
+          <w:ilvl w:val="0"/>
+          <w:numId w:val="20"/>
+        </w:numPr>
+        <w:spacing w:line="360" w:lineRule="auto"/>
+      </w:pPr>
+      <w:r>
+        <w:t>Luồng các sự kiện:</w:t>
+      </w:r>
+    </w:p>
+    <w:p>
+      <w:pPr>
+        <w:pStyle w:val="oancuaDanhsach"/>
+        <w:numPr>
+          <w:ilvl w:val="1"/>
+          <w:numId w:val="20"/>
+        </w:numPr>
+        <w:spacing w:line="360" w:lineRule="auto"/>
+      </w:pPr>
+      <w:r>
+        <w:t>Luồng cơ bản:</w:t>
+      </w:r>
+    </w:p>
+    <w:p>
+      <w:pPr>
+        <w:pStyle w:val="oancuaDanhsach"/>
+        <w:spacing w:line="360" w:lineRule="auto"/>
+        <w:ind w:left="1080"/>
+      </w:pPr>
+      <w:r>
+        <w:t>3.1.</w:t>
+      </w:r>
+      <w:r>
+        <w:t xml:space="preserve">1. </w:t>
+      </w:r>
+      <w:r>
+        <w:t>Use case này bắt đầu khi người dùng truy cập vào website và kích vào nút “Đăng nhập” trên giao diện. Hệ thống hiển thị màn hình đăng nhập bao gồm các trường thông tin như tên đăng nhập và mật khẩu.</w:t>
+      </w:r>
+    </w:p>
+    <w:p>
+      <w:pPr>
+        <w:pStyle w:val="oancuaDanhsach"/>
+        <w:spacing w:line="360" w:lineRule="auto"/>
+        <w:ind w:left="1080"/>
+      </w:pPr>
+      <w:r>
+        <w:t>3.1.</w:t>
+      </w:r>
+      <w:r>
+        <w:t xml:space="preserve">2. </w:t>
+      </w:r>
+      <w:r>
+        <w:t>Người dùng nhập tên đăng nhập và mật khẩu vào các ô tương ứng, sau đó kích vào nút “Đăng nhập”.</w:t>
+      </w:r>
+    </w:p>
+    <w:p>
+      <w:pPr>
+        <w:pStyle w:val="oancuaDanhsach"/>
+        <w:spacing w:line="360" w:lineRule="auto"/>
+        <w:ind w:left="1080"/>
+      </w:pPr>
+      <w:r>
+        <w:t>3.1.</w:t>
+      </w:r>
+      <w:r>
+        <w:t>3.</w:t>
+      </w:r>
+      <w:r>
+        <w:t xml:space="preserve"> Hệ thống tiếp nhận thông tin người dùng nhập vào và tiến hành kiểm tra tính hợp lệ của dữ liệu.</w:t>
+      </w:r>
+    </w:p>
+    <w:p>
+      <w:pPr>
+        <w:pStyle w:val="oancuaDanhsach"/>
+        <w:spacing w:line="360" w:lineRule="auto"/>
+        <w:ind w:left="1080"/>
+      </w:pPr>
+      <w:r>
+        <w:t>3.1.</w:t>
+      </w:r>
+      <w:r>
+        <w:t>4.</w:t>
+      </w:r>
+      <w:r>
+        <w:t xml:space="preserve"> Nếu thông tin hợp lệ, hệ thống xác thực thành công, tạo phiên đăng nhập cho người dùng và chuyển người dùng đến trang chính của hệ thống. Use case kết thúc.</w:t>
+      </w:r>
+    </w:p>
+    <w:p>
+      <w:pPr>
+        <w:pStyle w:val="oancuaDanhsach"/>
+        <w:numPr>
+          <w:ilvl w:val="1"/>
+          <w:numId w:val="20"/>
+        </w:numPr>
+        <w:spacing w:line="360" w:lineRule="auto"/>
+      </w:pPr>
+      <w:r>
+        <w:t>Các luồng rẽ nhánh:</w:t>
+      </w:r>
+    </w:p>
+    <w:p>
+      <w:pPr>
+        <w:pStyle w:val="oancuaDanhsach"/>
+        <w:spacing w:line="360" w:lineRule="auto"/>
+        <w:ind w:left="1080"/>
+      </w:pPr>
+      <w:r>
+        <w:t>3.2.</w:t>
+      </w:r>
+      <w:r>
+        <w:t>1.</w:t>
+      </w:r>
+      <w:r>
+        <w:t xml:space="preserve"> Tại bước 3.1.2, nếu người dùng không nhập đầy đủ thông tin thì hệ thống hiển thị thông báo yêu cầu nhập đầy đủ dữ liệu. Người dùng có thể nhập lại để tiếp tục.</w:t>
+      </w:r>
+    </w:p>
+    <w:p>
+      <w:pPr>
+        <w:pStyle w:val="oancuaDanhsach"/>
+        <w:spacing w:line="360" w:lineRule="auto"/>
+        <w:ind w:left="1080"/>
+      </w:pPr>
+      <w:r>
+        <w:t>3.2.</w:t>
+      </w:r>
+      <w:r>
+        <w:t>2.</w:t>
+      </w:r>
+      <w:r>
+        <w:t xml:space="preserve"> Tại bước 3.1.3, nếu tài khoản không tồn tại trong hệ thống thì hệ thống hiển thị thông báo “Tài khoản không tồn tại” và yêu cầu người dùng nhập lại thông tin.</w:t>
+      </w:r>
+    </w:p>
+    <w:p>
+      <w:pPr>
+        <w:pStyle w:val="oancuaDanhsach"/>
+        <w:spacing w:line="360" w:lineRule="auto"/>
+        <w:ind w:left="1080"/>
+      </w:pPr>
+      <w:r>
+        <w:lastRenderedPageBreak/>
+        <w:t>3.2.</w:t>
+      </w:r>
+      <w:r>
+        <w:t>3.</w:t>
+      </w:r>
+      <w:r>
+        <w:t xml:space="preserve"> Tại bước 3.1.3, nếu mật khẩu không chính xác thì hệ thống hiển thị thông báo “Mật khẩu không đúng” và yêu cầu người dùng nhập lại thông tin.</w:t>
+      </w:r>
+    </w:p>
+    <w:p>
+      <w:pPr>
+        <w:pStyle w:val="oancuaDanhsach"/>
+        <w:spacing w:line="360" w:lineRule="auto"/>
+        <w:ind w:left="1080"/>
+      </w:pPr>
+      <w:r>
+        <w:t>3.2.</w:t>
+      </w:r>
+      <w:r>
+        <w:t>4.</w:t>
+      </w:r>
+      <w:r>
+        <w:t xml:space="preserve"> Tại bước 3.1.3, nếu tài khoản bị khóa hoặc không hợp lệ thì hệ thống hiển thị thông báo “Tài khoản đã bị khóa hoặc không hợp lệ” và use case kết thúc.</w:t>
+      </w:r>
+    </w:p>
+    <w:p>
+      <w:pPr>
+        <w:pStyle w:val="oancuaDanhsach"/>
+        <w:spacing w:line="360" w:lineRule="auto"/>
+        <w:ind w:left="1080"/>
+      </w:pPr>
+      <w:r>
+        <w:t>3.2.</w:t>
+      </w:r>
+      <w:r>
+        <w:t>5.</w:t>
+      </w:r>
+      <w:r>
+        <w:t xml:space="preserve"> Tại bước 3.1.2, nếu dữ liệu nhập vào không đúng định dạng (ví dụ: chứa ký tự không hợp lệ) thì hệ thống hiển thị thông báo yêu cầu nhập đúng định dạng. Người dùng có thể nhập lại để tiếp tục.</w:t>
+      </w:r>
+    </w:p>
+    <w:p>
+      <w:pPr>
+        <w:pStyle w:val="oancuaDanhsach"/>
+        <w:spacing w:line="360" w:lineRule="auto"/>
+        <w:ind w:left="1080"/>
+      </w:pPr>
+      <w:r>
+        <w:t>3.2.</w:t>
+      </w:r>
+      <w:r>
+        <w:t>6.</w:t>
+      </w:r>
+      <w:r>
+        <w:t xml:space="preserve"> Tại bất kỳ thời điểm nào trong quá trình thực hiện use case, nếu hệ thống không kết nối được với cơ sở dữ liệu hoặc xảy ra lỗi hệ thống thì hệ thống hiển thị thông báo lỗi và use case kết thúc.</w:t>
+      </w:r>
+    </w:p>
+    <w:p>
+      <w:pPr>
+        <w:pStyle w:val="oancuaDanhsach"/>
+        <w:numPr>
+          <w:ilvl w:val="0"/>
+          <w:numId w:val="20"/>
+        </w:numPr>
+        <w:spacing w:line="360" w:lineRule="auto"/>
+      </w:pPr>
+      <w:r>
+        <w:t>Điều kiện đặc biệt: Không có.</w:t>
+      </w:r>
+    </w:p>
+    <w:p>
+      <w:pPr>
+        <w:pStyle w:val="oancuaDanhsach"/>
+        <w:numPr>
+          <w:ilvl w:val="0"/>
+          <w:numId w:val="20"/>
+        </w:numPr>
+        <w:spacing w:line="360" w:lineRule="auto"/>
+      </w:pPr>
+      <w:r>
+        <w:t>Tiền điều kiện: Người dùng đã có tài khoản hợp lệ trong hệ thống.</w:t>
+      </w:r>
+    </w:p>
+    <w:p>
+      <w:pPr>
+        <w:pStyle w:val="oancuaDanhsach"/>
+        <w:numPr>
+          <w:ilvl w:val="0"/>
+          <w:numId w:val="20"/>
+        </w:numPr>
+        <w:spacing w:line="360" w:lineRule="auto"/>
+      </w:pPr>
+      <w:r>
+        <w:t>Hậu điều kiện: Người dùng đăng nhập thành công và truy cập vào hệ thống hoặc nhận thông báo lỗi tương ứng nếu đăng nhập thất bại.</w:t>
+      </w:r>
+    </w:p>
+    <w:p>
+      <w:pPr>
+        <w:pStyle w:val="oancuaDanhsach"/>
+        <w:numPr>
+          <w:ilvl w:val="0"/>
+          <w:numId w:val="20"/>
+        </w:numPr>
+        <w:spacing w:line="360" w:lineRule="auto"/>
+      </w:pPr>
+      <w:r>
+        <w:t>Điểm mở rộng: Không có.</w:t>
+      </w:r>
+    </w:p>
+    <w:p>
+      <w:pPr>
+        <w:pStyle w:val="u4"/>
+        <w:spacing w:line="360" w:lineRule="auto"/>
+      </w:pPr>
+      <w:r>
+        <w:t>2.2.2.2. Use case: Tìm kiếm sản phẩm</w:t>
+      </w:r>
+    </w:p>
+    <w:p>
+      <w:pPr>
+        <w:pStyle w:val="oancuaDanhsach"/>
+        <w:numPr>
+          <w:ilvl w:val="0"/>
+          <w:numId w:val="23"/>
+        </w:numPr>
+        <w:spacing w:line="360" w:lineRule="auto"/>
+      </w:pPr>
+      <w:r>
+        <w:t>Tên Use Case: Tìm kiếm sản phẩm</w:t>
+      </w:r>
+    </w:p>
+    <w:p>
+      <w:pPr>
+        <w:pStyle w:val="oancuaDanhsach"/>
+        <w:numPr>
+          <w:ilvl w:val="0"/>
+          <w:numId w:val="23"/>
+        </w:numPr>
+        <w:spacing w:line="360" w:lineRule="auto"/>
+      </w:pPr>
+      <w:r>
+        <w:t>Mô tả vắn tắt: Use case này cho phép người dùng tìm kiếm các sản phẩm trên website thông qua thanh tìm kiếm bằng cách nhập từ khóa như tên sản phẩm, danh mục. Hệ thống sẽ trả về danh sách các sản phẩm phù hợp với nội dung tìm kiếm.</w:t>
+      </w:r>
+    </w:p>
+    <w:p>
+      <w:pPr>
+        <w:pStyle w:val="oancuaDanhsach"/>
+        <w:numPr>
+          <w:ilvl w:val="0"/>
+          <w:numId w:val="23"/>
+        </w:numPr>
+        <w:spacing w:line="360" w:lineRule="auto"/>
+      </w:pPr>
+      <w:r>
+        <w:t>Luồng các sự kiện:</w:t>
+      </w:r>
+    </w:p>
+    <w:p>
+      <w:pPr>
+        <w:pStyle w:val="oancuaDanhsach"/>
+        <w:numPr>
+          <w:ilvl w:val="1"/>
+          <w:numId w:val="23"/>
+        </w:numPr>
+        <w:spacing w:line="360" w:lineRule="auto"/>
+      </w:pPr>
+      <w:r>
+        <w:t>Luồng cơ bản:</w:t>
+      </w:r>
+    </w:p>
+    <w:p>
+      <w:pPr>
+        <w:pStyle w:val="oancuaDanhsach"/>
+        <w:spacing w:line="360" w:lineRule="auto"/>
+        <w:ind w:left="1080"/>
+      </w:pPr>
+      <w:r>
+        <w:t>3.1.</w:t>
+      </w:r>
+      <w:r>
+        <w:t>1.</w:t>
+      </w:r>
+      <w:r>
+        <w:t xml:space="preserve"> Use case này bắt đầu khi người dùng truy cập vào website và kích vào thanh tìm kiếm trên giao diện trang chủ.</w:t>
+      </w:r>
+    </w:p>
+    <w:p>
+      <w:pPr>
+        <w:pStyle w:val="oancuaDanhsach"/>
+        <w:spacing w:line="360" w:lineRule="auto"/>
+        <w:ind w:left="1080"/>
+      </w:pPr>
+      <w:r>
+        <w:t>3.1.</w:t>
+      </w:r>
+      <w:r>
+        <w:t>2.</w:t>
+      </w:r>
+      <w:r>
+        <w:t xml:space="preserve"> Người dùng nhập từ khóa tìm kiếm (tên sản phẩm, danh mục) vào ô tìm kiếm và kích vào nút “Tìm kiếm”.</w:t>
+      </w:r>
+    </w:p>
+    <w:p>
+      <w:pPr>
+        <w:pStyle w:val="oancuaDanhsach"/>
+        <w:spacing w:line="360" w:lineRule="auto"/>
+        <w:ind w:left="1080"/>
+      </w:pPr>
+      <w:r>
+        <w:lastRenderedPageBreak/>
+        <w:t>3.1.</w:t>
+      </w:r>
+      <w:r>
+        <w:t>3.</w:t>
+      </w:r>
+      <w:r>
+        <w:t xml:space="preserve"> Hệ thống tiếp nhận từ khóa tìm kiếm và tiến hành truy vấn dữ liệu sản phẩm trong hệ thống.</w:t>
+      </w:r>
+    </w:p>
+    <w:p>
+      <w:pPr>
+        <w:pStyle w:val="oancuaDanhsach"/>
+        <w:spacing w:line="360" w:lineRule="auto"/>
+        <w:ind w:left="1080"/>
+      </w:pPr>
+      <w:r>
+        <w:t>3.1.</w:t>
+      </w:r>
+      <w:r>
+        <w:t>4.</w:t>
+      </w:r>
+      <w:r>
+        <w:t xml:space="preserve"> Hệ thống hiển thị danh sách các sản phẩm phù hợp với từ khóa tìm kiếm, bao gồm các thông tin như tên sản phẩm, giá, hình ảnh và mô tả ngắn.</w:t>
+      </w:r>
+    </w:p>
+    <w:p>
+      <w:pPr>
+        <w:pStyle w:val="oancuaDanhsach"/>
+        <w:spacing w:line="360" w:lineRule="auto"/>
+        <w:ind w:left="1080"/>
+      </w:pPr>
+      <w:r>
+        <w:t>3.1.</w:t>
+      </w:r>
+      <w:r>
+        <w:t>5.</w:t>
+      </w:r>
+      <w:r>
+        <w:t xml:space="preserve"> Người dùng có thể lựa chọn một sản phẩm trong danh sách để xem thông tin chi tiết. Use case kết thúc.</w:t>
+      </w:r>
+    </w:p>
+    <w:p>
+      <w:pPr>
+        <w:pStyle w:val="oancuaDanhsach"/>
+        <w:numPr>
+          <w:ilvl w:val="1"/>
+          <w:numId w:val="23"/>
+        </w:numPr>
+        <w:spacing w:line="360" w:lineRule="auto"/>
+      </w:pPr>
+      <w:r>
+        <w:t>Các luồng rẽ nhánh:</w:t>
+      </w:r>
+    </w:p>
+    <w:p>
+      <w:pPr>
+        <w:pStyle w:val="oancuaDanhsach"/>
+        <w:spacing w:line="360" w:lineRule="auto"/>
+        <w:ind w:left="1080"/>
+      </w:pPr>
+      <w:r>
+        <w:t>3.2.</w:t>
+      </w:r>
+      <w:r>
+        <w:t>1.</w:t>
+      </w:r>
+      <w:r>
+        <w:t xml:space="preserve"> Tại bước 3.1.2, nếu người dùng không nhập từ khóa tìm kiếm thì hệ thống hiển thị thông báo yêu cầu nhập từ khóa và không thực hiện tìm kiếm.</w:t>
+      </w:r>
+    </w:p>
+    <w:p>
+      <w:pPr>
+        <w:pStyle w:val="oancuaDanhsach"/>
+        <w:spacing w:line="360" w:lineRule="auto"/>
+        <w:ind w:left="1080"/>
+      </w:pPr>
+      <w:r>
+        <w:t>3.2.</w:t>
+      </w:r>
+      <w:r>
+        <w:t>2.</w:t>
+      </w:r>
+      <w:r>
+        <w:t xml:space="preserve"> Tại bước 3.1.3, nếu không có sản phẩm nào phù hợp với từ khóa tìm kiếm thì hệ thống hiển thị thông báo “</w:t>
+      </w:r>
+      <w:r>
+        <w:t>Không tìm thấy sản phẩm nào cho từ khóa</w:t>
+      </w:r>
+      <w:r>
+        <w:t>” và cho phép người dùng nhập lại từ khóa.</w:t>
+      </w:r>
+    </w:p>
+    <w:p>
+      <w:pPr>
+        <w:pStyle w:val="oancuaDanhsach"/>
+        <w:spacing w:line="360" w:lineRule="auto"/>
+        <w:ind w:left="1080"/>
+      </w:pPr>
+      <w:r>
+        <w:t>3.2.</w:t>
+      </w:r>
+      <w:r>
+        <w:t>3.</w:t>
+      </w:r>
+      <w:r>
+        <w:t xml:space="preserve"> Tại bước 3.1.2, nếu từ khóa tìm kiếm chứa ký tự không hợp lệ hoặc sai định dạng thì hệ thống hiển thị thông báo lỗi và yêu cầu người dùng nhập lại từ khóa hợp lệ.</w:t>
+      </w:r>
+    </w:p>
+    <w:p>
+      <w:pPr>
+        <w:pStyle w:val="oancuaDanhsach"/>
+        <w:spacing w:line="360" w:lineRule="auto"/>
+        <w:ind w:left="1080"/>
+      </w:pPr>
+      <w:r>
+        <w:t>3.2.</w:t>
+      </w:r>
+      <w:r>
+        <w:t>4.</w:t>
+      </w:r>
+      <w:r>
+        <w:t xml:space="preserve"> Tại bước 3.1.4, nếu số lượng sản phẩm tìm thấy quá lớn thì hệ thống thực hiện phân trang hoặc giới hạn số lượng sản phẩm hiển thị trên mỗi trang.</w:t>
+      </w:r>
+    </w:p>
+    <w:p>
+      <w:pPr>
+        <w:pStyle w:val="oancuaDanhsach"/>
+        <w:spacing w:line="360" w:lineRule="auto"/>
+        <w:ind w:left="1080"/>
+      </w:pPr>
+      <w:r>
+        <w:t>3.2.</w:t>
+      </w:r>
+      <w:r>
+        <w:t>5.</w:t>
+      </w:r>
+      <w:r>
+        <w:t xml:space="preserve"> Tại bước 3.1.3, nếu xảy ra lỗi trong quá trình truy vấn dữ liệu thì hệ thống hiển thị thông báo lỗi và yêu cầu người dùng thử lại.</w:t>
+      </w:r>
+    </w:p>
+    <w:p>
+      <w:pPr>
+        <w:pStyle w:val="oancuaDanhsach"/>
+        <w:spacing w:line="360" w:lineRule="auto"/>
+        <w:ind w:left="1080"/>
+      </w:pPr>
+      <w:r>
+        <w:t>3.2.</w:t>
+      </w:r>
+      <w:r>
+        <w:t>6.</w:t>
+      </w:r>
+      <w:r>
+        <w:t xml:space="preserve"> Tại bất kỳ thời điểm nào trong quá trình thực hiện use case, nếu hệ thống không kết nối được với cơ sở dữ liệu hoặc xảy ra lỗi hệ thống thì hệ thống hiển thị thông báo lỗi và use case kết thúc.</w:t>
+      </w:r>
+    </w:p>
+    <w:p>
+      <w:pPr>
+        <w:pStyle w:val="oancuaDanhsach"/>
+        <w:numPr>
+          <w:ilvl w:val="0"/>
+          <w:numId w:val="23"/>
+        </w:numPr>
+        <w:spacing w:line="360" w:lineRule="auto"/>
+      </w:pPr>
+      <w:r>
+        <w:t>Điều kiện đặc biệt: Không có.</w:t>
+      </w:r>
+    </w:p>
+    <w:p>
+      <w:pPr>
+        <w:pStyle w:val="oancuaDanhsach"/>
+        <w:numPr>
+          <w:ilvl w:val="0"/>
+          <w:numId w:val="23"/>
+        </w:numPr>
+        <w:spacing w:line="360" w:lineRule="auto"/>
+      </w:pPr>
+      <w:r>
+        <w:t>Tiền điều kiện: Người dùng đã truy cập vào website.</w:t>
+      </w:r>
+    </w:p>
+    <w:p>
+      <w:pPr>
+        <w:pStyle w:val="oancuaDanhsach"/>
+        <w:numPr>
+          <w:ilvl w:val="0"/>
+          <w:numId w:val="23"/>
+        </w:numPr>
+        <w:spacing w:line="360" w:lineRule="auto"/>
+      </w:pPr>
+      <w:r>
+        <w:t>Hậu điều kiện: Người dùng nhận được danh sách sản phẩm phù hợp với từ khóa tìm kiếm hoặc nhận thông báo nếu không tìm thấy sản phẩm.</w:t>
+      </w:r>
+    </w:p>
+    <w:p>
+      <w:pPr>
+        <w:pStyle w:val="oancuaDanhsach"/>
+        <w:numPr>
+          <w:ilvl w:val="0"/>
+          <w:numId w:val="23"/>
+        </w:numPr>
+        <w:spacing w:line="360" w:lineRule="auto"/>
+      </w:pPr>
+      <w:r>
+        <w:lastRenderedPageBreak/>
+        <w:t>Điểm mở rộng: Không có.</w:t>
+      </w:r>
+    </w:p>
+    <w:p>
+      <w:pPr>
+        <w:pStyle w:val="u4"/>
+        <w:spacing w:line="360" w:lineRule="auto"/>
+      </w:pPr>
+      <w:r>
+        <w:t>2.2.2.3. Use case: Xem chi tiết sản phẩm</w:t>
+      </w:r>
+    </w:p>
+    <w:p>
+      <w:pPr>
+        <w:pStyle w:val="oancuaDanhsach"/>
+        <w:numPr>
+          <w:ilvl w:val="0"/>
+          <w:numId w:val="26"/>
+        </w:numPr>
+        <w:spacing w:line="360" w:lineRule="auto"/>
+      </w:pPr>
+      <w:r>
+        <w:t>Tên Use Case: Xem chi tiết sản phẩm</w:t>
+      </w:r>
+    </w:p>
+    <w:p>
+      <w:pPr>
+        <w:pStyle w:val="oancuaDanhsach"/>
+        <w:numPr>
+          <w:ilvl w:val="0"/>
+          <w:numId w:val="26"/>
+        </w:numPr>
+        <w:spacing w:line="360" w:lineRule="auto"/>
+      </w:pPr>
+      <w:r>
+        <w:t>Mô tả vắn tắt: Use case này cho phép người dùng xem thông tin chi tiết của một sản phẩm trên website, bao gồm các thông tin như tên sản phẩm, giá, hình ảnh, mô tả và các thông tin liên quan.</w:t>
+      </w:r>
+    </w:p>
+    <w:p>
+      <w:pPr>
+        <w:pStyle w:val="oancuaDanhsach"/>
+        <w:numPr>
+          <w:ilvl w:val="0"/>
+          <w:numId w:val="26"/>
+        </w:numPr>
+        <w:spacing w:line="360" w:lineRule="auto"/>
+      </w:pPr>
+      <w:r>
+        <w:t>Luồng các sự kiện:</w:t>
+      </w:r>
+    </w:p>
+    <w:p>
+      <w:pPr>
+        <w:pStyle w:val="oancuaDanhsach"/>
+        <w:numPr>
+          <w:ilvl w:val="1"/>
+          <w:numId w:val="26"/>
+        </w:numPr>
+        <w:spacing w:line="360" w:lineRule="auto"/>
+      </w:pPr>
+      <w:r>
+        <w:t>Luồng cơ bản:</w:t>
+      </w:r>
+    </w:p>
+    <w:p>
+      <w:pPr>
+        <w:pStyle w:val="oancuaDanhsach"/>
+        <w:spacing w:line="360" w:lineRule="auto"/>
+        <w:ind w:left="1080"/>
+      </w:pPr>
+      <w:r>
+        <w:t>3.1.</w:t>
+      </w:r>
+      <w:r>
+        <w:t>1.</w:t>
+      </w:r>
+      <w:r>
+        <w:t xml:space="preserve"> Use case này bắt đầu khi người dùng truy cập vào website và thực hiện tìm kiếm sản phẩm hoặc duyệt danh sách sản phẩm trên hệ thống.</w:t>
+      </w:r>
+    </w:p>
+    <w:p>
+      <w:pPr>
+        <w:pStyle w:val="oancuaDanhsach"/>
+        <w:spacing w:line="360" w:lineRule="auto"/>
+        <w:ind w:left="1080"/>
+      </w:pPr>
+      <w:r>
+        <w:t>3.1.</w:t>
+      </w:r>
+      <w:r>
+        <w:t>2.</w:t>
+      </w:r>
+      <w:r>
+        <w:t xml:space="preserve"> Người dùng kích vào tên sản phẩm hoặc hình ảnh của một sản phẩm bất kỳ trong danh sách.</w:t>
+      </w:r>
+    </w:p>
+    <w:p>
+      <w:pPr>
+        <w:pStyle w:val="oancuaDanhsach"/>
+        <w:spacing w:line="360" w:lineRule="auto"/>
+        <w:ind w:left="1080"/>
+      </w:pPr>
+      <w:r>
+        <w:t>3.1.</w:t>
+      </w:r>
+      <w:r>
+        <w:t>3.</w:t>
+      </w:r>
+      <w:r>
+        <w:t xml:space="preserve"> Hệ thống tiếp nhận yêu cầu và tiến hành lấy thông tin chi tiết của sản phẩm từ hệ thống dữ liệu.</w:t>
+      </w:r>
+    </w:p>
+    <w:p>
+      <w:pPr>
+        <w:pStyle w:val="oancuaDanhsach"/>
+        <w:spacing w:line="360" w:lineRule="auto"/>
+        <w:ind w:left="1080"/>
+      </w:pPr>
+      <w:r>
+        <w:t>3.1.</w:t>
+      </w:r>
+      <w:r>
+        <w:t>4.</w:t>
+      </w:r>
+      <w:r>
+        <w:t xml:space="preserve"> Hệ thống hiển thị thông tin chi tiết của sản phẩm bao gồm: tên sản phẩm, giá bán, hình ảnh, mô tả, số lượng còn lại và các thông tin liên quan khác.</w:t>
+      </w:r>
+    </w:p>
+    <w:p>
+      <w:pPr>
+        <w:pStyle w:val="oancuaDanhsach"/>
+        <w:spacing w:line="360" w:lineRule="auto"/>
+        <w:ind w:left="1080"/>
+      </w:pPr>
+      <w:r>
+        <w:t>3.1.</w:t>
+      </w:r>
+      <w:r>
+        <w:t>5.</w:t>
+      </w:r>
+      <w:r>
+        <w:t xml:space="preserve"> Người dùng có thể xem thông tin chi tiết và thực hiện các thao tác tiếp theo như thêm vào giỏ hàng. Use case kết thúc.</w:t>
+      </w:r>
+    </w:p>
+    <w:p>
+      <w:pPr>
+        <w:pStyle w:val="oancuaDanhsach"/>
+        <w:numPr>
+          <w:ilvl w:val="1"/>
+          <w:numId w:val="26"/>
+        </w:numPr>
+        <w:spacing w:line="360" w:lineRule="auto"/>
+      </w:pPr>
+      <w:r>
+        <w:t>Các luồng rẽ nhánh:</w:t>
+      </w:r>
+    </w:p>
+    <w:p>
+      <w:pPr>
+        <w:pStyle w:val="oancuaDanhsach"/>
+        <w:spacing w:line="360" w:lineRule="auto"/>
+        <w:ind w:left="1080"/>
+      </w:pPr>
+      <w:r>
+        <w:t>3.2.</w:t>
+      </w:r>
+      <w:r>
+        <w:t>1.</w:t>
+      </w:r>
+      <w:r>
+        <w:t xml:space="preserve"> Tại bước 3.1.3, nếu sản phẩm không tồn tại hoặc đã bị xóa khỏi hệ thống thì hệ thống hiển thị thông báo “</w:t>
+      </w:r>
+      <w:r>
+        <w:t>Không tìm thấy sản phẩm nào</w:t>
+      </w:r>
+    </w:p>
+    <w:p>
+      <w:pPr>
+        <w:pStyle w:val="oancuaDanhsach"/>
+        <w:spacing w:line="360" w:lineRule="auto"/>
+        <w:ind w:left="1080"/>
+      </w:pPr>
+      <w:r>
+        <w:t>” và quay lại danh sách sản phẩm.</w:t>
+      </w:r>
+    </w:p>
+    <w:p>
+      <w:pPr>
+        <w:pStyle w:val="oancuaDanhsach"/>
+        <w:spacing w:line="360" w:lineRule="auto"/>
+        <w:ind w:left="1080"/>
+      </w:pPr>
+      <w:r>
+        <w:t>3.2.</w:t>
+      </w:r>
+      <w:r>
+        <w:t xml:space="preserve">2. </w:t>
+      </w:r>
+      <w:r>
+        <w:t>Tại bước 3.1.3, nếu xảy ra lỗi trong quá trình lấy dữ liệu sản phẩm thì hệ thống hiển thị thông báo lỗi và yêu cầu người dùng thử lại.</w:t>
+      </w:r>
+    </w:p>
+    <w:p>
+      <w:pPr>
+        <w:pStyle w:val="oancuaDanhsach"/>
+        <w:spacing w:line="360" w:lineRule="auto"/>
+        <w:ind w:left="1080"/>
+      </w:pPr>
+      <w:r>
+        <w:t>3.2.</w:t>
+      </w:r>
+      <w:r>
+        <w:t>3.</w:t>
+      </w:r>
+      <w:r>
+        <w:t xml:space="preserve"> Tại bước 3.1.4, nếu sản phẩm đã hết hàng thì hệ thống hiển thị trạng thái “Hết hàng” và không cho phép người dùng thực hiện thao tác mua sản phẩm.</w:t>
+      </w:r>
+    </w:p>
+    <w:p>
+      <w:pPr>
+        <w:pStyle w:val="oancuaDanhsach"/>
+        <w:spacing w:line="360" w:lineRule="auto"/>
+        <w:ind w:left="1080"/>
+      </w:pPr>
+      <w:r>
+        <w:t>3.2.</w:t>
+      </w:r>
+      <w:r>
+        <w:t>4.</w:t>
+      </w:r>
+      <w:r>
+        <w:t xml:space="preserve"> Tại bất kỳ thời điểm nào trong quá trình thực hiện use case, nếu hệ thống không kết nối được với cơ sở dữ liệu hoặc xảy ra lỗi hệ thống thì hệ thống hiển thị thông báo lỗi và use case kết thúc.</w:t>
+      </w:r>
+    </w:p>
+    <w:p>
+      <w:pPr>
+        <w:pStyle w:val="oancuaDanhsach"/>
+        <w:numPr>
+          <w:ilvl w:val="0"/>
+          <w:numId w:val="26"/>
+        </w:numPr>
+        <w:spacing w:line="360" w:lineRule="auto"/>
+      </w:pPr>
+      <w:r>
+        <w:t>Điều kiện đặc biệt: Không có.</w:t>
+      </w:r>
+    </w:p>
+    <w:p>
+      <w:pPr>
+        <w:pStyle w:val="oancuaDanhsach"/>
+        <w:numPr>
+          <w:ilvl w:val="0"/>
+          <w:numId w:val="26"/>
+        </w:numPr>
+        <w:spacing w:line="360" w:lineRule="auto"/>
+      </w:pPr>
+      <w:r>
+        <w:t>Tiền điều kiện: Người dùng đã truy cập vào website và có thể truy cập danh sách sản phẩm.</w:t>
+      </w:r>
+    </w:p>
+    <w:p>
+      <w:pPr>
+        <w:pStyle w:val="oancuaDanhsach"/>
+        <w:numPr>
+          <w:ilvl w:val="0"/>
+          <w:numId w:val="26"/>
+        </w:numPr>
+        <w:spacing w:line="360" w:lineRule="auto"/>
+      </w:pPr>
+      <w:r>
+        <w:t>Hậu điều kiện: Người dùng xem được thông tin chi tiết của sản phẩm hoặc nhận thông báo lỗi nếu không thể hiển thị thông tin.</w:t>
+      </w:r>
+    </w:p>
+    <w:p>
+      <w:pPr>
+        <w:pStyle w:val="oancuaDanhsach"/>
+        <w:numPr>
+          <w:ilvl w:val="0"/>
+          <w:numId w:val="26"/>
+        </w:numPr>
+        <w:spacing w:line="360" w:lineRule="auto"/>
+      </w:pPr>
+      <w:r>
+        <w:t>Điểm mở rộng: Không có.</w:t>
+      </w:r>
+    </w:p>
+    <w:p>
+      <w:pPr>
+        <w:pStyle w:val="u4"/>
+        <w:spacing w:line="360" w:lineRule="auto"/>
+      </w:pPr>
+      <w:r>
+        <w:t>2.2.2.4. Use case: Thêm vào giỏ hàng</w:t>
+      </w:r>
+    </w:p>
+    <w:p>
+      <w:pPr>
+        <w:pStyle w:val="oancuaDanhsach"/>
+        <w:numPr>
+          <w:ilvl w:val="0"/>
+          <w:numId w:val="29"/>
+        </w:numPr>
+        <w:spacing w:line="360" w:lineRule="auto"/>
+      </w:pPr>
+      <w:r>
+        <w:t>Tên Use Case: Thêm vào giỏ hàng</w:t>
+      </w:r>
+    </w:p>
+    <w:p>
+      <w:pPr>
+        <w:pStyle w:val="oancuaDanhsach"/>
+        <w:numPr>
+          <w:ilvl w:val="0"/>
+          <w:numId w:val="29"/>
+        </w:numPr>
+        <w:spacing w:line="360" w:lineRule="auto"/>
+      </w:pPr>
+      <w:r>
+        <w:t>Mô tả vắn tắt: Use case này cho phép người dùng thêm sản phẩm vào giỏ hàng để lưu lại các sản phẩm mong muốn và chuẩn bị cho quá trình đặt hàng.</w:t>
+      </w:r>
+    </w:p>
+    <w:p>
+      <w:pPr>
+        <w:pStyle w:val="oancuaDanhsach"/>
+        <w:numPr>
+          <w:ilvl w:val="0"/>
+          <w:numId w:val="29"/>
+        </w:numPr>
+        <w:spacing w:line="360" w:lineRule="auto"/>
+      </w:pPr>
+      <w:r>
+        <w:t>Luồng các sự kiện:</w:t>
+      </w:r>
+    </w:p>
+    <w:p>
+      <w:pPr>
+        <w:pStyle w:val="oancuaDanhsach"/>
+        <w:numPr>
+          <w:ilvl w:val="1"/>
+          <w:numId w:val="29"/>
+        </w:numPr>
+        <w:spacing w:line="360" w:lineRule="auto"/>
+      </w:pPr>
+      <w:r>
+        <w:t>Luồng cơ bản:</w:t>
+      </w:r>
+    </w:p>
+    <w:p>
+      <w:pPr>
+        <w:pStyle w:val="oancuaDanhsach"/>
+        <w:spacing w:line="360" w:lineRule="auto"/>
+        <w:ind w:left="1080"/>
+      </w:pPr>
+      <w:r>
+        <w:t>3.1.</w:t>
+      </w:r>
+      <w:r>
+        <w:t>1.</w:t>
+      </w:r>
+      <w:r>
+        <w:t xml:space="preserve"> Use case này bắt đầu khi người dùng đang ở trang chi tiết sản phẩm.</w:t>
+      </w:r>
+    </w:p>
+    <w:p>
+      <w:pPr>
+        <w:pStyle w:val="oancuaDanhsach"/>
+        <w:spacing w:line="360" w:lineRule="auto"/>
+        <w:ind w:left="1080"/>
+      </w:pPr>
+      <w:r>
+        <w:t>3.1.</w:t>
+      </w:r>
+      <w:r>
+        <w:t>2.</w:t>
+      </w:r>
+      <w:r>
+        <w:t xml:space="preserve"> Người dùng lựa chọn số lượng sản phẩm cần mua và kích vào nút “Thêm vào giỏ hàng”.</w:t>
+      </w:r>
+    </w:p>
+    <w:p>
+      <w:pPr>
+        <w:pStyle w:val="oancuaDanhsach"/>
+        <w:spacing w:line="360" w:lineRule="auto"/>
+        <w:ind w:left="1080"/>
+      </w:pPr>
+      <w:r>
+        <w:t>3.1.</w:t>
+      </w:r>
+      <w:r>
+        <w:t>3.</w:t>
+      </w:r>
+      <w:r>
+        <w:t xml:space="preserve"> Hệ thống tiếp nhận yêu cầu thêm sản phẩm vào giỏ hàng và kiểm tra trạng thái đăng nhập của người dùng.</w:t>
+      </w:r>
+    </w:p>
+    <w:p>
+      <w:pPr>
+        <w:pStyle w:val="oancuaDanhsach"/>
+        <w:spacing w:line="360" w:lineRule="auto"/>
+        <w:ind w:left="1080"/>
+      </w:pPr>
+      <w:r>
+        <w:t>3.1.</w:t>
+      </w:r>
+      <w:r>
+        <w:t>4.</w:t>
+      </w:r>
+      <w:r>
+        <w:t xml:space="preserve"> Nếu người dùng đã đăng nhập, hệ thống tiến hành thêm sản phẩm vào giỏ hàng của người dùng.</w:t>
+      </w:r>
+    </w:p>
+    <w:p>
+      <w:pPr>
+        <w:pStyle w:val="oancuaDanhsach"/>
+        <w:spacing w:line="360" w:lineRule="auto"/>
+        <w:ind w:left="1080"/>
+      </w:pPr>
+      <w:r>
+        <w:t>3.1.</w:t>
+      </w:r>
+      <w:r>
+        <w:t>5.</w:t>
+      </w:r>
+      <w:r>
+        <w:t xml:space="preserve"> Hệ thống cập nhật lại thông tin giỏ hàng và hiển thị thông báo “Thêm vào giỏ hàng thành công”.</w:t>
+      </w:r>
+    </w:p>
+    <w:p>
+      <w:pPr>
+        <w:pStyle w:val="oancuaDanhsach"/>
+        <w:spacing w:line="360" w:lineRule="auto"/>
+        <w:ind w:left="1080"/>
+      </w:pPr>
+      <w:r>
+        <w:t>3.1.</w:t>
+      </w:r>
+      <w:r>
+        <w:t>6.</w:t>
+      </w:r>
+      <w:r>
+        <w:t xml:space="preserve"> Người dùng có thể tiếp tục mua sắm hoặc chuyển đến trang giỏ hàng để xem danh sách sản phẩm đã chọn. Use case kết thúc.</w:t>
+      </w:r>
+    </w:p>
+    <w:p>
+      <w:pPr>
+        <w:pStyle w:val="oancuaDanhsach"/>
+        <w:numPr>
+          <w:ilvl w:val="1"/>
+          <w:numId w:val="29"/>
+        </w:numPr>
+        <w:spacing w:line="360" w:lineRule="auto"/>
+      </w:pPr>
+      <w:r>
+        <w:t>Các luồng rẽ nhánh:</w:t>
+      </w:r>
+    </w:p>
+    <w:p>
+      <w:pPr>
+        <w:pStyle w:val="oancuaDanhsach"/>
+        <w:spacing w:line="360" w:lineRule="auto"/>
+        <w:ind w:left="1080"/>
+      </w:pPr>
+      <w:r>
+        <w:t>3.2.</w:t>
+      </w:r>
+      <w:r>
+        <w:t>1.</w:t>
+      </w:r>
+      <w:r>
+        <w:t xml:space="preserve"> Tại bước 3.1.3, nếu người dùng chưa đăng nhập thì hệ thống yêu cầu người dùng đăng nhập trước khi thêm sản phẩm vào giỏ hàng. Sau khi đăng nhập thành công, hệ thống quay lại bước thêm sản phẩm vào giỏ hàng.</w:t>
+      </w:r>
+    </w:p>
+    <w:p>
+      <w:pPr>
+        <w:pStyle w:val="oancuaDanhsach"/>
+        <w:spacing w:line="360" w:lineRule="auto"/>
+        <w:ind w:left="1080"/>
+      </w:pPr>
+      <w:r>
+        <w:t>3.2.</w:t>
+      </w:r>
+      <w:r>
+        <w:t>2.</w:t>
+      </w:r>
+      <w:r>
+        <w:t xml:space="preserve"> Tại bước 3.1.2, nếu người dùng không chọn số lượng hoặc nhập số lượng không hợp lệ (≤ 0) thì hệ thống hiển thị thông báo yêu cầu nhập số lượng hợp lệ.</w:t>
+      </w:r>
+    </w:p>
+    <w:p>
+      <w:pPr>
+        <w:pStyle w:val="oancuaDanhsach"/>
+        <w:spacing w:line="360" w:lineRule="auto"/>
+        <w:ind w:left="1080"/>
+      </w:pPr>
+      <w:r>
+        <w:t>3.2.</w:t>
+      </w:r>
+      <w:r>
+        <w:t>3.</w:t>
+      </w:r>
+      <w:r>
+        <w:t xml:space="preserve"> Tại bước 3.1.2, nếu số lượng sản phẩm người dùng chọn vượt quá số lượng tồn kho thì hệ thống hiển thị thông báo “Số lượng sản phẩm không đủ” và yêu cầu người dùng điều chỉnh lại số lượng.</w:t>
+      </w:r>
+    </w:p>
+    <w:p>
+      <w:pPr>
+        <w:pStyle w:val="oancuaDanhsach"/>
+        <w:spacing w:line="360" w:lineRule="auto"/>
+        <w:ind w:left="1080"/>
+      </w:pPr>
+      <w:r>
+        <w:t>3.2.</w:t>
+      </w:r>
+      <w:r>
+        <w:t>4.</w:t>
+      </w:r>
+      <w:r>
+        <w:t xml:space="preserve"> Tại bước 3.1.4, nếu sản phẩm đã tồn tại trong giỏ hàng thì hệ thống sẽ cập nhật số lượng sản phẩm tương ứng thay vì thêm mới.</w:t>
+      </w:r>
+    </w:p>
+    <w:p>
+      <w:pPr>
+        <w:pStyle w:val="oancuaDanhsach"/>
+        <w:spacing w:line="360" w:lineRule="auto"/>
+        <w:ind w:left="1080"/>
+      </w:pPr>
+      <w:r>
+        <w:t>3.2.</w:t>
+      </w:r>
+      <w:r>
+        <w:t>5.</w:t>
+      </w:r>
+      <w:r>
+        <w:t xml:space="preserve"> Tại bước 3.1.4, nếu sản phẩm đã hết hàng thì hệ thống hiển thị thông báo “Sản phẩm đã hết hàng” và không thực hiện thêm vào giỏ hàng.</w:t>
+      </w:r>
+    </w:p>
+    <w:p>
+      <w:pPr>
+        <w:pStyle w:val="oancuaDanhsach"/>
+        <w:spacing w:line="360" w:lineRule="auto"/>
+        <w:ind w:left="1080"/>
+      </w:pPr>
+      <w:r>
+        <w:t>3.2.</w:t>
+      </w:r>
+      <w:r>
+        <w:t>6.</w:t>
+      </w:r>
+      <w:r>
+        <w:t xml:space="preserve"> Tại bất kỳ thời điểm nào trong quá trình thực hiện use case, nếu hệ thống không kết nối được với cơ sở dữ liệu hoặc xảy ra lỗi hệ thống thì hệ thống hiển thị thông báo lỗi và use case kết thúc.</w:t>
+      </w:r>
+    </w:p>
+    <w:p>
+      <w:pPr>
+        <w:pStyle w:val="oancuaDanhsach"/>
+        <w:numPr>
+          <w:ilvl w:val="0"/>
+          <w:numId w:val="29"/>
+        </w:numPr>
+        <w:spacing w:line="360" w:lineRule="auto"/>
+      </w:pPr>
+      <w:r>
+        <w:t>Điều kiện đặc biệt: Không có.</w:t>
+      </w:r>
+    </w:p>
+    <w:p>
+      <w:pPr>
+        <w:pStyle w:val="oancuaDanhsach"/>
+        <w:numPr>
+          <w:ilvl w:val="0"/>
+          <w:numId w:val="29"/>
+        </w:numPr>
+        <w:spacing w:line="360" w:lineRule="auto"/>
+      </w:pPr>
+      <w:r>
+        <w:t>Tiền điều kiện: Người dùng đang xem chi tiết sản phẩm.</w:t>
+      </w:r>
+    </w:p>
+    <w:p>
+      <w:pPr>
+        <w:pStyle w:val="oancuaDanhsach"/>
+        <w:numPr>
+          <w:ilvl w:val="0"/>
+          <w:numId w:val="29"/>
+        </w:numPr>
+        <w:spacing w:line="360" w:lineRule="auto"/>
+      </w:pPr>
+      <w:r>
+        <w:t>Hậu điều kiện: Sản phẩm được thêm vào giỏ hàng của người dùng hoặc hệ thống hiển thị thông báo lỗi nếu không thể thực hiện thao tác.</w:t>
+      </w:r>
+    </w:p>
+    <w:p>
+      <w:pPr>
+        <w:pStyle w:val="oancuaDanhsach"/>
+        <w:numPr>
+          <w:ilvl w:val="0"/>
+          <w:numId w:val="29"/>
+        </w:numPr>
+        <w:spacing w:line="360" w:lineRule="auto"/>
+      </w:pPr>
+      <w:r>
+        <w:t>Điểm mở rộng: Không có.</w:t>
+      </w:r>
+    </w:p>
+    <w:p>
+      <w:pPr>
+        <w:pStyle w:val="u4"/>
+        <w:spacing w:line="360" w:lineRule="auto"/>
+      </w:pPr>
+      <w:r>
+        <w:t>2.2.2.5. Use case: Đặt hàng</w:t>
+      </w:r>
+    </w:p>
+    <w:p>
+      <w:pPr>
+        <w:pStyle w:val="oancuaDanhsach"/>
+        <w:numPr>
+          <w:ilvl w:val="0"/>
+          <w:numId w:val="32"/>
+        </w:numPr>
+        <w:spacing w:line="360" w:lineRule="auto"/>
+      </w:pPr>
+      <w:r>
+        <w:t xml:space="preserve">Tên Use Case: Đặt hàng </w:t>
+      </w:r>
+    </w:p>
+    <w:p>
+      <w:pPr>
+        <w:pStyle w:val="oancuaDanhsach"/>
+        <w:numPr>
+          <w:ilvl w:val="0"/>
+          <w:numId w:val="32"/>
+        </w:numPr>
+        <w:spacing w:line="360" w:lineRule="auto"/>
+      </w:pPr>
+      <w:r>
+        <w:t>Mô tả vắn tắt: Use case này cho phép người dùng thực hiện đặt hàng và thanh toán các sản phẩm đã chọn trong giỏ hàng, bao gồm việc nhập thông tin giao hàng, lựa chọn phương thức thanh toán và xác nhận đơn hàng.</w:t>
+      </w:r>
+    </w:p>
+    <w:p>
+      <w:pPr>
+        <w:pStyle w:val="oancuaDanhsach"/>
+        <w:numPr>
+          <w:ilvl w:val="0"/>
+          <w:numId w:val="32"/>
+        </w:numPr>
+        <w:spacing w:line="360" w:lineRule="auto"/>
+      </w:pPr>
+      <w:r>
+        <w:t>Luồng các sự kiện:</w:t>
+      </w:r>
+    </w:p>
+    <w:p>
+      <w:pPr>
+        <w:pStyle w:val="oancuaDanhsach"/>
+        <w:numPr>
+          <w:ilvl w:val="1"/>
+          <w:numId w:val="32"/>
+        </w:numPr>
+        <w:spacing w:line="360" w:lineRule="auto"/>
+      </w:pPr>
+      <w:r>
+        <w:t>Luồng cơ bản:</w:t>
+      </w:r>
+    </w:p>
+    <w:p>
+      <w:pPr>
+        <w:pStyle w:val="oancuaDanhsach"/>
+        <w:spacing w:line="360" w:lineRule="auto"/>
+        <w:ind w:left="1080"/>
+      </w:pPr>
+      <w:r>
+        <w:t>3.1.</w:t>
+      </w:r>
+      <w:r>
+        <w:t>1.</w:t>
+      </w:r>
+      <w:r>
+        <w:t xml:space="preserve"> Use </w:t>
+      </w:r>
+      <w:r>
+        <w:t>cà</w:t>
+      </w:r>
+      <w:r>
+        <w:t>se này bắt đầu khi người dùng truy cập vào giỏ hàng và kích vào nút “Thanh toán”.</w:t>
+      </w:r>
+    </w:p>
+    <w:p>
+      <w:pPr>
+        <w:pStyle w:val="oancuaDanhsach"/>
+        <w:spacing w:line="360" w:lineRule="auto"/>
+        <w:ind w:left="1080"/>
+      </w:pPr>
+      <w:r>
+        <w:t>3.1.</w:t>
+      </w:r>
+      <w:r>
+        <w:t>2.</w:t>
+      </w:r>
+      <w:r>
+        <w:t xml:space="preserve"> Hệ thống kiểm tra trạng thái đăng nhập của người dùng. Nếu người dùng đã đăng nhập, hệ thống hiển thị trang thanh toán bao gồm các thông tin: danh sách sản phẩm trong giỏ hàng, tổng tiền, thông tin giao hàng và phương thức thanh toán.</w:t>
+      </w:r>
+    </w:p>
+    <w:p>
+      <w:pPr>
+        <w:pStyle w:val="oancuaDanhsach"/>
+        <w:spacing w:line="360" w:lineRule="auto"/>
+        <w:ind w:left="1080"/>
+      </w:pPr>
+      <w:r>
+        <w:t>3.1.</w:t>
+      </w:r>
+      <w:r>
+        <w:t>3.</w:t>
+      </w:r>
+      <w:r>
+        <w:t xml:space="preserve"> Người dùng kiểm tra lại danh sách sản phẩm và tổng tiền đơn hàng.</w:t>
+      </w:r>
+    </w:p>
+    <w:p>
+      <w:pPr>
+        <w:pStyle w:val="oancuaDanhsach"/>
+        <w:spacing w:line="360" w:lineRule="auto"/>
+        <w:ind w:left="1080"/>
+      </w:pPr>
+      <w:r>
+        <w:t>3.1.</w:t>
+      </w:r>
+      <w:r>
+        <w:t>4.</w:t>
+      </w:r>
+      <w:r>
+        <w:t xml:space="preserve"> Người dùng nhập hoặc lựa chọn thông tin giao hàng (tên người nhận, số điện thoại, địa chỉ giao hàng).</w:t>
+      </w:r>
+    </w:p>
+    <w:p>
+      <w:pPr>
+        <w:pStyle w:val="oancuaDanhsach"/>
+        <w:spacing w:line="360" w:lineRule="auto"/>
+        <w:ind w:left="1080"/>
+      </w:pPr>
+      <w:r>
+        <w:t>3.1.</w:t>
+      </w:r>
+      <w:r>
+        <w:t>5.</w:t>
+      </w:r>
+      <w:r>
+        <w:t xml:space="preserve"> Người dùng lựa chọn phương thức thanh toán phù hợp.</w:t>
+      </w:r>
+    </w:p>
+    <w:p>
+      <w:pPr>
+        <w:pStyle w:val="oancuaDanhsach"/>
+        <w:spacing w:line="360" w:lineRule="auto"/>
+        <w:ind w:left="1080"/>
+      </w:pPr>
+      <w:r>
+        <w:t>3.1.</w:t>
+      </w:r>
+      <w:r>
+        <w:t>6.</w:t>
+      </w:r>
+      <w:r>
+        <w:t xml:space="preserve"> Người dùng kích vào nút “Đặt hàng” hoặc “Thanh toán” để xác nhận đơn hàng.</w:t>
+      </w:r>
+    </w:p>
+    <w:p>
+      <w:pPr>
+        <w:pStyle w:val="oancuaDanhsach"/>
+        <w:spacing w:line="360" w:lineRule="auto"/>
+        <w:ind w:left="1080"/>
+      </w:pPr>
+      <w:r>
+        <w:t>3.1.</w:t>
+      </w:r>
+      <w:r>
+        <w:t>7.</w:t>
+      </w:r>
+      <w:r>
+        <w:t xml:space="preserve"> Hệ thống tiếp nhận thông tin đơn hàng, tiến hành kiểm tra dữ liệu và xử lý đơn hàng.</w:t>
+      </w:r>
+    </w:p>
+    <w:p>
+      <w:pPr>
+        <w:pStyle w:val="oancuaDanhsach"/>
+        <w:spacing w:line="360" w:lineRule="auto"/>
+        <w:ind w:left="1080"/>
+      </w:pPr>
+      <w:r>
+        <w:t>3.1.</w:t>
+      </w:r>
+      <w:r>
+        <w:t>8.</w:t>
+      </w:r>
+      <w:r>
+        <w:t xml:space="preserve"> Hệ thống lưu thông tin đơn hàng vào hệ thống, cập nhật lại số lượng tồn kho của sản phẩm.</w:t>
+      </w:r>
+    </w:p>
+    <w:p>
+      <w:pPr>
+        <w:pStyle w:val="oancuaDanhsach"/>
+        <w:spacing w:line="360" w:lineRule="auto"/>
+        <w:ind w:left="1080"/>
+      </w:pPr>
+      <w:r>
+        <w:lastRenderedPageBreak/>
+        <w:t>3.1.</w:t>
+      </w:r>
+      <w:r>
+        <w:t>9.</w:t>
+      </w:r>
+      <w:r>
+        <w:t xml:space="preserve"> Hệ thống hiển thị thông báo “Đặt hàng thành công” và cung cấp thông tin đơn hàng cho người dùng. Use case kết thúc.</w:t>
+      </w:r>
+    </w:p>
+    <w:p>
+      <w:pPr>
+        <w:pStyle w:val="oancuaDanhsach"/>
+        <w:numPr>
+          <w:ilvl w:val="1"/>
+          <w:numId w:val="32"/>
+        </w:numPr>
+        <w:spacing w:line="360" w:lineRule="auto"/>
+      </w:pPr>
+      <w:r>
+        <w:t>Các luồng rẽ nhánh:</w:t>
+      </w:r>
+    </w:p>
+    <w:p>
+      <w:pPr>
+        <w:pStyle w:val="oancuaDanhsach"/>
+        <w:spacing w:line="360" w:lineRule="auto"/>
+        <w:ind w:left="1080"/>
+      </w:pPr>
+      <w:r>
+        <w:t>3.2.</w:t>
+      </w:r>
+      <w:r>
+        <w:t>1.</w:t>
+      </w:r>
+      <w:r>
+        <w:t xml:space="preserve"> Tại bước 3.1.2, nếu người dùng chưa đăng nhập thì hệ thống yêu cầu người dùng đăng nhập trước khi thực hiện thanh toán. Sau khi đăng nhập thành công, hệ thống quay lại bước thanh toán.</w:t>
+      </w:r>
+    </w:p>
+    <w:p>
+      <w:pPr>
+        <w:pStyle w:val="oancuaDanhsach"/>
+        <w:spacing w:line="360" w:lineRule="auto"/>
+        <w:ind w:left="1080"/>
+      </w:pPr>
+      <w:r>
+        <w:t>3.2.</w:t>
+      </w:r>
+      <w:r>
+        <w:t>2.</w:t>
+      </w:r>
+      <w:r>
+        <w:t xml:space="preserve"> Tại bước 3.1.3, nếu giỏ hàng không có sản phẩm thì hệ thống hiển thị thông báo “Giỏ hàng trống” và không cho phép tiếp tục thanh toán.</w:t>
+      </w:r>
+    </w:p>
+    <w:p>
+      <w:pPr>
+        <w:pStyle w:val="oancuaDanhsach"/>
+        <w:spacing w:line="360" w:lineRule="auto"/>
+        <w:ind w:left="1080"/>
+      </w:pPr>
+      <w:r>
+        <w:t>3.2.</w:t>
+      </w:r>
+      <w:r>
+        <w:t>3.</w:t>
+      </w:r>
+      <w:r>
+        <w:t xml:space="preserve"> Tại bước 3.1.4, nếu người dùng không nhập đầy đủ thông tin giao hàng thì hệ thống hiển thị thông báo yêu cầu nhập đầy đủ thông tin.</w:t>
+      </w:r>
+    </w:p>
+    <w:p>
+      <w:pPr>
+        <w:pStyle w:val="oancuaDanhsach"/>
+        <w:spacing w:line="360" w:lineRule="auto"/>
+        <w:ind w:left="1080"/>
+      </w:pPr>
+      <w:r>
+        <w:t>3.2.</w:t>
+      </w:r>
+      <w:r>
+        <w:t>4.</w:t>
+      </w:r>
+      <w:r>
+        <w:t xml:space="preserve"> Tại bước 3.1.4, nếu thông tin giao hàng không hợp lệ (ví dụ: số điện thoại sai định dạng) thì hệ thống hiển thị thông báo lỗi và yêu cầu nhập lại.</w:t>
+      </w:r>
+    </w:p>
+    <w:p>
+      <w:pPr>
+        <w:pStyle w:val="oancuaDanhsach"/>
+        <w:spacing w:line="360" w:lineRule="auto"/>
+        <w:ind w:left="1080"/>
+      </w:pPr>
+      <w:r>
+        <w:t>3.2.</w:t>
+      </w:r>
+      <w:r>
+        <w:t>5.</w:t>
+      </w:r>
+      <w:r>
+        <w:t xml:space="preserve"> Tại bước 3.1.5, nếu người dùng không chọn phương thức thanh toán thì hệ thống yêu cầu lựa chọn phương thức thanh toán trước khi tiếp tục.</w:t>
+      </w:r>
+    </w:p>
+    <w:p>
+      <w:pPr>
+        <w:pStyle w:val="oancuaDanhsach"/>
+        <w:spacing w:line="360" w:lineRule="auto"/>
+        <w:ind w:left="1080"/>
+      </w:pPr>
+      <w:r>
+        <w:t>3.2.</w:t>
+      </w:r>
+      <w:r>
+        <w:t>6.</w:t>
+      </w:r>
+      <w:r>
+        <w:t xml:space="preserve"> Tại bước 3.1.7, nếu số lượng sản phẩm trong kho không đủ để đáp ứng đơn hàng thì hệ thống hiển thị thông báo “Sản phẩm không đủ số lượng” và yêu cầu người dùng điều chỉnh lại đơn hàng.</w:t>
+      </w:r>
+    </w:p>
+    <w:p>
+      <w:pPr>
+        <w:pStyle w:val="oancuaDanhsach"/>
+        <w:spacing w:line="360" w:lineRule="auto"/>
+        <w:ind w:left="1080"/>
+      </w:pPr>
+      <w:r>
+        <w:t>3.2.</w:t>
+      </w:r>
+      <w:r>
+        <w:t>7.</w:t>
+      </w:r>
+      <w:r>
+        <w:t xml:space="preserve"> Tại bước 3.1.7, nếu xảy ra lỗi trong quá trình xử lý đơn hàng thì hệ thống hiển thị thông báo lỗi và yêu cầu người dùng thử lại.</w:t>
+      </w:r>
+    </w:p>
+    <w:p>
+      <w:pPr>
+        <w:pStyle w:val="oancuaDanhsach"/>
+        <w:spacing w:line="360" w:lineRule="auto"/>
+        <w:ind w:left="1080"/>
+      </w:pPr>
+      <w:r>
+        <w:t>3.2.</w:t>
+      </w:r>
+      <w:r>
+        <w:t>8.</w:t>
+      </w:r>
+      <w:r>
+        <w:t xml:space="preserve"> Tại bước 3.1.6, nếu người dùng hủy thao tác đặt hàng thì hệ thống quay lại trang giỏ hàng và không lưu đơn hàng.</w:t>
+      </w:r>
+    </w:p>
+    <w:p>
+      <w:pPr>
+        <w:pStyle w:val="oancuaDanhsach"/>
+        <w:spacing w:line="360" w:lineRule="auto"/>
+        <w:ind w:left="1080"/>
+      </w:pPr>
+      <w:r>
+        <w:t>3.2.</w:t>
+      </w:r>
+      <w:r>
+        <w:t>9.</w:t>
+      </w:r>
+      <w:r>
+        <w:t xml:space="preserve"> Tại bất kỳ thời điểm nào trong quá trình thực hiện use case, nếu hệ thống không kết nối được với cơ sở dữ liệu hoặc xảy ra lỗi hệ thống thì hệ thống hiển thị thông báo lỗi và use case kết thúc.</w:t>
+      </w:r>
+    </w:p>
+    <w:p>
+      <w:pPr>
+        <w:pStyle w:val="oancuaDanhsach"/>
+        <w:numPr>
+          <w:ilvl w:val="0"/>
+          <w:numId w:val="32"/>
+        </w:numPr>
+        <w:spacing w:line="360" w:lineRule="auto"/>
+      </w:pPr>
+      <w:r>
+        <w:t>Điều kiện đặc biệt: Không có.</w:t>
+      </w:r>
+    </w:p>
+    <w:p>
+      <w:pPr>
+        <w:pStyle w:val="oancuaDanhsach"/>
+        <w:numPr>
+          <w:ilvl w:val="0"/>
+          <w:numId w:val="32"/>
+        </w:numPr>
+        <w:spacing w:line="360" w:lineRule="auto"/>
+      </w:pPr>
+      <w:r>
+        <w:lastRenderedPageBreak/>
+        <w:t>Tiền điều kiện: Người dùng đã có sản phẩm trong giỏ hàng.</w:t>
+      </w:r>
+    </w:p>
+    <w:p>
+      <w:pPr>
+        <w:pStyle w:val="oancuaDanhsach"/>
+        <w:numPr>
+          <w:ilvl w:val="0"/>
+          <w:numId w:val="32"/>
+        </w:numPr>
+        <w:spacing w:line="360" w:lineRule="auto"/>
+      </w:pPr>
+      <w:r>
+        <w:t>Hậu điều kiện: Đơn hàng được tạo thành công và lưu trong hệ thống hoặc hệ thống hiển thị thông báo lỗi nếu không thể thực hiện đặt hàng.</w:t>
+      </w:r>
+    </w:p>
+    <w:p>
+      <w:pPr>
+        <w:pStyle w:val="oancuaDanhsach"/>
+        <w:numPr>
+          <w:ilvl w:val="0"/>
+          <w:numId w:val="32"/>
+        </w:numPr>
+        <w:spacing w:line="360" w:lineRule="auto"/>
+      </w:pPr>
+      <w:r>
+        <w:t>Điểm mở rộng: Không có.</w:t>
+      </w:r>
+    </w:p>
+    <w:p>
+      <w:pPr>
+        <w:spacing w:line="360" w:lineRule="auto"/>
+      </w:pPr>
+    </w:p>
+    <w:p>
+      <w:pPr>
+        <w:spacing w:line="360" w:lineRule="auto"/>
+      </w:pPr>
+    </w:p>
+    <w:p>
+      <w:pPr>
+        <w:spacing w:line="360" w:lineRule="auto"/>
+      </w:pPr>
+    </w:p>
+    <w:p>
+      <w:pPr>
+        <w:spacing w:line="360" w:lineRule="auto"/>
+      </w:pPr>
+    </w:p>
+    <w:p>
+      <w:pPr>
+        <w:spacing w:line="360" w:lineRule="auto"/>
+      </w:pPr>
+    </w:p>
+    <w:p>
+      <w:pPr>
+        <w:spacing w:line="360" w:lineRule="auto"/>
+      </w:pPr>
+    </w:p>
+    <w:p>
+      <w:pPr>
+        <w:spacing w:line="360" w:lineRule="auto"/>
+      </w:pPr>
+    </w:p>
+    <w:p>
+      <w:pPr>
+        <w:spacing w:line="360" w:lineRule="auto"/>
       </w:pPr>
     </w:p>
     <w:sectPr>
@@ -4581,6 +6638,447 @@
     </w:lvl>
   </w:abstractNum>
   <w:abstractNum w:abstractNumId="2" w15:restartNumberingAfterBreak="0">
+    <w:nsid w:val="0C537A4D"/>
+    <w:multiLevelType w:val="multilevel"/>
+    <w:tmpl w:val="6D5610F4"/>
+    <w:lvl w:ilvl="0">
+      <w:start w:val="1"/>
+      <w:numFmt w:val="decimal"/>
+      <w:lvlText w:val="%1."/>
+      <w:lvlJc w:val="left"/>
+      <w:pPr>
+        <w:tabs>
+          <w:tab w:val="num" w:pos="720"/>
+        </w:tabs>
+        <w:ind w:left="720" w:hanging="360"/>
+      </w:pPr>
+    </w:lvl>
+    <w:lvl w:ilvl="1" w:tentative="1">
+      <w:start w:val="1"/>
+      <w:numFmt w:val="decimal"/>
+      <w:lvlText w:val="%2."/>
+      <w:lvlJc w:val="left"/>
+      <w:pPr>
+        <w:tabs>
+          <w:tab w:val="num" w:pos="1440"/>
+        </w:tabs>
+        <w:ind w:left="1440" w:hanging="360"/>
+      </w:pPr>
+    </w:lvl>
+    <w:lvl w:ilvl="2" w:tentative="1">
+      <w:start w:val="1"/>
+      <w:numFmt w:val="decimal"/>
+      <w:lvlText w:val="%3."/>
+      <w:lvlJc w:val="left"/>
+      <w:pPr>
+        <w:tabs>
+          <w:tab w:val="num" w:pos="2160"/>
+        </w:tabs>
+        <w:ind w:left="2160" w:hanging="360"/>
+      </w:pPr>
+    </w:lvl>
+    <w:lvl w:ilvl="3" w:tentative="1">
+      <w:start w:val="1"/>
+      <w:numFmt w:val="decimal"/>
+      <w:lvlText w:val="%4."/>
+      <w:lvlJc w:val="left"/>
+      <w:pPr>
+        <w:tabs>
+          <w:tab w:val="num" w:pos="2880"/>
+        </w:tabs>
+        <w:ind w:left="2880" w:hanging="360"/>
+      </w:pPr>
+    </w:lvl>
+    <w:lvl w:ilvl="4" w:tentative="1">
+      <w:start w:val="1"/>
+      <w:numFmt w:val="decimal"/>
+      <w:lvlText w:val="%5."/>
+      <w:lvlJc w:val="left"/>
+      <w:pPr>
+        <w:tabs>
+          <w:tab w:val="num" w:pos="3600"/>
+        </w:tabs>
+        <w:ind w:left="3600" w:hanging="360"/>
+      </w:pPr>
+    </w:lvl>
+    <w:lvl w:ilvl="5" w:tentative="1">
+      <w:start w:val="1"/>
+      <w:numFmt w:val="decimal"/>
+      <w:lvlText w:val="%6."/>
+      <w:lvlJc w:val="left"/>
+      <w:pPr>
+        <w:tabs>
+          <w:tab w:val="num" w:pos="4320"/>
+        </w:tabs>
+        <w:ind w:left="4320" w:hanging="360"/>
+      </w:pPr>
+    </w:lvl>
+    <w:lvl w:ilvl="6" w:tentative="1">
+      <w:start w:val="1"/>
+      <w:numFmt w:val="decimal"/>
+      <w:lvlText w:val="%7."/>
+      <w:lvlJc w:val="left"/>
+      <w:pPr>
+        <w:tabs>
+          <w:tab w:val="num" w:pos="5040"/>
+        </w:tabs>
+        <w:ind w:left="5040" w:hanging="360"/>
+      </w:pPr>
+    </w:lvl>
+    <w:lvl w:ilvl="7" w:tentative="1">
+      <w:start w:val="1"/>
+      <w:numFmt w:val="decimal"/>
+      <w:lvlText w:val="%8."/>
+      <w:lvlJc w:val="left"/>
+      <w:pPr>
+        <w:tabs>
+          <w:tab w:val="num" w:pos="5760"/>
+        </w:tabs>
+        <w:ind w:left="5760" w:hanging="360"/>
+      </w:pPr>
+    </w:lvl>
+    <w:lvl w:ilvl="8" w:tentative="1">
+      <w:start w:val="1"/>
+      <w:numFmt w:val="decimal"/>
+      <w:lvlText w:val="%9."/>
+      <w:lvlJc w:val="left"/>
+      <w:pPr>
+        <w:tabs>
+          <w:tab w:val="num" w:pos="6480"/>
+        </w:tabs>
+        <w:ind w:left="6480" w:hanging="360"/>
+      </w:pPr>
+    </w:lvl>
+  </w:abstractNum>
+  <w:abstractNum w:abstractNumId="3" w15:restartNumberingAfterBreak="0">
+    <w:nsid w:val="19837BE1"/>
+    <w:multiLevelType w:val="multilevel"/>
+    <w:tmpl w:val="884C50BC"/>
+    <w:lvl w:ilvl="0">
+      <w:start w:val="1"/>
+      <w:numFmt w:val="decimal"/>
+      <w:lvlText w:val="%1."/>
+      <w:lvlJc w:val="left"/>
+      <w:pPr>
+        <w:ind w:left="720" w:hanging="360"/>
+      </w:pPr>
+      <w:rPr>
+        <w:rFonts w:hint="default"/>
+      </w:rPr>
+    </w:lvl>
+    <w:lvl w:ilvl="1">
+      <w:start w:val="1"/>
+      <w:numFmt w:val="decimal"/>
+      <w:isLgl/>
+      <w:lvlText w:val="%1.%2."/>
+      <w:lvlJc w:val="left"/>
+      <w:pPr>
+        <w:ind w:left="1080" w:hanging="720"/>
+      </w:pPr>
+      <w:rPr>
+        <w:rFonts w:hint="default"/>
+      </w:rPr>
+    </w:lvl>
+    <w:lvl w:ilvl="2">
+      <w:start w:val="1"/>
+      <w:numFmt w:val="decimal"/>
+      <w:isLgl/>
+      <w:lvlText w:val="%1.%2.%3."/>
+      <w:lvlJc w:val="left"/>
+      <w:pPr>
+        <w:ind w:left="1080" w:hanging="720"/>
+      </w:pPr>
+      <w:rPr>
+        <w:rFonts w:hint="default"/>
+      </w:rPr>
+    </w:lvl>
+    <w:lvl w:ilvl="3">
+      <w:start w:val="1"/>
+      <w:numFmt w:val="decimal"/>
+      <w:isLgl/>
+      <w:lvlText w:val="%1.%2.%3.%4."/>
+      <w:lvlJc w:val="left"/>
+      <w:pPr>
+        <w:ind w:left="1440" w:hanging="1080"/>
+      </w:pPr>
+      <w:rPr>
+        <w:rFonts w:hint="default"/>
+      </w:rPr>
+    </w:lvl>
+    <w:lvl w:ilvl="4">
+      <w:start w:val="1"/>
+      <w:numFmt w:val="decimal"/>
+      <w:isLgl/>
+      <w:lvlText w:val="%1.%2.%3.%4.%5."/>
+      <w:lvlJc w:val="left"/>
+      <w:pPr>
+        <w:ind w:left="1440" w:hanging="1080"/>
+      </w:pPr>
+      <w:rPr>
+        <w:rFonts w:hint="default"/>
+      </w:rPr>
+    </w:lvl>
+    <w:lvl w:ilvl="5">
+      <w:start w:val="1"/>
+      <w:numFmt w:val="decimal"/>
+      <w:isLgl/>
+      <w:lvlText w:val="%1.%2.%3.%4.%5.%6."/>
+      <w:lvlJc w:val="left"/>
+      <w:pPr>
+        <w:ind w:left="1800" w:hanging="1440"/>
+      </w:pPr>
+      <w:rPr>
+        <w:rFonts w:hint="default"/>
+      </w:rPr>
+    </w:lvl>
+    <w:lvl w:ilvl="6">
+      <w:start w:val="1"/>
+      <w:numFmt w:val="decimal"/>
+      <w:isLgl/>
+      <w:lvlText w:val="%1.%2.%3.%4.%5.%6.%7."/>
+      <w:lvlJc w:val="left"/>
+      <w:pPr>
+        <w:ind w:left="2160" w:hanging="1800"/>
+      </w:pPr>
+      <w:rPr>
+        <w:rFonts w:hint="default"/>
+      </w:rPr>
+    </w:lvl>
+    <w:lvl w:ilvl="7">
+      <w:start w:val="1"/>
+      <w:numFmt w:val="decimal"/>
+      <w:isLgl/>
+      <w:lvlText w:val="%1.%2.%3.%4.%5.%6.%7.%8."/>
+      <w:lvlJc w:val="left"/>
+      <w:pPr>
+        <w:ind w:left="2160" w:hanging="1800"/>
+      </w:pPr>
+      <w:rPr>
+        <w:rFonts w:hint="default"/>
+      </w:rPr>
+    </w:lvl>
+    <w:lvl w:ilvl="8">
+      <w:start w:val="1"/>
+      <w:numFmt w:val="decimal"/>
+      <w:isLgl/>
+      <w:lvlText w:val="%1.%2.%3.%4.%5.%6.%7.%8.%9."/>
+      <w:lvlJc w:val="left"/>
+      <w:pPr>
+        <w:ind w:left="2520" w:hanging="2160"/>
+      </w:pPr>
+      <w:rPr>
+        <w:rFonts w:hint="default"/>
+      </w:rPr>
+    </w:lvl>
+  </w:abstractNum>
+  <w:abstractNum w:abstractNumId="4" w15:restartNumberingAfterBreak="0">
+    <w:nsid w:val="22AD76E4"/>
+    <w:multiLevelType w:val="multilevel"/>
+    <w:tmpl w:val="A072C4DE"/>
+    <w:lvl w:ilvl="0">
+      <w:start w:val="1"/>
+      <w:numFmt w:val="decimal"/>
+      <w:lvlText w:val="%1."/>
+      <w:lvlJc w:val="left"/>
+      <w:pPr>
+        <w:ind w:left="720" w:hanging="360"/>
+      </w:pPr>
+      <w:rPr>
+        <w:rFonts w:hint="default"/>
+      </w:rPr>
+    </w:lvl>
+    <w:lvl w:ilvl="1">
+      <w:start w:val="1"/>
+      <w:numFmt w:val="decimal"/>
+      <w:isLgl/>
+      <w:lvlText w:val="%1.%2."/>
+      <w:lvlJc w:val="left"/>
+      <w:pPr>
+        <w:ind w:left="1080" w:hanging="720"/>
+      </w:pPr>
+      <w:rPr>
+        <w:rFonts w:hint="default"/>
+      </w:rPr>
+    </w:lvl>
+    <w:lvl w:ilvl="2">
+      <w:start w:val="1"/>
+      <w:numFmt w:val="decimal"/>
+      <w:isLgl/>
+      <w:lvlText w:val="%1.%2.%3."/>
+      <w:lvlJc w:val="left"/>
+      <w:pPr>
+        <w:ind w:left="1080" w:hanging="720"/>
+      </w:pPr>
+      <w:rPr>
+        <w:rFonts w:hint="default"/>
+      </w:rPr>
+    </w:lvl>
+    <w:lvl w:ilvl="3">
+      <w:start w:val="1"/>
+      <w:numFmt w:val="decimal"/>
+      <w:isLgl/>
+      <w:lvlText w:val="%1.%2.%3.%4."/>
+      <w:lvlJc w:val="left"/>
+      <w:pPr>
+        <w:ind w:left="1440" w:hanging="1080"/>
+      </w:pPr>
+      <w:rPr>
+        <w:rFonts w:hint="default"/>
+      </w:rPr>
+    </w:lvl>
+    <w:lvl w:ilvl="4">
+      <w:start w:val="1"/>
+      <w:numFmt w:val="decimal"/>
+      <w:isLgl/>
+      <w:lvlText w:val="%1.%2.%3.%4.%5."/>
+      <w:lvlJc w:val="left"/>
+      <w:pPr>
+        <w:ind w:left="1440" w:hanging="1080"/>
+      </w:pPr>
+      <w:rPr>
+        <w:rFonts w:hint="default"/>
+      </w:rPr>
+    </w:lvl>
+    <w:lvl w:ilvl="5">
+      <w:start w:val="1"/>
+      <w:numFmt w:val="decimal"/>
+      <w:isLgl/>
+      <w:lvlText w:val="%1.%2.%3.%4.%5.%6."/>
+      <w:lvlJc w:val="left"/>
+      <w:pPr>
+        <w:ind w:left="1800" w:hanging="1440"/>
+      </w:pPr>
+      <w:rPr>
+        <w:rFonts w:hint="default"/>
+      </w:rPr>
+    </w:lvl>
+    <w:lvl w:ilvl="6">
+      <w:start w:val="1"/>
+      <w:numFmt w:val="decimal"/>
+      <w:isLgl/>
+      <w:lvlText w:val="%1.%2.%3.%4.%5.%6.%7."/>
+      <w:lvlJc w:val="left"/>
+      <w:pPr>
+        <w:ind w:left="2160" w:hanging="1800"/>
+      </w:pPr>
+      <w:rPr>
+        <w:rFonts w:hint="default"/>
+      </w:rPr>
+    </w:lvl>
+    <w:lvl w:ilvl="7">
+      <w:start w:val="1"/>
+      <w:numFmt w:val="decimal"/>
+      <w:isLgl/>
+      <w:lvlText w:val="%1.%2.%3.%4.%5.%6.%7.%8."/>
+      <w:lvlJc w:val="left"/>
+      <w:pPr>
+        <w:ind w:left="2160" w:hanging="1800"/>
+      </w:pPr>
+      <w:rPr>
+        <w:rFonts w:hint="default"/>
+      </w:rPr>
+    </w:lvl>
+    <w:lvl w:ilvl="8">
+      <w:start w:val="1"/>
+      <w:numFmt w:val="decimal"/>
+      <w:isLgl/>
+      <w:lvlText w:val="%1.%2.%3.%4.%5.%6.%7.%8.%9."/>
+      <w:lvlJc w:val="left"/>
+      <w:pPr>
+        <w:ind w:left="2520" w:hanging="2160"/>
+      </w:pPr>
+      <w:rPr>
+        <w:rFonts w:hint="default"/>
+      </w:rPr>
+    </w:lvl>
+  </w:abstractNum>
+  <w:abstractNum w:abstractNumId="5" w15:restartNumberingAfterBreak="0">
+    <w:nsid w:val="2EB3386C"/>
+    <w:multiLevelType w:val="hybridMultilevel"/>
+    <w:tmpl w:val="66DC6110"/>
+    <w:lvl w:ilvl="0" w:tplc="042A000F">
+      <w:start w:val="1"/>
+      <w:numFmt w:val="decimal"/>
+      <w:lvlText w:val="%1."/>
+      <w:lvlJc w:val="left"/>
+      <w:pPr>
+        <w:ind w:left="720" w:hanging="360"/>
+      </w:pPr>
+    </w:lvl>
+    <w:lvl w:ilvl="1" w:tplc="042A0019" w:tentative="1">
+      <w:start w:val="1"/>
+      <w:numFmt w:val="lowerLetter"/>
+      <w:lvlText w:val="%2."/>
+      <w:lvlJc w:val="left"/>
+      <w:pPr>
+        <w:ind w:left="1440" w:hanging="360"/>
+      </w:pPr>
+    </w:lvl>
+    <w:lvl w:ilvl="2" w:tplc="042A001B" w:tentative="1">
+      <w:start w:val="1"/>
+      <w:numFmt w:val="lowerRoman"/>
+      <w:lvlText w:val="%3."/>
+      <w:lvlJc w:val="right"/>
+      <w:pPr>
+        <w:ind w:left="2160" w:hanging="180"/>
+      </w:pPr>
+    </w:lvl>
+    <w:lvl w:ilvl="3" w:tplc="042A000F" w:tentative="1">
+      <w:start w:val="1"/>
+      <w:numFmt w:val="decimal"/>
+      <w:lvlText w:val="%4."/>
+      <w:lvlJc w:val="left"/>
+      <w:pPr>
+        <w:ind w:left="2880" w:hanging="360"/>
+      </w:pPr>
+    </w:lvl>
+    <w:lvl w:ilvl="4" w:tplc="042A0019" w:tentative="1">
+      <w:start w:val="1"/>
+      <w:numFmt w:val="lowerLetter"/>
+      <w:lvlText w:val="%5."/>
+      <w:lvlJc w:val="left"/>
+      <w:pPr>
+        <w:ind w:left="3600" w:hanging="360"/>
+      </w:pPr>
+    </w:lvl>
+    <w:lvl w:ilvl="5" w:tplc="042A001B" w:tentative="1">
+      <w:start w:val="1"/>
+      <w:numFmt w:val="lowerRoman"/>
+      <w:lvlText w:val="%6."/>
+      <w:lvlJc w:val="right"/>
+      <w:pPr>
+        <w:ind w:left="4320" w:hanging="180"/>
+      </w:pPr>
+    </w:lvl>
+    <w:lvl w:ilvl="6" w:tplc="042A000F" w:tentative="1">
+      <w:start w:val="1"/>
+      <w:numFmt w:val="decimal"/>
+      <w:lvlText w:val="%7."/>
+      <w:lvlJc w:val="left"/>
+      <w:pPr>
+        <w:ind w:left="5040" w:hanging="360"/>
+      </w:pPr>
+    </w:lvl>
+    <w:lvl w:ilvl="7" w:tplc="042A0019" w:tentative="1">
+      <w:start w:val="1"/>
+      <w:numFmt w:val="lowerLetter"/>
+      <w:lvlText w:val="%8."/>
+      <w:lvlJc w:val="left"/>
+      <w:pPr>
+        <w:ind w:left="5760" w:hanging="360"/>
+      </w:pPr>
+    </w:lvl>
+    <w:lvl w:ilvl="8" w:tplc="042A001B" w:tentative="1">
+      <w:start w:val="1"/>
+      <w:numFmt w:val="lowerRoman"/>
+      <w:lvlText w:val="%9."/>
+      <w:lvlJc w:val="right"/>
+      <w:pPr>
+        <w:ind w:left="6480" w:hanging="180"/>
+      </w:pPr>
+    </w:lvl>
+  </w:abstractNum>
+  <w:abstractNum w:abstractNumId="6" w15:restartNumberingAfterBreak="0">
     <w:nsid w:val="310F57DD"/>
     <w:multiLevelType w:val="hybridMultilevel"/>
     <w:tmpl w:val="02945AA6"/>
@@ -4693,7 +7191,7 @@
       </w:rPr>
     </w:lvl>
   </w:abstractNum>
-  <w:abstractNum w:abstractNumId="3" w15:restartNumberingAfterBreak="0">
+  <w:abstractNum w:abstractNumId="7" w15:restartNumberingAfterBreak="0">
     <w:nsid w:val="347B0CB9"/>
     <w:multiLevelType w:val="hybridMultilevel"/>
     <w:tmpl w:val="2288363E"/>
@@ -4806,7 +7304,335 @@
       </w:rPr>
     </w:lvl>
   </w:abstractNum>
-  <w:abstractNum w:abstractNumId="4" w15:restartNumberingAfterBreak="0">
+  <w:abstractNum w:abstractNumId="8" w15:restartNumberingAfterBreak="0">
+    <w:nsid w:val="352C27CB"/>
+    <w:multiLevelType w:val="hybridMultilevel"/>
+    <w:tmpl w:val="A974351E"/>
+    <w:lvl w:ilvl="0" w:tplc="042A000F">
+      <w:start w:val="1"/>
+      <w:numFmt w:val="decimal"/>
+      <w:lvlText w:val="%1."/>
+      <w:lvlJc w:val="left"/>
+      <w:pPr>
+        <w:ind w:left="720" w:hanging="360"/>
+      </w:pPr>
+    </w:lvl>
+    <w:lvl w:ilvl="1" w:tplc="042A0019" w:tentative="1">
+      <w:start w:val="1"/>
+      <w:numFmt w:val="lowerLetter"/>
+      <w:lvlText w:val="%2."/>
+      <w:lvlJc w:val="left"/>
+      <w:pPr>
+        <w:ind w:left="1440" w:hanging="360"/>
+      </w:pPr>
+    </w:lvl>
+    <w:lvl w:ilvl="2" w:tplc="042A001B" w:tentative="1">
+      <w:start w:val="1"/>
+      <w:numFmt w:val="lowerRoman"/>
+      <w:lvlText w:val="%3."/>
+      <w:lvlJc w:val="right"/>
+      <w:pPr>
+        <w:ind w:left="2160" w:hanging="180"/>
+      </w:pPr>
+    </w:lvl>
+    <w:lvl w:ilvl="3" w:tplc="042A000F" w:tentative="1">
+      <w:start w:val="1"/>
+      <w:numFmt w:val="decimal"/>
+      <w:lvlText w:val="%4."/>
+      <w:lvlJc w:val="left"/>
+      <w:pPr>
+        <w:ind w:left="2880" w:hanging="360"/>
+      </w:pPr>
+    </w:lvl>
+    <w:lvl w:ilvl="4" w:tplc="042A0019" w:tentative="1">
+      <w:start w:val="1"/>
+      <w:numFmt w:val="lowerLetter"/>
+      <w:lvlText w:val="%5."/>
+      <w:lvlJc w:val="left"/>
+      <w:pPr>
+        <w:ind w:left="3600" w:hanging="360"/>
+      </w:pPr>
+    </w:lvl>
+    <w:lvl w:ilvl="5" w:tplc="042A001B" w:tentative="1">
+      <w:start w:val="1"/>
+      <w:numFmt w:val="lowerRoman"/>
+      <w:lvlText w:val="%6."/>
+      <w:lvlJc w:val="right"/>
+      <w:pPr>
+        <w:ind w:left="4320" w:hanging="180"/>
+      </w:pPr>
+    </w:lvl>
+    <w:lvl w:ilvl="6" w:tplc="042A000F" w:tentative="1">
+      <w:start w:val="1"/>
+      <w:numFmt w:val="decimal"/>
+      <w:lvlText w:val="%7."/>
+      <w:lvlJc w:val="left"/>
+      <w:pPr>
+        <w:ind w:left="5040" w:hanging="360"/>
+      </w:pPr>
+    </w:lvl>
+    <w:lvl w:ilvl="7" w:tplc="042A0019" w:tentative="1">
+      <w:start w:val="1"/>
+      <w:numFmt w:val="lowerLetter"/>
+      <w:lvlText w:val="%8."/>
+      <w:lvlJc w:val="left"/>
+      <w:pPr>
+        <w:ind w:left="5760" w:hanging="360"/>
+      </w:pPr>
+    </w:lvl>
+    <w:lvl w:ilvl="8" w:tplc="042A001B" w:tentative="1">
+      <w:start w:val="1"/>
+      <w:numFmt w:val="lowerRoman"/>
+      <w:lvlText w:val="%9."/>
+      <w:lvlJc w:val="right"/>
+      <w:pPr>
+        <w:ind w:left="6480" w:hanging="180"/>
+      </w:pPr>
+    </w:lvl>
+  </w:abstractNum>
+  <w:abstractNum w:abstractNumId="9" w15:restartNumberingAfterBreak="0">
+    <w:nsid w:val="3882046B"/>
+    <w:multiLevelType w:val="multilevel"/>
+    <w:tmpl w:val="306E7960"/>
+    <w:lvl w:ilvl="0">
+      <w:start w:val="1"/>
+      <w:numFmt w:val="decimal"/>
+      <w:lvlText w:val="%1."/>
+      <w:lvlJc w:val="left"/>
+      <w:pPr>
+        <w:ind w:left="720" w:hanging="360"/>
+      </w:pPr>
+      <w:rPr>
+        <w:rFonts w:hint="default"/>
+      </w:rPr>
+    </w:lvl>
+    <w:lvl w:ilvl="1">
+      <w:start w:val="1"/>
+      <w:numFmt w:val="decimal"/>
+      <w:isLgl/>
+      <w:lvlText w:val="%1.%2."/>
+      <w:lvlJc w:val="left"/>
+      <w:pPr>
+        <w:ind w:left="1080" w:hanging="720"/>
+      </w:pPr>
+      <w:rPr>
+        <w:rFonts w:hint="default"/>
+      </w:rPr>
+    </w:lvl>
+    <w:lvl w:ilvl="2">
+      <w:start w:val="1"/>
+      <w:numFmt w:val="decimal"/>
+      <w:isLgl/>
+      <w:lvlText w:val="%1.%2.%3."/>
+      <w:lvlJc w:val="left"/>
+      <w:pPr>
+        <w:ind w:left="1080" w:hanging="720"/>
+      </w:pPr>
+      <w:rPr>
+        <w:rFonts w:hint="default"/>
+      </w:rPr>
+    </w:lvl>
+    <w:lvl w:ilvl="3">
+      <w:start w:val="1"/>
+      <w:numFmt w:val="decimal"/>
+      <w:isLgl/>
+      <w:lvlText w:val="%1.%2.%3.%4."/>
+      <w:lvlJc w:val="left"/>
+      <w:pPr>
+        <w:ind w:left="1440" w:hanging="1080"/>
+      </w:pPr>
+      <w:rPr>
+        <w:rFonts w:hint="default"/>
+      </w:rPr>
+    </w:lvl>
+    <w:lvl w:ilvl="4">
+      <w:start w:val="1"/>
+      <w:numFmt w:val="decimal"/>
+      <w:isLgl/>
+      <w:lvlText w:val="%1.%2.%3.%4.%5."/>
+      <w:lvlJc w:val="left"/>
+      <w:pPr>
+        <w:ind w:left="1440" w:hanging="1080"/>
+      </w:pPr>
+      <w:rPr>
+        <w:rFonts w:hint="default"/>
+      </w:rPr>
+    </w:lvl>
+    <w:lvl w:ilvl="5">
+      <w:start w:val="1"/>
+      <w:numFmt w:val="decimal"/>
+      <w:isLgl/>
+      <w:lvlText w:val="%1.%2.%3.%4.%5.%6."/>
+      <w:lvlJc w:val="left"/>
+      <w:pPr>
+        <w:ind w:left="1800" w:hanging="1440"/>
+      </w:pPr>
+      <w:rPr>
+        <w:rFonts w:hint="default"/>
+      </w:rPr>
+    </w:lvl>
+    <w:lvl w:ilvl="6">
+      <w:start w:val="1"/>
+      <w:numFmt w:val="decimal"/>
+      <w:isLgl/>
+      <w:lvlText w:val="%1.%2.%3.%4.%5.%6.%7."/>
+      <w:lvlJc w:val="left"/>
+      <w:pPr>
+        <w:ind w:left="2160" w:hanging="1800"/>
+      </w:pPr>
+      <w:rPr>
+        <w:rFonts w:hint="default"/>
+      </w:rPr>
+    </w:lvl>
+    <w:lvl w:ilvl="7">
+      <w:start w:val="1"/>
+      <w:numFmt w:val="decimal"/>
+      <w:isLgl/>
+      <w:lvlText w:val="%1.%2.%3.%4.%5.%6.%7.%8."/>
+      <w:lvlJc w:val="left"/>
+      <w:pPr>
+        <w:ind w:left="2160" w:hanging="1800"/>
+      </w:pPr>
+      <w:rPr>
+        <w:rFonts w:hint="default"/>
+      </w:rPr>
+    </w:lvl>
+    <w:lvl w:ilvl="8">
+      <w:start w:val="1"/>
+      <w:numFmt w:val="decimal"/>
+      <w:isLgl/>
+      <w:lvlText w:val="%1.%2.%3.%4.%5.%6.%7.%8.%9."/>
+      <w:lvlJc w:val="left"/>
+      <w:pPr>
+        <w:ind w:left="2520" w:hanging="2160"/>
+      </w:pPr>
+      <w:rPr>
+        <w:rFonts w:hint="default"/>
+      </w:rPr>
+    </w:lvl>
+  </w:abstractNum>
+  <w:abstractNum w:abstractNumId="10" w15:restartNumberingAfterBreak="0">
+    <w:nsid w:val="3C7E7CB1"/>
+    <w:multiLevelType w:val="multilevel"/>
+    <w:tmpl w:val="306E7960"/>
+    <w:lvl w:ilvl="0">
+      <w:start w:val="1"/>
+      <w:numFmt w:val="decimal"/>
+      <w:lvlText w:val="%1."/>
+      <w:lvlJc w:val="left"/>
+      <w:pPr>
+        <w:ind w:left="720" w:hanging="360"/>
+      </w:pPr>
+      <w:rPr>
+        <w:rFonts w:hint="default"/>
+      </w:rPr>
+    </w:lvl>
+    <w:lvl w:ilvl="1">
+      <w:start w:val="1"/>
+      <w:numFmt w:val="decimal"/>
+      <w:isLgl/>
+      <w:lvlText w:val="%1.%2."/>
+      <w:lvlJc w:val="left"/>
+      <w:pPr>
+        <w:ind w:left="1080" w:hanging="720"/>
+      </w:pPr>
+      <w:rPr>
+        <w:rFonts w:hint="default"/>
+      </w:rPr>
+    </w:lvl>
+    <w:lvl w:ilvl="2">
+      <w:start w:val="1"/>
+      <w:numFmt w:val="decimal"/>
+      <w:isLgl/>
+      <w:lvlText w:val="%1.%2.%3."/>
+      <w:lvlJc w:val="left"/>
+      <w:pPr>
+        <w:ind w:left="1080" w:hanging="720"/>
+      </w:pPr>
+      <w:rPr>
+        <w:rFonts w:hint="default"/>
+      </w:rPr>
+    </w:lvl>
+    <w:lvl w:ilvl="3">
+      <w:start w:val="1"/>
+      <w:numFmt w:val="decimal"/>
+      <w:isLgl/>
+      <w:lvlText w:val="%1.%2.%3.%4."/>
+      <w:lvlJc w:val="left"/>
+      <w:pPr>
+        <w:ind w:left="1440" w:hanging="1080"/>
+      </w:pPr>
+      <w:rPr>
+        <w:rFonts w:hint="default"/>
+      </w:rPr>
+    </w:lvl>
+    <w:lvl w:ilvl="4">
+      <w:start w:val="1"/>
+      <w:numFmt w:val="decimal"/>
+      <w:isLgl/>
+      <w:lvlText w:val="%1.%2.%3.%4.%5."/>
+      <w:lvlJc w:val="left"/>
+      <w:pPr>
+        <w:ind w:left="1440" w:hanging="1080"/>
+      </w:pPr>
+      <w:rPr>
+        <w:rFonts w:hint="default"/>
+      </w:rPr>
+    </w:lvl>
+    <w:lvl w:ilvl="5">
+      <w:start w:val="1"/>
+      <w:numFmt w:val="decimal"/>
+      <w:isLgl/>
+      <w:lvlText w:val="%1.%2.%3.%4.%5.%6."/>
+      <w:lvlJc w:val="left"/>
+      <w:pPr>
+        <w:ind w:left="1800" w:hanging="1440"/>
+      </w:pPr>
+      <w:rPr>
+        <w:rFonts w:hint="default"/>
+      </w:rPr>
+    </w:lvl>
+    <w:lvl w:ilvl="6">
+      <w:start w:val="1"/>
+      <w:numFmt w:val="decimal"/>
+      <w:isLgl/>
+      <w:lvlText w:val="%1.%2.%3.%4.%5.%6.%7."/>
+      <w:lvlJc w:val="left"/>
+      <w:pPr>
+        <w:ind w:left="2160" w:hanging="1800"/>
+      </w:pPr>
+      <w:rPr>
+        <w:rFonts w:hint="default"/>
+      </w:rPr>
+    </w:lvl>
+    <w:lvl w:ilvl="7">
+      <w:start w:val="1"/>
+      <w:numFmt w:val="decimal"/>
+      <w:isLgl/>
+      <w:lvlText w:val="%1.%2.%3.%4.%5.%6.%7.%8."/>
+      <w:lvlJc w:val="left"/>
+      <w:pPr>
+        <w:ind w:left="2160" w:hanging="1800"/>
+      </w:pPr>
+      <w:rPr>
+        <w:rFonts w:hint="default"/>
+      </w:rPr>
+    </w:lvl>
+    <w:lvl w:ilvl="8">
+      <w:start w:val="1"/>
+      <w:numFmt w:val="decimal"/>
+      <w:isLgl/>
+      <w:lvlText w:val="%1.%2.%3.%4.%5.%6.%7.%8.%9."/>
+      <w:lvlJc w:val="left"/>
+      <w:pPr>
+        <w:ind w:left="2520" w:hanging="2160"/>
+      </w:pPr>
+      <w:rPr>
+        <w:rFonts w:hint="default"/>
+      </w:rPr>
+    </w:lvl>
+  </w:abstractNum>
+  <w:abstractNum w:abstractNumId="11" w15:restartNumberingAfterBreak="0">
     <w:nsid w:val="3DD14E3B"/>
     <w:multiLevelType w:val="hybridMultilevel"/>
     <w:tmpl w:val="E8849932"/>
@@ -4895,7 +7721,7 @@
       </w:pPr>
     </w:lvl>
   </w:abstractNum>
-  <w:abstractNum w:abstractNumId="5" w15:restartNumberingAfterBreak="0">
+  <w:abstractNum w:abstractNumId="12" w15:restartNumberingAfterBreak="0">
     <w:nsid w:val="3F38059D"/>
     <w:multiLevelType w:val="hybridMultilevel"/>
     <w:tmpl w:val="4810085E"/>
@@ -4984,7 +7810,214 @@
       </w:pPr>
     </w:lvl>
   </w:abstractNum>
-  <w:abstractNum w:abstractNumId="6" w15:restartNumberingAfterBreak="0">
+  <w:abstractNum w:abstractNumId="13" w15:restartNumberingAfterBreak="0">
+    <w:nsid w:val="437B7BCC"/>
+    <w:multiLevelType w:val="hybridMultilevel"/>
+    <w:tmpl w:val="2550B4B0"/>
+    <w:lvl w:ilvl="0" w:tplc="042A000F">
+      <w:start w:val="1"/>
+      <w:numFmt w:val="decimal"/>
+      <w:lvlText w:val="%1."/>
+      <w:lvlJc w:val="left"/>
+      <w:pPr>
+        <w:ind w:left="720" w:hanging="360"/>
+      </w:pPr>
+    </w:lvl>
+    <w:lvl w:ilvl="1" w:tplc="042A0019" w:tentative="1">
+      <w:start w:val="1"/>
+      <w:numFmt w:val="lowerLetter"/>
+      <w:lvlText w:val="%2."/>
+      <w:lvlJc w:val="left"/>
+      <w:pPr>
+        <w:ind w:left="1440" w:hanging="360"/>
+      </w:pPr>
+    </w:lvl>
+    <w:lvl w:ilvl="2" w:tplc="042A001B" w:tentative="1">
+      <w:start w:val="1"/>
+      <w:numFmt w:val="lowerRoman"/>
+      <w:lvlText w:val="%3."/>
+      <w:lvlJc w:val="right"/>
+      <w:pPr>
+        <w:ind w:left="2160" w:hanging="180"/>
+      </w:pPr>
+    </w:lvl>
+    <w:lvl w:ilvl="3" w:tplc="042A000F" w:tentative="1">
+      <w:start w:val="1"/>
+      <w:numFmt w:val="decimal"/>
+      <w:lvlText w:val="%4."/>
+      <w:lvlJc w:val="left"/>
+      <w:pPr>
+        <w:ind w:left="2880" w:hanging="360"/>
+      </w:pPr>
+    </w:lvl>
+    <w:lvl w:ilvl="4" w:tplc="042A0019" w:tentative="1">
+      <w:start w:val="1"/>
+      <w:numFmt w:val="lowerLetter"/>
+      <w:lvlText w:val="%5."/>
+      <w:lvlJc w:val="left"/>
+      <w:pPr>
+        <w:ind w:left="3600" w:hanging="360"/>
+      </w:pPr>
+    </w:lvl>
+    <w:lvl w:ilvl="5" w:tplc="042A001B" w:tentative="1">
+      <w:start w:val="1"/>
+      <w:numFmt w:val="lowerRoman"/>
+      <w:lvlText w:val="%6."/>
+      <w:lvlJc w:val="right"/>
+      <w:pPr>
+        <w:ind w:left="4320" w:hanging="180"/>
+      </w:pPr>
+    </w:lvl>
+    <w:lvl w:ilvl="6" w:tplc="042A000F" w:tentative="1">
+      <w:start w:val="1"/>
+      <w:numFmt w:val="decimal"/>
+      <w:lvlText w:val="%7."/>
+      <w:lvlJc w:val="left"/>
+      <w:pPr>
+        <w:ind w:left="5040" w:hanging="360"/>
+      </w:pPr>
+    </w:lvl>
+    <w:lvl w:ilvl="7" w:tplc="042A0019" w:tentative="1">
+      <w:start w:val="1"/>
+      <w:numFmt w:val="lowerLetter"/>
+      <w:lvlText w:val="%8."/>
+      <w:lvlJc w:val="left"/>
+      <w:pPr>
+        <w:ind w:left="5760" w:hanging="360"/>
+      </w:pPr>
+    </w:lvl>
+    <w:lvl w:ilvl="8" w:tplc="042A001B" w:tentative="1">
+      <w:start w:val="1"/>
+      <w:numFmt w:val="lowerRoman"/>
+      <w:lvlText w:val="%9."/>
+      <w:lvlJc w:val="right"/>
+      <w:pPr>
+        <w:ind w:left="6480" w:hanging="180"/>
+      </w:pPr>
+    </w:lvl>
+  </w:abstractNum>
+  <w:abstractNum w:abstractNumId="14" w15:restartNumberingAfterBreak="0">
+    <w:nsid w:val="43E61DE1"/>
+    <w:multiLevelType w:val="multilevel"/>
+    <w:tmpl w:val="4AB4421A"/>
+    <w:lvl w:ilvl="0">
+      <w:start w:val="1"/>
+      <w:numFmt w:val="decimal"/>
+      <w:lvlText w:val="%1."/>
+      <w:lvlJc w:val="left"/>
+      <w:pPr>
+        <w:ind w:left="720" w:hanging="360"/>
+      </w:pPr>
+      <w:rPr>
+        <w:rFonts w:hint="default"/>
+      </w:rPr>
+    </w:lvl>
+    <w:lvl w:ilvl="1">
+      <w:start w:val="1"/>
+      <w:numFmt w:val="decimal"/>
+      <w:isLgl/>
+      <w:lvlText w:val="%1.%2."/>
+      <w:lvlJc w:val="left"/>
+      <w:pPr>
+        <w:ind w:left="1080" w:hanging="720"/>
+      </w:pPr>
+      <w:rPr>
+        <w:rFonts w:hint="default"/>
+      </w:rPr>
+    </w:lvl>
+    <w:lvl w:ilvl="2">
+      <w:start w:val="1"/>
+      <w:numFmt w:val="decimal"/>
+      <w:isLgl/>
+      <w:lvlText w:val="%1.%2.%3."/>
+      <w:lvlJc w:val="left"/>
+      <w:pPr>
+        <w:ind w:left="1080" w:hanging="720"/>
+      </w:pPr>
+      <w:rPr>
+        <w:rFonts w:hint="default"/>
+      </w:rPr>
+    </w:lvl>
+    <w:lvl w:ilvl="3">
+      <w:start w:val="1"/>
+      <w:numFmt w:val="decimal"/>
+      <w:isLgl/>
+      <w:lvlText w:val="%1.%2.%3.%4."/>
+      <w:lvlJc w:val="left"/>
+      <w:pPr>
+        <w:ind w:left="1440" w:hanging="1080"/>
+      </w:pPr>
+      <w:rPr>
+        <w:rFonts w:hint="default"/>
+      </w:rPr>
+    </w:lvl>
+    <w:lvl w:ilvl="4">
+      <w:start w:val="1"/>
+      <w:numFmt w:val="decimal"/>
+      <w:isLgl/>
+      <w:lvlText w:val="%1.%2.%3.%4.%5."/>
+      <w:lvlJc w:val="left"/>
+      <w:pPr>
+        <w:ind w:left="1440" w:hanging="1080"/>
+      </w:pPr>
+      <w:rPr>
+        <w:rFonts w:hint="default"/>
+      </w:rPr>
+    </w:lvl>
+    <w:lvl w:ilvl="5">
+      <w:start w:val="1"/>
+      <w:numFmt w:val="decimal"/>
+      <w:isLgl/>
+      <w:lvlText w:val="%1.%2.%3.%4.%5.%6."/>
+      <w:lvlJc w:val="left"/>
+      <w:pPr>
+        <w:ind w:left="1800" w:hanging="1440"/>
+      </w:pPr>
+      <w:rPr>
+        <w:rFonts w:hint="default"/>
+      </w:rPr>
+    </w:lvl>
+    <w:lvl w:ilvl="6">
+      <w:start w:val="1"/>
+      <w:numFmt w:val="decimal"/>
+      <w:isLgl/>
+      <w:lvlText w:val="%1.%2.%3.%4.%5.%6.%7."/>
+      <w:lvlJc w:val="left"/>
+      <w:pPr>
+        <w:ind w:left="2160" w:hanging="1800"/>
+      </w:pPr>
+      <w:rPr>
+        <w:rFonts w:hint="default"/>
+      </w:rPr>
+    </w:lvl>
+    <w:lvl w:ilvl="7">
+      <w:start w:val="1"/>
+      <w:numFmt w:val="decimal"/>
+      <w:isLgl/>
+      <w:lvlText w:val="%1.%2.%3.%4.%5.%6.%7.%8."/>
+      <w:lvlJc w:val="left"/>
+      <w:pPr>
+        <w:ind w:left="2160" w:hanging="1800"/>
+      </w:pPr>
+      <w:rPr>
+        <w:rFonts w:hint="default"/>
+      </w:rPr>
+    </w:lvl>
+    <w:lvl w:ilvl="8">
+      <w:start w:val="1"/>
+      <w:numFmt w:val="decimal"/>
+      <w:isLgl/>
+      <w:lvlText w:val="%1.%2.%3.%4.%5.%6.%7.%8.%9."/>
+      <w:lvlJc w:val="left"/>
+      <w:pPr>
+        <w:ind w:left="2520" w:hanging="2160"/>
+      </w:pPr>
+      <w:rPr>
+        <w:rFonts w:hint="default"/>
+      </w:rPr>
+    </w:lvl>
+  </w:abstractNum>
+  <w:abstractNum w:abstractNumId="15" w15:restartNumberingAfterBreak="0">
     <w:nsid w:val="45E46BEA"/>
     <w:multiLevelType w:val="hybridMultilevel"/>
     <w:tmpl w:val="81564A0C"/>
@@ -5097,7 +8130,7 @@
       </w:rPr>
     </w:lvl>
   </w:abstractNum>
-  <w:abstractNum w:abstractNumId="7" w15:restartNumberingAfterBreak="0">
+  <w:abstractNum w:abstractNumId="16" w15:restartNumberingAfterBreak="0">
     <w:nsid w:val="513C225E"/>
     <w:multiLevelType w:val="hybridMultilevel"/>
     <w:tmpl w:val="60D406FA"/>
@@ -5210,7 +8243,128 @@
       </w:rPr>
     </w:lvl>
   </w:abstractNum>
-  <w:abstractNum w:abstractNumId="8" w15:restartNumberingAfterBreak="0">
+  <w:abstractNum w:abstractNumId="17" w15:restartNumberingAfterBreak="0">
+    <w:nsid w:val="528C12BA"/>
+    <w:multiLevelType w:val="multilevel"/>
+    <w:tmpl w:val="EA266EC0"/>
+    <w:lvl w:ilvl="0">
+      <w:start w:val="1"/>
+      <w:numFmt w:val="decimal"/>
+      <w:lvlText w:val="%1."/>
+      <w:lvlJc w:val="left"/>
+      <w:pPr>
+        <w:ind w:left="720" w:hanging="360"/>
+      </w:pPr>
+      <w:rPr>
+        <w:rFonts w:hint="default"/>
+      </w:rPr>
+    </w:lvl>
+    <w:lvl w:ilvl="1">
+      <w:start w:val="1"/>
+      <w:numFmt w:val="decimal"/>
+      <w:isLgl/>
+      <w:lvlText w:val="%1.%2."/>
+      <w:lvlJc w:val="left"/>
+      <w:pPr>
+        <w:ind w:left="1080" w:hanging="720"/>
+      </w:pPr>
+      <w:rPr>
+        <w:rFonts w:hint="default"/>
+      </w:rPr>
+    </w:lvl>
+    <w:lvl w:ilvl="2">
+      <w:start w:val="1"/>
+      <w:numFmt w:val="decimal"/>
+      <w:isLgl/>
+      <w:lvlText w:val="%1.%2.%3."/>
+      <w:lvlJc w:val="left"/>
+      <w:pPr>
+        <w:ind w:left="1080" w:hanging="720"/>
+      </w:pPr>
+      <w:rPr>
+        <w:rFonts w:hint="default"/>
+      </w:rPr>
+    </w:lvl>
+    <w:lvl w:ilvl="3">
+      <w:start w:val="1"/>
+      <w:numFmt w:val="decimal"/>
+      <w:isLgl/>
+      <w:lvlText w:val="%1.%2.%3.%4."/>
+      <w:lvlJc w:val="left"/>
+      <w:pPr>
+        <w:ind w:left="1440" w:hanging="1080"/>
+      </w:pPr>
+      <w:rPr>
+        <w:rFonts w:hint="default"/>
+      </w:rPr>
+    </w:lvl>
+    <w:lvl w:ilvl="4">
+      <w:start w:val="1"/>
+      <w:numFmt w:val="decimal"/>
+      <w:isLgl/>
+      <w:lvlText w:val="%1.%2.%3.%4.%5."/>
+      <w:lvlJc w:val="left"/>
+      <w:pPr>
+        <w:ind w:left="1440" w:hanging="1080"/>
+      </w:pPr>
+      <w:rPr>
+        <w:rFonts w:hint="default"/>
+      </w:rPr>
+    </w:lvl>
+    <w:lvl w:ilvl="5">
+      <w:start w:val="1"/>
+      <w:numFmt w:val="decimal"/>
+      <w:isLgl/>
+      <w:lvlText w:val="%1.%2.%3.%4.%5.%6."/>
+      <w:lvlJc w:val="left"/>
+      <w:pPr>
+        <w:ind w:left="1800" w:hanging="1440"/>
+      </w:pPr>
+      <w:rPr>
+        <w:rFonts w:hint="default"/>
+      </w:rPr>
+    </w:lvl>
+    <w:lvl w:ilvl="6">
+      <w:start w:val="1"/>
+      <w:numFmt w:val="decimal"/>
+      <w:isLgl/>
+      <w:lvlText w:val="%1.%2.%3.%4.%5.%6.%7."/>
+      <w:lvlJc w:val="left"/>
+      <w:pPr>
+        <w:ind w:left="2160" w:hanging="1800"/>
+      </w:pPr>
+      <w:rPr>
+        <w:rFonts w:hint="default"/>
+      </w:rPr>
+    </w:lvl>
+    <w:lvl w:ilvl="7">
+      <w:start w:val="1"/>
+      <w:numFmt w:val="decimal"/>
+      <w:isLgl/>
+      <w:lvlText w:val="%1.%2.%3.%4.%5.%6.%7.%8."/>
+      <w:lvlJc w:val="left"/>
+      <w:pPr>
+        <w:ind w:left="2160" w:hanging="1800"/>
+      </w:pPr>
+      <w:rPr>
+        <w:rFonts w:hint="default"/>
+      </w:rPr>
+    </w:lvl>
+    <w:lvl w:ilvl="8">
+      <w:start w:val="1"/>
+      <w:numFmt w:val="decimal"/>
+      <w:isLgl/>
+      <w:lvlText w:val="%1.%2.%3.%4.%5.%6.%7.%8.%9."/>
+      <w:lvlJc w:val="left"/>
+      <w:pPr>
+        <w:ind w:left="2520" w:hanging="2160"/>
+      </w:pPr>
+      <w:rPr>
+        <w:rFonts w:hint="default"/>
+      </w:rPr>
+    </w:lvl>
+  </w:abstractNum>
+  <w:abstractNum w:abstractNumId="18" w15:restartNumberingAfterBreak="0">
     <w:nsid w:val="55833A81"/>
     <w:multiLevelType w:val="multilevel"/>
     <w:tmpl w:val="4C3282DE"/>
@@ -5323,7 +8477,7 @@
       </w:rPr>
     </w:lvl>
   </w:abstractNum>
-  <w:abstractNum w:abstractNumId="9" w15:restartNumberingAfterBreak="0">
+  <w:abstractNum w:abstractNumId="19" w15:restartNumberingAfterBreak="0">
     <w:nsid w:val="575772AF"/>
     <w:multiLevelType w:val="hybridMultilevel"/>
     <w:tmpl w:val="F21223D0"/>
@@ -5436,7 +8590,7 @@
       </w:rPr>
     </w:lvl>
   </w:abstractNum>
-  <w:abstractNum w:abstractNumId="10" w15:restartNumberingAfterBreak="0">
+  <w:abstractNum w:abstractNumId="20" w15:restartNumberingAfterBreak="0">
     <w:nsid w:val="58B86469"/>
     <w:multiLevelType w:val="hybridMultilevel"/>
     <w:tmpl w:val="A0264B00"/>
@@ -5549,7 +8703,128 @@
       </w:rPr>
     </w:lvl>
   </w:abstractNum>
-  <w:abstractNum w:abstractNumId="11" w15:restartNumberingAfterBreak="0">
+  <w:abstractNum w:abstractNumId="21" w15:restartNumberingAfterBreak="0">
+    <w:nsid w:val="5C5B48F3"/>
+    <w:multiLevelType w:val="multilevel"/>
+    <w:tmpl w:val="A072C4DE"/>
+    <w:lvl w:ilvl="0">
+      <w:start w:val="1"/>
+      <w:numFmt w:val="decimal"/>
+      <w:lvlText w:val="%1."/>
+      <w:lvlJc w:val="left"/>
+      <w:pPr>
+        <w:ind w:left="720" w:hanging="360"/>
+      </w:pPr>
+      <w:rPr>
+        <w:rFonts w:hint="default"/>
+      </w:rPr>
+    </w:lvl>
+    <w:lvl w:ilvl="1">
+      <w:start w:val="1"/>
+      <w:numFmt w:val="decimal"/>
+      <w:isLgl/>
+      <w:lvlText w:val="%1.%2."/>
+      <w:lvlJc w:val="left"/>
+      <w:pPr>
+        <w:ind w:left="1080" w:hanging="720"/>
+      </w:pPr>
+      <w:rPr>
+        <w:rFonts w:hint="default"/>
+      </w:rPr>
+    </w:lvl>
+    <w:lvl w:ilvl="2">
+      <w:start w:val="1"/>
+      <w:numFmt w:val="decimal"/>
+      <w:isLgl/>
+      <w:lvlText w:val="%1.%2.%3."/>
+      <w:lvlJc w:val="left"/>
+      <w:pPr>
+        <w:ind w:left="1080" w:hanging="720"/>
+      </w:pPr>
+      <w:rPr>
+        <w:rFonts w:hint="default"/>
+      </w:rPr>
+    </w:lvl>
+    <w:lvl w:ilvl="3">
+      <w:start w:val="1"/>
+      <w:numFmt w:val="decimal"/>
+      <w:isLgl/>
+      <w:lvlText w:val="%1.%2.%3.%4."/>
+      <w:lvlJc w:val="left"/>
+      <w:pPr>
+        <w:ind w:left="1440" w:hanging="1080"/>
+      </w:pPr>
+      <w:rPr>
+        <w:rFonts w:hint="default"/>
+      </w:rPr>
+    </w:lvl>
+    <w:lvl w:ilvl="4">
+      <w:start w:val="1"/>
+      <w:numFmt w:val="decimal"/>
+      <w:isLgl/>
+      <w:lvlText w:val="%1.%2.%3.%4.%5."/>
+      <w:lvlJc w:val="left"/>
+      <w:pPr>
+        <w:ind w:left="1440" w:hanging="1080"/>
+      </w:pPr>
+      <w:rPr>
+        <w:rFonts w:hint="default"/>
+      </w:rPr>
+    </w:lvl>
+    <w:lvl w:ilvl="5">
+      <w:start w:val="1"/>
+      <w:numFmt w:val="decimal"/>
+      <w:isLgl/>
+      <w:lvlText w:val="%1.%2.%3.%4.%5.%6."/>
+      <w:lvlJc w:val="left"/>
+      <w:pPr>
+        <w:ind w:left="1800" w:hanging="1440"/>
+      </w:pPr>
+      <w:rPr>
+        <w:rFonts w:hint="default"/>
+      </w:rPr>
+    </w:lvl>
+    <w:lvl w:ilvl="6">
+      <w:start w:val="1"/>
+      <w:numFmt w:val="decimal"/>
+      <w:isLgl/>
+      <w:lvlText w:val="%1.%2.%3.%4.%5.%6.%7."/>
+      <w:lvlJc w:val="left"/>
+      <w:pPr>
+        <w:ind w:left="2160" w:hanging="1800"/>
+      </w:pPr>
+      <w:rPr>
+        <w:rFonts w:hint="default"/>
+      </w:rPr>
+    </w:lvl>
+    <w:lvl w:ilvl="7">
+      <w:start w:val="1"/>
+      <w:numFmt w:val="decimal"/>
+      <w:isLgl/>
+      <w:lvlText w:val="%1.%2.%3.%4.%5.%6.%7.%8."/>
+      <w:lvlJc w:val="left"/>
+      <w:pPr>
+        <w:ind w:left="2160" w:hanging="1800"/>
+      </w:pPr>
+      <w:rPr>
+        <w:rFonts w:hint="default"/>
+      </w:rPr>
+    </w:lvl>
+    <w:lvl w:ilvl="8">
+      <w:start w:val="1"/>
+      <w:numFmt w:val="decimal"/>
+      <w:isLgl/>
+      <w:lvlText w:val="%1.%2.%3.%4.%5.%6.%7.%8.%9."/>
+      <w:lvlJc w:val="left"/>
+      <w:pPr>
+        <w:ind w:left="2520" w:hanging="2160"/>
+      </w:pPr>
+      <w:rPr>
+        <w:rFonts w:hint="default"/>
+      </w:rPr>
+    </w:lvl>
+  </w:abstractNum>
+  <w:abstractNum w:abstractNumId="22" w15:restartNumberingAfterBreak="0">
     <w:nsid w:val="5DDA3C85"/>
     <w:multiLevelType w:val="hybridMultilevel"/>
     <w:tmpl w:val="4BE64868"/>
@@ -5638,7 +8913,7 @@
       </w:pPr>
     </w:lvl>
   </w:abstractNum>
-  <w:abstractNum w:abstractNumId="12" w15:restartNumberingAfterBreak="0">
+  <w:abstractNum w:abstractNumId="23" w15:restartNumberingAfterBreak="0">
     <w:nsid w:val="614C6342"/>
     <w:multiLevelType w:val="hybridMultilevel"/>
     <w:tmpl w:val="3F5C3E88"/>
@@ -5751,7 +9026,128 @@
       </w:rPr>
     </w:lvl>
   </w:abstractNum>
-  <w:abstractNum w:abstractNumId="13" w15:restartNumberingAfterBreak="0">
+  <w:abstractNum w:abstractNumId="24" w15:restartNumberingAfterBreak="0">
+    <w:nsid w:val="63A04B1A"/>
+    <w:multiLevelType w:val="multilevel"/>
+    <w:tmpl w:val="884C50BC"/>
+    <w:lvl w:ilvl="0">
+      <w:start w:val="1"/>
+      <w:numFmt w:val="decimal"/>
+      <w:lvlText w:val="%1."/>
+      <w:lvlJc w:val="left"/>
+      <w:pPr>
+        <w:ind w:left="720" w:hanging="360"/>
+      </w:pPr>
+      <w:rPr>
+        <w:rFonts w:hint="default"/>
+      </w:rPr>
+    </w:lvl>
+    <w:lvl w:ilvl="1">
+      <w:start w:val="1"/>
+      <w:numFmt w:val="decimal"/>
+      <w:isLgl/>
+      <w:lvlText w:val="%1.%2."/>
+      <w:lvlJc w:val="left"/>
+      <w:pPr>
+        <w:ind w:left="1080" w:hanging="720"/>
+      </w:pPr>
+      <w:rPr>
+        <w:rFonts w:hint="default"/>
+      </w:rPr>
+    </w:lvl>
+    <w:lvl w:ilvl="2">
+      <w:start w:val="1"/>
+      <w:numFmt w:val="decimal"/>
+      <w:isLgl/>
+      <w:lvlText w:val="%1.%2.%3."/>
+      <w:lvlJc w:val="left"/>
+      <w:pPr>
+        <w:ind w:left="1080" w:hanging="720"/>
+      </w:pPr>
+      <w:rPr>
+        <w:rFonts w:hint="default"/>
+      </w:rPr>
+    </w:lvl>
+    <w:lvl w:ilvl="3">
+      <w:start w:val="1"/>
+      <w:numFmt w:val="decimal"/>
+      <w:isLgl/>
+      <w:lvlText w:val="%1.%2.%3.%4."/>
+      <w:lvlJc w:val="left"/>
+      <w:pPr>
+        <w:ind w:left="1440" w:hanging="1080"/>
+      </w:pPr>
+      <w:rPr>
+        <w:rFonts w:hint="default"/>
+      </w:rPr>
+    </w:lvl>
+    <w:lvl w:ilvl="4">
+      <w:start w:val="1"/>
+      <w:numFmt w:val="decimal"/>
+      <w:isLgl/>
+      <w:lvlText w:val="%1.%2.%3.%4.%5."/>
+      <w:lvlJc w:val="left"/>
+      <w:pPr>
+        <w:ind w:left="1440" w:hanging="1080"/>
+      </w:pPr>
+      <w:rPr>
+        <w:rFonts w:hint="default"/>
+      </w:rPr>
+    </w:lvl>
+    <w:lvl w:ilvl="5">
+      <w:start w:val="1"/>
+      <w:numFmt w:val="decimal"/>
+      <w:isLgl/>
+      <w:lvlText w:val="%1.%2.%3.%4.%5.%6."/>
+      <w:lvlJc w:val="left"/>
+      <w:pPr>
+        <w:ind w:left="1800" w:hanging="1440"/>
+      </w:pPr>
+      <w:rPr>
+        <w:rFonts w:hint="default"/>
+      </w:rPr>
+    </w:lvl>
+    <w:lvl w:ilvl="6">
+      <w:start w:val="1"/>
+      <w:numFmt w:val="decimal"/>
+      <w:isLgl/>
+      <w:lvlText w:val="%1.%2.%3.%4.%5.%6.%7."/>
+      <w:lvlJc w:val="left"/>
+      <w:pPr>
+        <w:ind w:left="2160" w:hanging="1800"/>
+      </w:pPr>
+      <w:rPr>
+        <w:rFonts w:hint="default"/>
+      </w:rPr>
+    </w:lvl>
+    <w:lvl w:ilvl="7">
+      <w:start w:val="1"/>
+      <w:numFmt w:val="decimal"/>
+      <w:isLgl/>
+      <w:lvlText w:val="%1.%2.%3.%4.%5.%6.%7.%8."/>
+      <w:lvlJc w:val="left"/>
+      <w:pPr>
+        <w:ind w:left="2160" w:hanging="1800"/>
+      </w:pPr>
+      <w:rPr>
+        <w:rFonts w:hint="default"/>
+      </w:rPr>
+    </w:lvl>
+    <w:lvl w:ilvl="8">
+      <w:start w:val="1"/>
+      <w:numFmt w:val="decimal"/>
+      <w:isLgl/>
+      <w:lvlText w:val="%1.%2.%3.%4.%5.%6.%7.%8.%9."/>
+      <w:lvlJc w:val="left"/>
+      <w:pPr>
+        <w:ind w:left="2520" w:hanging="2160"/>
+      </w:pPr>
+      <w:rPr>
+        <w:rFonts w:hint="default"/>
+      </w:rPr>
+    </w:lvl>
+  </w:abstractNum>
+  <w:abstractNum w:abstractNumId="25" w15:restartNumberingAfterBreak="0">
     <w:nsid w:val="70F53604"/>
     <w:multiLevelType w:val="hybridMultilevel"/>
     <w:tmpl w:val="C7941060"/>
@@ -5864,7 +9260,249 @@
       </w:rPr>
     </w:lvl>
   </w:abstractNum>
-  <w:abstractNum w:abstractNumId="14" w15:restartNumberingAfterBreak="0">
+  <w:abstractNum w:abstractNumId="26" w15:restartNumberingAfterBreak="0">
+    <w:nsid w:val="720E5135"/>
+    <w:multiLevelType w:val="multilevel"/>
+    <w:tmpl w:val="EA266EC0"/>
+    <w:lvl w:ilvl="0">
+      <w:start w:val="1"/>
+      <w:numFmt w:val="decimal"/>
+      <w:lvlText w:val="%1."/>
+      <w:lvlJc w:val="left"/>
+      <w:pPr>
+        <w:ind w:left="720" w:hanging="360"/>
+      </w:pPr>
+      <w:rPr>
+        <w:rFonts w:hint="default"/>
+      </w:rPr>
+    </w:lvl>
+    <w:lvl w:ilvl="1">
+      <w:start w:val="1"/>
+      <w:numFmt w:val="decimal"/>
+      <w:isLgl/>
+      <w:lvlText w:val="%1.%2."/>
+      <w:lvlJc w:val="left"/>
+      <w:pPr>
+        <w:ind w:left="1080" w:hanging="720"/>
+      </w:pPr>
+      <w:rPr>
+        <w:rFonts w:hint="default"/>
+      </w:rPr>
+    </w:lvl>
+    <w:lvl w:ilvl="2">
+      <w:start w:val="1"/>
+      <w:numFmt w:val="decimal"/>
+      <w:isLgl/>
+      <w:lvlText w:val="%1.%2.%3."/>
+      <w:lvlJc w:val="left"/>
+      <w:pPr>
+        <w:ind w:left="1080" w:hanging="720"/>
+      </w:pPr>
+      <w:rPr>
+        <w:rFonts w:hint="default"/>
+      </w:rPr>
+    </w:lvl>
+    <w:lvl w:ilvl="3">
+      <w:start w:val="1"/>
+      <w:numFmt w:val="decimal"/>
+      <w:isLgl/>
+      <w:lvlText w:val="%1.%2.%3.%4."/>
+      <w:lvlJc w:val="left"/>
+      <w:pPr>
+        <w:ind w:left="1440" w:hanging="1080"/>
+      </w:pPr>
+      <w:rPr>
+        <w:rFonts w:hint="default"/>
+      </w:rPr>
+    </w:lvl>
+    <w:lvl w:ilvl="4">
+      <w:start w:val="1"/>
+      <w:numFmt w:val="decimal"/>
+      <w:isLgl/>
+      <w:lvlText w:val="%1.%2.%3.%4.%5."/>
+      <w:lvlJc w:val="left"/>
+      <w:pPr>
+        <w:ind w:left="1440" w:hanging="1080"/>
+      </w:pPr>
+      <w:rPr>
+        <w:rFonts w:hint="default"/>
+      </w:rPr>
+    </w:lvl>
+    <w:lvl w:ilvl="5">
+      <w:start w:val="1"/>
+      <w:numFmt w:val="decimal"/>
+      <w:isLgl/>
+      <w:lvlText w:val="%1.%2.%3.%4.%5.%6."/>
+      <w:lvlJc w:val="left"/>
+      <w:pPr>
+        <w:ind w:left="1800" w:hanging="1440"/>
+      </w:pPr>
+      <w:rPr>
+        <w:rFonts w:hint="default"/>
+      </w:rPr>
+    </w:lvl>
+    <w:lvl w:ilvl="6">
+      <w:start w:val="1"/>
+      <w:numFmt w:val="decimal"/>
+      <w:isLgl/>
+      <w:lvlText w:val="%1.%2.%3.%4.%5.%6.%7."/>
+      <w:lvlJc w:val="left"/>
+      <w:pPr>
+        <w:ind w:left="2160" w:hanging="1800"/>
+      </w:pPr>
+      <w:rPr>
+        <w:rFonts w:hint="default"/>
+      </w:rPr>
+    </w:lvl>
+    <w:lvl w:ilvl="7">
+      <w:start w:val="1"/>
+      <w:numFmt w:val="decimal"/>
+      <w:isLgl/>
+      <w:lvlText w:val="%1.%2.%3.%4.%5.%6.%7.%8."/>
+      <w:lvlJc w:val="left"/>
+      <w:pPr>
+        <w:ind w:left="2160" w:hanging="1800"/>
+      </w:pPr>
+      <w:rPr>
+        <w:rFonts w:hint="default"/>
+      </w:rPr>
+    </w:lvl>
+    <w:lvl w:ilvl="8">
+      <w:start w:val="1"/>
+      <w:numFmt w:val="decimal"/>
+      <w:isLgl/>
+      <w:lvlText w:val="%1.%2.%3.%4.%5.%6.%7.%8.%9."/>
+      <w:lvlJc w:val="left"/>
+      <w:pPr>
+        <w:ind w:left="2520" w:hanging="2160"/>
+      </w:pPr>
+      <w:rPr>
+        <w:rFonts w:hint="default"/>
+      </w:rPr>
+    </w:lvl>
+  </w:abstractNum>
+  <w:abstractNum w:abstractNumId="27" w15:restartNumberingAfterBreak="0">
+    <w:nsid w:val="72FD221A"/>
+    <w:multiLevelType w:val="multilevel"/>
+    <w:tmpl w:val="884C50BC"/>
+    <w:lvl w:ilvl="0">
+      <w:start w:val="1"/>
+      <w:numFmt w:val="decimal"/>
+      <w:lvlText w:val="%1."/>
+      <w:lvlJc w:val="left"/>
+      <w:pPr>
+        <w:ind w:left="720" w:hanging="360"/>
+      </w:pPr>
+      <w:rPr>
+        <w:rFonts w:hint="default"/>
+      </w:rPr>
+    </w:lvl>
+    <w:lvl w:ilvl="1">
+      <w:start w:val="1"/>
+      <w:numFmt w:val="decimal"/>
+      <w:isLgl/>
+      <w:lvlText w:val="%1.%2."/>
+      <w:lvlJc w:val="left"/>
+      <w:pPr>
+        <w:ind w:left="1080" w:hanging="720"/>
+      </w:pPr>
+      <w:rPr>
+        <w:rFonts w:hint="default"/>
+      </w:rPr>
+    </w:lvl>
+    <w:lvl w:ilvl="2">
+      <w:start w:val="1"/>
+      <w:numFmt w:val="decimal"/>
+      <w:isLgl/>
+      <w:lvlText w:val="%1.%2.%3."/>
+      <w:lvlJc w:val="left"/>
+      <w:pPr>
+        <w:ind w:left="1080" w:hanging="720"/>
+      </w:pPr>
+      <w:rPr>
+        <w:rFonts w:hint="default"/>
+      </w:rPr>
+    </w:lvl>
+    <w:lvl w:ilvl="3">
+      <w:start w:val="1"/>
+      <w:numFmt w:val="decimal"/>
+      <w:isLgl/>
+      <w:lvlText w:val="%1.%2.%3.%4."/>
+      <w:lvlJc w:val="left"/>
+      <w:pPr>
+        <w:ind w:left="1440" w:hanging="1080"/>
+      </w:pPr>
+      <w:rPr>
+        <w:rFonts w:hint="default"/>
+      </w:rPr>
+    </w:lvl>
+    <w:lvl w:ilvl="4">
+      <w:start w:val="1"/>
+      <w:numFmt w:val="decimal"/>
+      <w:isLgl/>
+      <w:lvlText w:val="%1.%2.%3.%4.%5."/>
+      <w:lvlJc w:val="left"/>
+      <w:pPr>
+        <w:ind w:left="1440" w:hanging="1080"/>
+      </w:pPr>
+      <w:rPr>
+        <w:rFonts w:hint="default"/>
+      </w:rPr>
+    </w:lvl>
+    <w:lvl w:ilvl="5">
+      <w:start w:val="1"/>
+      <w:numFmt w:val="decimal"/>
+      <w:isLgl/>
+      <w:lvlText w:val="%1.%2.%3.%4.%5.%6."/>
+      <w:lvlJc w:val="left"/>
+      <w:pPr>
+        <w:ind w:left="1800" w:hanging="1440"/>
+      </w:pPr>
+      <w:rPr>
+        <w:rFonts w:hint="default"/>
+      </w:rPr>
+    </w:lvl>
+    <w:lvl w:ilvl="6">
+      <w:start w:val="1"/>
+      <w:numFmt w:val="decimal"/>
+      <w:isLgl/>
+      <w:lvlText w:val="%1.%2.%3.%4.%5.%6.%7."/>
+      <w:lvlJc w:val="left"/>
+      <w:pPr>
+        <w:ind w:left="2160" w:hanging="1800"/>
+      </w:pPr>
+      <w:rPr>
+        <w:rFonts w:hint="default"/>
+      </w:rPr>
+    </w:lvl>
+    <w:lvl w:ilvl="7">
+      <w:start w:val="1"/>
+      <w:numFmt w:val="decimal"/>
+      <w:isLgl/>
+      <w:lvlText w:val="%1.%2.%3.%4.%5.%6.%7.%8."/>
+      <w:lvlJc w:val="left"/>
+      <w:pPr>
+        <w:ind w:left="2160" w:hanging="1800"/>
+      </w:pPr>
+      <w:rPr>
+        <w:rFonts w:hint="default"/>
+      </w:rPr>
+    </w:lvl>
+    <w:lvl w:ilvl="8">
+      <w:start w:val="1"/>
+      <w:numFmt w:val="decimal"/>
+      <w:isLgl/>
+      <w:lvlText w:val="%1.%2.%3.%4.%5.%6.%7.%8.%9."/>
+      <w:lvlJc w:val="left"/>
+      <w:pPr>
+        <w:ind w:left="2520" w:hanging="2160"/>
+      </w:pPr>
+      <w:rPr>
+        <w:rFonts w:hint="default"/>
+      </w:rPr>
+    </w:lvl>
+  </w:abstractNum>
+  <w:abstractNum w:abstractNumId="28" w15:restartNumberingAfterBreak="0">
     <w:nsid w:val="73484FC9"/>
     <w:multiLevelType w:val="hybridMultilevel"/>
     <w:tmpl w:val="B3AC5966"/>
@@ -5977,7 +9615,362 @@
       </w:rPr>
     </w:lvl>
   </w:abstractNum>
-  <w:abstractNum w:abstractNumId="15" w15:restartNumberingAfterBreak="0">
+  <w:abstractNum w:abstractNumId="29" w15:restartNumberingAfterBreak="0">
+    <w:nsid w:val="774E4D79"/>
+    <w:multiLevelType w:val="multilevel"/>
+    <w:tmpl w:val="4AB4421A"/>
+    <w:lvl w:ilvl="0">
+      <w:start w:val="1"/>
+      <w:numFmt w:val="decimal"/>
+      <w:lvlText w:val="%1."/>
+      <w:lvlJc w:val="left"/>
+      <w:pPr>
+        <w:ind w:left="720" w:hanging="360"/>
+      </w:pPr>
+      <w:rPr>
+        <w:rFonts w:hint="default"/>
+      </w:rPr>
+    </w:lvl>
+    <w:lvl w:ilvl="1">
+      <w:start w:val="1"/>
+      <w:numFmt w:val="decimal"/>
+      <w:isLgl/>
+      <w:lvlText w:val="%1.%2."/>
+      <w:lvlJc w:val="left"/>
+      <w:pPr>
+        <w:ind w:left="1080" w:hanging="720"/>
+      </w:pPr>
+      <w:rPr>
+        <w:rFonts w:hint="default"/>
+      </w:rPr>
+    </w:lvl>
+    <w:lvl w:ilvl="2">
+      <w:start w:val="1"/>
+      <w:numFmt w:val="decimal"/>
+      <w:isLgl/>
+      <w:lvlText w:val="%1.%2.%3."/>
+      <w:lvlJc w:val="left"/>
+      <w:pPr>
+        <w:ind w:left="1080" w:hanging="720"/>
+      </w:pPr>
+      <w:rPr>
+        <w:rFonts w:hint="default"/>
+      </w:rPr>
+    </w:lvl>
+    <w:lvl w:ilvl="3">
+      <w:start w:val="1"/>
+      <w:numFmt w:val="decimal"/>
+      <w:isLgl/>
+      <w:lvlText w:val="%1.%2.%3.%4."/>
+      <w:lvlJc w:val="left"/>
+      <w:pPr>
+        <w:ind w:left="1440" w:hanging="1080"/>
+      </w:pPr>
+      <w:rPr>
+        <w:rFonts w:hint="default"/>
+      </w:rPr>
+    </w:lvl>
+    <w:lvl w:ilvl="4">
+      <w:start w:val="1"/>
+      <w:numFmt w:val="decimal"/>
+      <w:isLgl/>
+      <w:lvlText w:val="%1.%2.%3.%4.%5."/>
+      <w:lvlJc w:val="left"/>
+      <w:pPr>
+        <w:ind w:left="1440" w:hanging="1080"/>
+      </w:pPr>
+      <w:rPr>
+        <w:rFonts w:hint="default"/>
+      </w:rPr>
+    </w:lvl>
+    <w:lvl w:ilvl="5">
+      <w:start w:val="1"/>
+      <w:numFmt w:val="decimal"/>
+      <w:isLgl/>
+      <w:lvlText w:val="%1.%2.%3.%4.%5.%6."/>
+      <w:lvlJc w:val="left"/>
+      <w:pPr>
+        <w:ind w:left="1800" w:hanging="1440"/>
+      </w:pPr>
+      <w:rPr>
+        <w:rFonts w:hint="default"/>
+      </w:rPr>
+    </w:lvl>
+    <w:lvl w:ilvl="6">
+      <w:start w:val="1"/>
+      <w:numFmt w:val="decimal"/>
+      <w:isLgl/>
+      <w:lvlText w:val="%1.%2.%3.%4.%5.%6.%7."/>
+      <w:lvlJc w:val="left"/>
+      <w:pPr>
+        <w:ind w:left="2160" w:hanging="1800"/>
+      </w:pPr>
+      <w:rPr>
+        <w:rFonts w:hint="default"/>
+      </w:rPr>
+    </w:lvl>
+    <w:lvl w:ilvl="7">
+      <w:start w:val="1"/>
+      <w:numFmt w:val="decimal"/>
+      <w:isLgl/>
+      <w:lvlText w:val="%1.%2.%3.%4.%5.%6.%7.%8."/>
+      <w:lvlJc w:val="left"/>
+      <w:pPr>
+        <w:ind w:left="2160" w:hanging="1800"/>
+      </w:pPr>
+      <w:rPr>
+        <w:rFonts w:hint="default"/>
+      </w:rPr>
+    </w:lvl>
+    <w:lvl w:ilvl="8">
+      <w:start w:val="1"/>
+      <w:numFmt w:val="decimal"/>
+      <w:isLgl/>
+      <w:lvlText w:val="%1.%2.%3.%4.%5.%6.%7.%8.%9."/>
+      <w:lvlJc w:val="left"/>
+      <w:pPr>
+        <w:ind w:left="2520" w:hanging="2160"/>
+      </w:pPr>
+      <w:rPr>
+        <w:rFonts w:hint="default"/>
+      </w:rPr>
+    </w:lvl>
+  </w:abstractNum>
+  <w:abstractNum w:abstractNumId="30" w15:restartNumberingAfterBreak="0">
+    <w:nsid w:val="7A7938FD"/>
+    <w:multiLevelType w:val="multilevel"/>
+    <w:tmpl w:val="A072C4DE"/>
+    <w:lvl w:ilvl="0">
+      <w:start w:val="1"/>
+      <w:numFmt w:val="decimal"/>
+      <w:lvlText w:val="%1."/>
+      <w:lvlJc w:val="left"/>
+      <w:pPr>
+        <w:ind w:left="720" w:hanging="360"/>
+      </w:pPr>
+      <w:rPr>
+        <w:rFonts w:hint="default"/>
+      </w:rPr>
+    </w:lvl>
+    <w:lvl w:ilvl="1">
+      <w:start w:val="1"/>
+      <w:numFmt w:val="decimal"/>
+      <w:isLgl/>
+      <w:lvlText w:val="%1.%2."/>
+      <w:lvlJc w:val="left"/>
+      <w:pPr>
+        <w:ind w:left="1080" w:hanging="720"/>
+      </w:pPr>
+      <w:rPr>
+        <w:rFonts w:hint="default"/>
+      </w:rPr>
+    </w:lvl>
+    <w:lvl w:ilvl="2">
+      <w:start w:val="1"/>
+      <w:numFmt w:val="decimal"/>
+      <w:isLgl/>
+      <w:lvlText w:val="%1.%2.%3."/>
+      <w:lvlJc w:val="left"/>
+      <w:pPr>
+        <w:ind w:left="1080" w:hanging="720"/>
+      </w:pPr>
+      <w:rPr>
+        <w:rFonts w:hint="default"/>
+      </w:rPr>
+    </w:lvl>
+    <w:lvl w:ilvl="3">
+      <w:start w:val="1"/>
+      <w:numFmt w:val="decimal"/>
+      <w:isLgl/>
+      <w:lvlText w:val="%1.%2.%3.%4."/>
+      <w:lvlJc w:val="left"/>
+      <w:pPr>
+        <w:ind w:left="1440" w:hanging="1080"/>
+      </w:pPr>
+      <w:rPr>
+        <w:rFonts w:hint="default"/>
+      </w:rPr>
+    </w:lvl>
+    <w:lvl w:ilvl="4">
+      <w:start w:val="1"/>
+      <w:numFmt w:val="decimal"/>
+      <w:isLgl/>
+      <w:lvlText w:val="%1.%2.%3.%4.%5."/>
+      <w:lvlJc w:val="left"/>
+      <w:pPr>
+        <w:ind w:left="1440" w:hanging="1080"/>
+      </w:pPr>
+      <w:rPr>
+        <w:rFonts w:hint="default"/>
+      </w:rPr>
+    </w:lvl>
+    <w:lvl w:ilvl="5">
+      <w:start w:val="1"/>
+      <w:numFmt w:val="decimal"/>
+      <w:isLgl/>
+      <w:lvlText w:val="%1.%2.%3.%4.%5.%6."/>
+      <w:lvlJc w:val="left"/>
+      <w:pPr>
+        <w:ind w:left="1800" w:hanging="1440"/>
+      </w:pPr>
+      <w:rPr>
+        <w:rFonts w:hint="default"/>
+      </w:rPr>
+    </w:lvl>
+    <w:lvl w:ilvl="6">
+      <w:start w:val="1"/>
+      <w:numFmt w:val="decimal"/>
+      <w:isLgl/>
+      <w:lvlText w:val="%1.%2.%3.%4.%5.%6.%7."/>
+      <w:lvlJc w:val="left"/>
+      <w:pPr>
+        <w:ind w:left="2160" w:hanging="1800"/>
+      </w:pPr>
+      <w:rPr>
+        <w:rFonts w:hint="default"/>
+      </w:rPr>
+    </w:lvl>
+    <w:lvl w:ilvl="7">
+      <w:start w:val="1"/>
+      <w:numFmt w:val="decimal"/>
+      <w:isLgl/>
+      <w:lvlText w:val="%1.%2.%3.%4.%5.%6.%7.%8."/>
+      <w:lvlJc w:val="left"/>
+      <w:pPr>
+        <w:ind w:left="2160" w:hanging="1800"/>
+      </w:pPr>
+      <w:rPr>
+        <w:rFonts w:hint="default"/>
+      </w:rPr>
+    </w:lvl>
+    <w:lvl w:ilvl="8">
+      <w:start w:val="1"/>
+      <w:numFmt w:val="decimal"/>
+      <w:isLgl/>
+      <w:lvlText w:val="%1.%2.%3.%4.%5.%6.%7.%8.%9."/>
+      <w:lvlJc w:val="left"/>
+      <w:pPr>
+        <w:ind w:left="2520" w:hanging="2160"/>
+      </w:pPr>
+      <w:rPr>
+        <w:rFonts w:hint="default"/>
+      </w:rPr>
+    </w:lvl>
+  </w:abstractNum>
+  <w:abstractNum w:abstractNumId="31" w15:restartNumberingAfterBreak="0">
+    <w:nsid w:val="7B303F3F"/>
+    <w:multiLevelType w:val="hybridMultilevel"/>
+    <w:tmpl w:val="29C49AF4"/>
+    <w:lvl w:ilvl="0" w:tplc="29F05A2E">
+      <w:start w:val="1"/>
+      <w:numFmt w:val="bullet"/>
+      <w:lvlText w:val="-"/>
+      <w:lvlJc w:val="left"/>
+      <w:pPr>
+        <w:ind w:left="720" w:hanging="360"/>
+      </w:pPr>
+      <w:rPr>
+        <w:rFonts w:ascii="Source Sans Pro" w:hAnsi="Source Sans Pro" w:hint="default"/>
+      </w:rPr>
+    </w:lvl>
+    <w:lvl w:ilvl="1" w:tplc="042A0003" w:tentative="1">
+      <w:start w:val="1"/>
+      <w:numFmt w:val="bullet"/>
+      <w:lvlText w:val="o"/>
+      <w:lvlJc w:val="left"/>
+      <w:pPr>
+        <w:ind w:left="1440" w:hanging="360"/>
+      </w:pPr>
+      <w:rPr>
+        <w:rFonts w:ascii="Courier New" w:hAnsi="Courier New" w:cs="Courier New" w:hint="default"/>
+      </w:rPr>
+    </w:lvl>
+    <w:lvl w:ilvl="2" w:tplc="042A0005" w:tentative="1">
+      <w:start w:val="1"/>
+      <w:numFmt w:val="bullet"/>
+      <w:lvlText w:val=""/>
+      <w:lvlJc w:val="left"/>
+      <w:pPr>
+        <w:ind w:left="2160" w:hanging="360"/>
+      </w:pPr>
+      <w:rPr>
+        <w:rFonts w:ascii="Wingdings" w:hAnsi="Wingdings" w:hint="default"/>
+      </w:rPr>
+    </w:lvl>
+    <w:lvl w:ilvl="3" w:tplc="042A0001" w:tentative="1">
+      <w:start w:val="1"/>
+      <w:numFmt w:val="bullet"/>
+      <w:lvlText w:val=""/>
+      <w:lvlJc w:val="left"/>
+      <w:pPr>
+        <w:ind w:left="2880" w:hanging="360"/>
+      </w:pPr>
+      <w:rPr>
+        <w:rFonts w:ascii="Symbol" w:hAnsi="Symbol" w:hint="default"/>
+      </w:rPr>
+    </w:lvl>
+    <w:lvl w:ilvl="4" w:tplc="042A0003" w:tentative="1">
+      <w:start w:val="1"/>
+      <w:numFmt w:val="bullet"/>
+      <w:lvlText w:val="o"/>
+      <w:lvlJc w:val="left"/>
+      <w:pPr>
+        <w:ind w:left="3600" w:hanging="360"/>
+      </w:pPr>
+      <w:rPr>
+        <w:rFonts w:ascii="Courier New" w:hAnsi="Courier New" w:cs="Courier New" w:hint="default"/>
+      </w:rPr>
+    </w:lvl>
+    <w:lvl w:ilvl="5" w:tplc="042A0005" w:tentative="1">
+      <w:start w:val="1"/>
+      <w:numFmt w:val="bullet"/>
+      <w:lvlText w:val=""/>
+      <w:lvlJc w:val="left"/>
+      <w:pPr>
+        <w:ind w:left="4320" w:hanging="360"/>
+      </w:pPr>
+      <w:rPr>
+        <w:rFonts w:ascii="Wingdings" w:hAnsi="Wingdings" w:hint="default"/>
+      </w:rPr>
+    </w:lvl>
+    <w:lvl w:ilvl="6" w:tplc="042A0001" w:tentative="1">
+      <w:start w:val="1"/>
+      <w:numFmt w:val="bullet"/>
+      <w:lvlText w:val=""/>
+      <w:lvlJc w:val="left"/>
+      <w:pPr>
+        <w:ind w:left="5040" w:hanging="360"/>
+      </w:pPr>
+      <w:rPr>
+        <w:rFonts w:ascii="Symbol" w:hAnsi="Symbol" w:hint="default"/>
+      </w:rPr>
+    </w:lvl>
+    <w:lvl w:ilvl="7" w:tplc="042A0003" w:tentative="1">
+      <w:start w:val="1"/>
+      <w:numFmt w:val="bullet"/>
+      <w:lvlText w:val="o"/>
+      <w:lvlJc w:val="left"/>
+      <w:pPr>
+        <w:ind w:left="5760" w:hanging="360"/>
+      </w:pPr>
+      <w:rPr>
+        <w:rFonts w:ascii="Courier New" w:hAnsi="Courier New" w:cs="Courier New" w:hint="default"/>
+      </w:rPr>
+    </w:lvl>
+    <w:lvl w:ilvl="8" w:tplc="042A0005" w:tentative="1">
+      <w:start w:val="1"/>
+      <w:numFmt w:val="bullet"/>
+      <w:lvlText w:val=""/>
+      <w:lvlJc w:val="left"/>
+      <w:pPr>
+        <w:ind w:left="6480" w:hanging="360"/>
+      </w:pPr>
+      <w:rPr>
+        <w:rFonts w:ascii="Wingdings" w:hAnsi="Wingdings" w:hint="default"/>
+      </w:rPr>
+    </w:lvl>
+  </w:abstractNum>
+  <w:abstractNum w:abstractNumId="32" w15:restartNumberingAfterBreak="0">
     <w:nsid w:val="7E420DF6"/>
     <w:multiLevelType w:val="hybridMultilevel"/>
     <w:tmpl w:val="952A0F7A"/>
@@ -6091,52 +10084,103 @@
     </w:lvl>
   </w:abstractNum>
   <w:num w:numId="1" w16cid:durableId="1061907847">
+    <w:abstractNumId w:val="22"/>
+  </w:num>
+  <w:num w:numId="2" w16cid:durableId="1406150250">
     <w:abstractNumId w:val="11"/>
   </w:num>
-  <w:num w:numId="2" w16cid:durableId="1406150250">
-    <w:abstractNumId w:val="4"/>
-  </w:num>
   <w:num w:numId="3" w16cid:durableId="1649553151">
-    <w:abstractNumId w:val="5"/>
+    <w:abstractNumId w:val="12"/>
   </w:num>
   <w:num w:numId="4" w16cid:durableId="1893760890">
-    <w:abstractNumId w:val="3"/>
+    <w:abstractNumId w:val="7"/>
   </w:num>
   <w:num w:numId="5" w16cid:durableId="63724357">
-    <w:abstractNumId w:val="8"/>
+    <w:abstractNumId w:val="18"/>
   </w:num>
   <w:num w:numId="6" w16cid:durableId="1649939082">
-    <w:abstractNumId w:val="15"/>
+    <w:abstractNumId w:val="32"/>
   </w:num>
   <w:num w:numId="7" w16cid:durableId="886139793">
-    <w:abstractNumId w:val="9"/>
+    <w:abstractNumId w:val="19"/>
   </w:num>
   <w:num w:numId="8" w16cid:durableId="8332246">
     <w:abstractNumId w:val="1"/>
   </w:num>
   <w:num w:numId="9" w16cid:durableId="392461935">
-    <w:abstractNumId w:val="2"/>
+    <w:abstractNumId w:val="6"/>
   </w:num>
   <w:num w:numId="10" w16cid:durableId="580409101">
-    <w:abstractNumId w:val="7"/>
+    <w:abstractNumId w:val="16"/>
   </w:num>
   <w:num w:numId="11" w16cid:durableId="2146464394">
-    <w:abstractNumId w:val="10"/>
+    <w:abstractNumId w:val="20"/>
   </w:num>
   <w:num w:numId="12" w16cid:durableId="1927690662">
-    <w:abstractNumId w:val="12"/>
+    <w:abstractNumId w:val="23"/>
   </w:num>
   <w:num w:numId="13" w16cid:durableId="1726878478">
-    <w:abstractNumId w:val="6"/>
+    <w:abstractNumId w:val="15"/>
   </w:num>
   <w:num w:numId="14" w16cid:durableId="30106876">
-    <w:abstractNumId w:val="13"/>
+    <w:abstractNumId w:val="25"/>
   </w:num>
   <w:num w:numId="15" w16cid:durableId="740638786">
-    <w:abstractNumId w:val="14"/>
+    <w:abstractNumId w:val="28"/>
   </w:num>
   <w:num w:numId="16" w16cid:durableId="1433553254">
     <w:abstractNumId w:val="0"/>
+  </w:num>
+  <w:num w:numId="17" w16cid:durableId="628434048">
+    <w:abstractNumId w:val="31"/>
+  </w:num>
+  <w:num w:numId="18" w16cid:durableId="1807114481">
+    <w:abstractNumId w:val="2"/>
+  </w:num>
+  <w:num w:numId="19" w16cid:durableId="918559366">
+    <w:abstractNumId w:val="13"/>
+  </w:num>
+  <w:num w:numId="20" w16cid:durableId="377753014">
+    <w:abstractNumId w:val="29"/>
+  </w:num>
+  <w:num w:numId="21" w16cid:durableId="81028667">
+    <w:abstractNumId w:val="5"/>
+  </w:num>
+  <w:num w:numId="22" w16cid:durableId="1916864623">
+    <w:abstractNumId w:val="14"/>
+  </w:num>
+  <w:num w:numId="23" w16cid:durableId="1426923503">
+    <w:abstractNumId w:val="3"/>
+  </w:num>
+  <w:num w:numId="24" w16cid:durableId="505677125">
+    <w:abstractNumId w:val="24"/>
+  </w:num>
+  <w:num w:numId="25" w16cid:durableId="318658014">
+    <w:abstractNumId w:val="27"/>
+  </w:num>
+  <w:num w:numId="26" w16cid:durableId="1368262564">
+    <w:abstractNumId w:val="9"/>
+  </w:num>
+  <w:num w:numId="27" w16cid:durableId="1262059109">
+    <w:abstractNumId w:val="10"/>
+  </w:num>
+  <w:num w:numId="28" w16cid:durableId="352194128">
+    <w:abstractNumId w:val="8"/>
+  </w:num>
+  <w:num w:numId="29" w16cid:durableId="338191416">
+    <w:abstractNumId w:val="21"/>
+  </w:num>
+  <w:num w:numId="30" w16cid:durableId="698631098">
+    <w:abstractNumId w:val="30"/>
+  </w:num>
+  <w:num w:numId="31" w16cid:durableId="2053112195">
+    <w:abstractNumId w:val="4"/>
+  </w:num>
+  <w:num w:numId="32" w16cid:durableId="2071339224">
+    <w:abstractNumId w:val="17"/>
+  </w:num>
+  <w:num w:numId="33" w16cid:durableId="1957325076">
+    <w:abstractNumId w:val="26"/>
   </w:num>
 </w:numbering>
 </file>
@@ -6619,10 +10663,9 @@
     <w:next w:val="Binhthng"/>
     <w:link w:val="u4Char"/>
     <w:uiPriority w:val="9"/>
-    <w:semiHidden/>
     <w:unhideWhenUsed/>
     <w:qFormat/>
-    <w:rsid w:val="00A20F76"/>
+    <w:rsid w:val="00E142D1"/>
     <w:pPr>
       <w:keepNext/>
       <w:keepLines/>
@@ -6633,7 +10676,7 @@
       <w:rFonts w:eastAsiaTheme="majorEastAsia" w:cstheme="majorBidi"/>
       <w:i/>
       <w:iCs/>
-      <w:color w:val="0F4761" w:themeColor="accent1" w:themeShade="BF"/>
+      <w:color w:val="000000" w:themeColor="text1"/>
     </w:rPr>
   </w:style>
   <w:style w:type="paragraph" w:styleId="u5">
@@ -6818,13 +10861,13 @@
     <w:basedOn w:val="Phngmcinhcuaoanvn"/>
     <w:link w:val="u4"/>
     <w:uiPriority w:val="9"/>
-    <w:semiHidden/>
-    <w:rsid w:val="00A20F76"/>
+    <w:rsid w:val="00E142D1"/>
     <w:rPr>
-      <w:rFonts w:eastAsiaTheme="majorEastAsia" w:cstheme="majorBidi"/>
+      <w:rFonts w:asciiTheme="majorHAnsi" w:eastAsiaTheme="majorEastAsia" w:hAnsiTheme="majorHAnsi" w:cstheme="majorBidi"/>
       <w:i/>
       <w:iCs/>
-      <w:color w:val="0F4761" w:themeColor="accent1" w:themeShade="BF"/>
+      <w:color w:val="000000" w:themeColor="text1"/>
+      <w:sz w:val="28"/>
     </w:rPr>
   </w:style>
   <w:style w:type="character" w:customStyle="1" w:styleId="u5Char">

--- a/DATN_NguyenBichQuynhMai_2022601594.docx
+++ b/DATN_NguyenBichQuynhMai_2022601594.docx
@@ -4633,119 +4633,105 @@
     <w:p>
       <w:pPr>
         <w:pStyle w:val="u3"/>
-        <w:spacing w:line="360" w:lineRule="auto"/>
-      </w:pPr>
-      <w:r>
-        <w:t>2.2.1. Danh sách use case</w:t>
-      </w:r>
-    </w:p>
-    <w:p>
-      <w:pPr>
-        <w:spacing w:line="360" w:lineRule="auto"/>
+      </w:pPr>
+      <w:r>
+        <w:t xml:space="preserve">2.2.1. </w:t>
+      </w:r>
+      <w:r>
+        <w:t>Tiêu chí lựa chọn use case</w:t>
+      </w:r>
+    </w:p>
+    <w:p>
+      <w:pPr>
         <w:ind w:firstLine="720"/>
       </w:pPr>
       <w:r>
-        <w:t>Dựa trên các chức năng chính của hệ thống, các use case được xác định nhằm mô tả các tương tác cơ bản giữa người dùng và website N10-Mart. Danh sách các use case chính bao gồm:</w:t>
-      </w:r>
-    </w:p>
-    <w:p>
-      <w:pPr>
+        <w:t>Trong phạm vi đề tài, các use case được lựa chọn dựa trên ba tiêu chí chính sau:</w:t>
+      </w:r>
+    </w:p>
+    <w:p>
+      <w:pPr>
+        <w:pStyle w:val="oancuaDanhsach"/>
         <w:numPr>
           <w:ilvl w:val="0"/>
-          <w:numId w:val="18"/>
+          <w:numId w:val="35"/>
         </w:numPr>
-        <w:spacing w:line="360" w:lineRule="auto"/>
-      </w:pPr>
-      <w:r>
-        <w:t xml:space="preserve">Đăng nhập </w:t>
-      </w:r>
-    </w:p>
-    <w:p>
-      <w:pPr>
+      </w:pPr>
+      <w:r>
+        <w:t>Tiêu chí 1: Thuộc luồng nghiệp vụ cốt lõi của người dùng cuối</w:t>
+      </w:r>
+    </w:p>
+    <w:p>
+      <w:pPr>
+        <w:pStyle w:val="oancuaDanhsach"/>
+      </w:pPr>
+      <w:r>
+        <w:t>Các use case được chọn phải là những chức năng mà khách hàng trực tiếp sử dụng trong quá trình mua sắm trên website N10-Mart, từ bước tìm kiếm sản phẩm cho đến bước hoàn tất đặt hàng.</w:t>
+      </w:r>
+    </w:p>
+    <w:p>
+      <w:pPr>
+        <w:pStyle w:val="oancuaDanhsach"/>
         <w:numPr>
           <w:ilvl w:val="0"/>
-          <w:numId w:val="18"/>
+          <w:numId w:val="35"/>
         </w:numPr>
-        <w:spacing w:line="360" w:lineRule="auto"/>
-      </w:pPr>
-      <w:r>
-        <w:t xml:space="preserve">Tìm kiếm sản phẩm </w:t>
-      </w:r>
-    </w:p>
-    <w:p>
-      <w:pPr>
+      </w:pPr>
+      <w:r>
+        <w:t>Tiêu chí 2: Có nhiều kịch bản kiểm thử phong phú</w:t>
+      </w:r>
+    </w:p>
+    <w:p>
+      <w:pPr>
+        <w:pStyle w:val="oancuaDanhsach"/>
+      </w:pPr>
+      <w:r>
+        <w:t>Các use case được chọn phải có đủ luồng chính và các luồng ngoại lệ, đảm bảo việc kiểm thử tự động được triển khai có chiều sâu và phát hiện được nhiều loại lỗi khác nhau.</w:t>
+      </w:r>
+    </w:p>
+    <w:p>
+      <w:pPr>
+        <w:pStyle w:val="oancuaDanhsach"/>
         <w:numPr>
           <w:ilvl w:val="0"/>
-          <w:numId w:val="18"/>
+          <w:numId w:val="35"/>
         </w:numPr>
-        <w:spacing w:line="360" w:lineRule="auto"/>
-      </w:pPr>
-      <w:r>
-        <w:t xml:space="preserve">Xem chi tiết sản phẩm </w:t>
-      </w:r>
-    </w:p>
-    <w:p>
-      <w:pPr>
+      </w:pPr>
+      <w:r>
+        <w:t>Tiêu chí 3: Có khả năng phát sinh lỗi ảnh hưởng trực tiếp đến người dùng</w:t>
+      </w:r>
+    </w:p>
+    <w:p>
+      <w:pPr>
+        <w:pStyle w:val="oancuaDanhsach"/>
         <w:numPr>
           <w:ilvl w:val="0"/>
-          <w:numId w:val="18"/>
+          <w:numId w:val="35"/>
         </w:numPr>
-        <w:spacing w:line="360" w:lineRule="auto"/>
-      </w:pPr>
-      <w:r>
-        <w:t xml:space="preserve">Thêm sản phẩm vào giỏ hàng </w:t>
-      </w:r>
-    </w:p>
-    <w:p>
-      <w:pPr>
+      </w:pPr>
+      <w:r>
+        <w:t>Các use case được chọn là những chức năng mà nếu xảy ra lỗi sẽ ảnh hưởng trực tiếp đến trải nghiệm mua sắm của khách hàng và hoạt động kinh doanh của hệ thống.</w:t>
+      </w:r>
+    </w:p>
+    <w:p>
+      <w:pPr>
+        <w:ind w:firstLine="720"/>
+      </w:pPr>
+      <w:r>
+        <w:t>Dựa trên ba tiêu chí trên, đề tài lựa chọn năm use case chính với lý do cụ thể như sau:</w:t>
+      </w:r>
+    </w:p>
+    <w:p>
+      <w:pPr>
+        <w:pStyle w:val="oancuaDanhsach"/>
         <w:numPr>
           <w:ilvl w:val="0"/>
-          <w:numId w:val="18"/>
+          <w:numId w:val="34"/>
         </w:numPr>
-        <w:spacing w:line="360" w:lineRule="auto"/>
-      </w:pPr>
-      <w:r>
-        <w:t xml:space="preserve">Đặt hàng </w:t>
-      </w:r>
-    </w:p>
-    <w:p>
-      <w:pPr>
-        <w:spacing w:line="360" w:lineRule="auto"/>
-        <w:ind w:firstLine="720"/>
-      </w:pPr>
-      <w:r>
-        <w:t>Các use case trên đại diện cho các chức năng cốt lõi của hệ thống, đồng thời cũng là cơ sở để xây dựng các kịch bản kiểm thử tự động trong đề tài.</w:t>
-      </w:r>
-    </w:p>
-    <w:p>
-      <w:pPr>
-        <w:pStyle w:val="u3"/>
-        <w:spacing w:line="360" w:lineRule="auto"/>
-      </w:pPr>
-      <w:r>
-        <w:t>2.2.2. Mô tả chi tiết các use case</w:t>
-      </w:r>
-    </w:p>
-    <w:p>
-      <w:pPr>
-        <w:spacing w:line="360" w:lineRule="auto"/>
-        <w:ind w:firstLine="720"/>
-      </w:pPr>
-      <w:r>
-        <w:t xml:space="preserve">Trong phần này, các use case chính của hệ thống sẽ được mô tả chi tiết nhằm làm rõ cách thức người dùng tương tác với website N10-Mart. Mỗi use </w:t>
-      </w:r>
+      </w:pPr>
       <w:r>
         <w:lastRenderedPageBreak/>
-        <w:t>case được trình bày bao gồm các thành phần như mô tả, tác nhân, điều kiện, luồng chính và các luồng rẽ nhánh, từ đó giúp làm rõ hành vi của hệ thống trong từng tình huống cụ thể.</w:t>
-      </w:r>
-    </w:p>
-    <w:p>
-      <w:pPr>
-        <w:pStyle w:val="u4"/>
-        <w:spacing w:line="360" w:lineRule="auto"/>
-      </w:pPr>
-      <w:r>
-        <w:t>2.2.2.1. Use case: Đăng nhập</w:t>
+        <w:t>Đăng nhập: Website N10-Mart cho phép khách hàng xem sản phẩm và thêm vào giỏ hàng mà không cần đăng nhập. Tuy nhiên, khi tiến hành đặt hàng, hệ thống bắt buộc phải đăng nhập để lưu thông tin giao hàng và xác nhận đơn hàng. Do đó, đăng nhập là điều kiện tiên quyết để hoàn tất quy trình mua sắm và cần được kiểm thử kỹ lưỡng.</w:t>
       </w:r>
     </w:p>
     <w:p>
@@ -4753,12 +4739,11 @@
         <w:pStyle w:val="oancuaDanhsach"/>
         <w:numPr>
           <w:ilvl w:val="0"/>
-          <w:numId w:val="20"/>
+          <w:numId w:val="34"/>
         </w:numPr>
-        <w:spacing w:line="360" w:lineRule="auto"/>
-      </w:pPr>
-      <w:r>
-        <w:t>Tên Use Case: Đăng nhập</w:t>
+      </w:pPr>
+      <w:r>
+        <w:t>Tìm kiếm sản phẩm: Đây là bước đầu tiên trong luồng mua sắm. Nếu chức năng tìm kiếm xảy ra lỗi, khách hàng sẽ không tìm được sản phẩm mong muốn, ảnh hưởng trực tiếp đến trải nghiệm người dùng và doanh thu của hệ thống.</w:t>
       </w:r>
     </w:p>
     <w:p>
@@ -4766,12 +4751,11 @@
         <w:pStyle w:val="oancuaDanhsach"/>
         <w:numPr>
           <w:ilvl w:val="0"/>
-          <w:numId w:val="20"/>
+          <w:numId w:val="34"/>
         </w:numPr>
-        <w:spacing w:line="360" w:lineRule="auto"/>
-      </w:pPr>
-      <w:r>
-        <w:t>Mô tả vắn tắt: Use case này cho phép người dùng đăng nhập vào hệ thống bằng tài khoản đã đăng ký nhằm truy cập và sử dụng các chức năng của website.</w:t>
+      </w:pPr>
+      <w:r>
+        <w:t>Xem chi tiết sản phẩm: Trước khi quyết định mua, khách hàng cần xem đầy đủ thông tin sản phẩm bao gồm tên, giá, số lượng tồn kho và mô tả. Đây là bước quan trọng giúp khách hàng đưa ra quyết định mua sắm.</w:t>
       </w:r>
     </w:p>
     <w:p>
@@ -4779,9 +4763,94 @@
         <w:pStyle w:val="oancuaDanhsach"/>
         <w:numPr>
           <w:ilvl w:val="0"/>
-          <w:numId w:val="20"/>
+          <w:numId w:val="34"/>
         </w:numPr>
-        <w:spacing w:line="360" w:lineRule="auto"/>
+      </w:pPr>
+      <w:r>
+        <w:t>Quản lý giỏ hàng: Sau khi thêm sản phẩm vào giỏ, khách hàng có thể thay đổi số lượng hoặc xóa sản phẩm không mong muốn. Đây là chức năng có nhiều thao tác tương tác và dễ phát sinh lỗi nếu không được kiểm thử kỹ.</w:t>
+      </w:r>
+    </w:p>
+    <w:p>
+      <w:pPr>
+        <w:pStyle w:val="oancuaDanhsach"/>
+        <w:numPr>
+          <w:ilvl w:val="0"/>
+          <w:numId w:val="34"/>
+        </w:numPr>
+      </w:pPr>
+      <w:r>
+        <w:t>Đặt hàng: Đây là bước cuối cùng và quan trọng nhất trong luồng mua sắm. Lỗi xảy ra ở bước này sẽ ảnh hưởng trực tiếp đến việc hoàn tất giao dịch, gây thiệt hại cho cả khách hàng lẫn hệ thống.</w:t>
+      </w:r>
+    </w:p>
+    <w:p>
+      <w:pPr>
+        <w:pStyle w:val="u3"/>
+        <w:spacing w:line="360" w:lineRule="auto"/>
+      </w:pPr>
+      <w:r>
+        <w:t>2.2.</w:t>
+      </w:r>
+      <w:r>
+        <w:t>2</w:t>
+      </w:r>
+      <w:r>
+        <w:t>. Mô tả chi tiết các use case</w:t>
+      </w:r>
+    </w:p>
+    <w:p>
+      <w:pPr>
+        <w:spacing w:line="360" w:lineRule="auto"/>
+        <w:ind w:firstLine="720"/>
+      </w:pPr>
+      <w:r>
+        <w:t>Trong phần này, các use case chính của hệ thống sẽ được mô tả chi tiết nhằm làm rõ cách thức người dùng tương tác với website N10-Mart. Mỗi use case được trình bày bao gồm các thành phần như mô tả, tác nhân, điều kiện, luồng chính và các luồng rẽ nhánh, từ đó giúp làm rõ hành vi của hệ thống trong từng tình huống cụ thể.</w:t>
+      </w:r>
+    </w:p>
+    <w:p>
+      <w:pPr>
+        <w:pStyle w:val="u4"/>
+      </w:pPr>
+      <w:r>
+        <w:t>2.2.</w:t>
+      </w:r>
+      <w:r>
+        <w:t>2</w:t>
+      </w:r>
+      <w:r>
+        <w:t>.1. Use case: Đăng nhập</w:t>
+      </w:r>
+    </w:p>
+    <w:p>
+      <w:pPr>
+        <w:pStyle w:val="oancuaDanhsach"/>
+        <w:numPr>
+          <w:ilvl w:val="0"/>
+          <w:numId w:val="37"/>
+        </w:numPr>
+      </w:pPr>
+      <w:r>
+        <w:t>Tên Use Case: Đăng nhập</w:t>
+      </w:r>
+    </w:p>
+    <w:p>
+      <w:pPr>
+        <w:pStyle w:val="oancuaDanhsach"/>
+        <w:numPr>
+          <w:ilvl w:val="0"/>
+          <w:numId w:val="37"/>
+        </w:numPr>
+      </w:pPr>
+      <w:r>
+        <w:t>Mô tả vắn tắt: Use case này cho phép người dùng đăng nhập vào hệ thống bằng tên đăng nhập và mật khẩu đã đăng ký, nhằm xác thực danh tính trước khi thực hiện đặt hàng trên website N10-Mart.</w:t>
+      </w:r>
+    </w:p>
+    <w:p>
+      <w:pPr>
+        <w:pStyle w:val="oancuaDanhsach"/>
+        <w:numPr>
+          <w:ilvl w:val="0"/>
+          <w:numId w:val="37"/>
+        </w:numPr>
       </w:pPr>
       <w:r>
         <w:t>Luồng các sự kiện:</w:t>
@@ -4792,9 +4861,8 @@
         <w:pStyle w:val="oancuaDanhsach"/>
         <w:numPr>
           <w:ilvl w:val="1"/>
-          <w:numId w:val="20"/>
+          <w:numId w:val="37"/>
         </w:numPr>
-        <w:spacing w:line="360" w:lineRule="auto"/>
       </w:pPr>
       <w:r>
         <w:t>Luồng cơ bản:</w:t>
@@ -4803,65 +4871,38 @@
     <w:p>
       <w:pPr>
         <w:pStyle w:val="oancuaDanhsach"/>
-        <w:spacing w:line="360" w:lineRule="auto"/>
         <w:ind w:left="1080"/>
       </w:pPr>
       <w:r>
-        <w:t>3.1.</w:t>
-      </w:r>
-      <w:r>
-        <w:t xml:space="preserve">1. </w:t>
-      </w:r>
-      <w:r>
-        <w:t>Use case này bắt đầu khi người dùng truy cập vào website và kích vào nút “Đăng nhập” trên giao diện. Hệ thống hiển thị màn hình đăng nhập bao gồm các trường thông tin như tên đăng nhập và mật khẩu.</w:t>
-      </w:r>
-    </w:p>
-    <w:p>
-      <w:pPr>
-        <w:pStyle w:val="oancuaDanhsach"/>
-        <w:spacing w:line="360" w:lineRule="auto"/>
+        <w:t>3.1.1. Use case bắt đầu khi người dùng truy cập vào website và kích vào nút "Đăng nhập" trên giao diện. Hệ thống hiển thị màn hình đăng nhập bao gồm các trường tên đăng nhập và mật khẩu.</w:t>
+      </w:r>
+    </w:p>
+    <w:p>
+      <w:pPr>
+        <w:pStyle w:val="oancuaDanhsach"/>
         <w:ind w:left="1080"/>
       </w:pPr>
       <w:r>
-        <w:t>3.1.</w:t>
-      </w:r>
-      <w:r>
-        <w:t xml:space="preserve">2. </w:t>
-      </w:r>
-      <w:r>
-        <w:t>Người dùng nhập tên đăng nhập và mật khẩu vào các ô tương ứng, sau đó kích vào nút “Đăng nhập”.</w:t>
-      </w:r>
-    </w:p>
-    <w:p>
-      <w:pPr>
-        <w:pStyle w:val="oancuaDanhsach"/>
-        <w:spacing w:line="360" w:lineRule="auto"/>
+        <w:lastRenderedPageBreak/>
+        <w:t>3.1.2. Người dùng nhập tên đăng nhập và mật khẩu vào các ô tương ứng, sau đó kích vào nút "Đăng nhập".</w:t>
+      </w:r>
+    </w:p>
+    <w:p>
+      <w:pPr>
+        <w:pStyle w:val="oancuaDanhsach"/>
         <w:ind w:left="1080"/>
       </w:pPr>
       <w:r>
-        <w:t>3.1.</w:t>
-      </w:r>
-      <w:r>
-        <w:t>3.</w:t>
-      </w:r>
-      <w:r>
-        <w:t xml:space="preserve"> Hệ thống tiếp nhận thông tin người dùng nhập vào và tiến hành kiểm tra tính hợp lệ của dữ liệu.</w:t>
-      </w:r>
-    </w:p>
-    <w:p>
-      <w:pPr>
-        <w:pStyle w:val="oancuaDanhsach"/>
-        <w:spacing w:line="360" w:lineRule="auto"/>
+        <w:t>3.1.3. Hệ thống tiếp nhận thông tin và kiểm tra tính hợp lệ của dữ liệu.</w:t>
+      </w:r>
+    </w:p>
+    <w:p>
+      <w:pPr>
+        <w:pStyle w:val="oancuaDanhsach"/>
         <w:ind w:left="1080"/>
       </w:pPr>
       <w:r>
-        <w:t>3.1.</w:t>
-      </w:r>
-      <w:r>
-        <w:t>4.</w:t>
-      </w:r>
-      <w:r>
-        <w:t xml:space="preserve"> Nếu thông tin hợp lệ, hệ thống xác thực thành công, tạo phiên đăng nhập cho người dùng và chuyển người dùng đến trang chính của hệ thống. Use case kết thúc.</w:t>
+        <w:t>3.1.4. Nếu thông tin hợp lệ, hệ thống xác thực thành công, tạo phiên đăng nhập cho người dùng và chuyển người dùng đến trang chủ. Use case kết thúc.</w:t>
       </w:r>
     </w:p>
     <w:p>
@@ -4869,9 +4910,8 @@
         <w:pStyle w:val="oancuaDanhsach"/>
         <w:numPr>
           <w:ilvl w:val="1"/>
-          <w:numId w:val="20"/>
+          <w:numId w:val="37"/>
         </w:numPr>
-        <w:spacing w:line="360" w:lineRule="auto"/>
       </w:pPr>
       <w:r>
         <w:t>Các luồng rẽ nhánh:</w:t>
@@ -4880,98 +4920,37 @@
     <w:p>
       <w:pPr>
         <w:pStyle w:val="oancuaDanhsach"/>
-        <w:spacing w:line="360" w:lineRule="auto"/>
         <w:ind w:left="1080"/>
       </w:pPr>
       <w:r>
-        <w:t>3.2.</w:t>
-      </w:r>
-      <w:r>
-        <w:t>1.</w:t>
-      </w:r>
-      <w:r>
-        <w:t xml:space="preserve"> Tại bước 3.1.2, nếu người dùng không nhập đầy đủ thông tin thì hệ thống hiển thị thông báo yêu cầu nhập đầy đủ dữ liệu. Người dùng có thể nhập lại để tiếp tục.</w:t>
-      </w:r>
-    </w:p>
-    <w:p>
-      <w:pPr>
-        <w:pStyle w:val="oancuaDanhsach"/>
-        <w:spacing w:line="360" w:lineRule="auto"/>
+        <w:t>3.2.1. Tại bước 3.1.2, nếu người dùng không nhập tên đăng nhập hoặc mật khẩu hoặc cả hai thì hệ thống hiển thị thông báo "Không được để trống tên đăng nhập/mật khẩu" và yêu cầu người dùng nhập lại.</w:t>
+      </w:r>
+    </w:p>
+    <w:p>
+      <w:pPr>
+        <w:pStyle w:val="oancuaDanhsach"/>
         <w:ind w:left="1080"/>
       </w:pPr>
       <w:r>
-        <w:t>3.2.</w:t>
-      </w:r>
-      <w:r>
-        <w:t>2.</w:t>
-      </w:r>
-      <w:r>
-        <w:t xml:space="preserve"> Tại bước 3.1.3, nếu tài khoản không tồn tại trong hệ thống thì hệ thống hiển thị thông báo “Tài khoản không tồn tại” và yêu cầu người dùng nhập lại thông tin.</w:t>
-      </w:r>
-    </w:p>
-    <w:p>
-      <w:pPr>
-        <w:pStyle w:val="oancuaDanhsach"/>
-        <w:spacing w:line="360" w:lineRule="auto"/>
+        <w:t>3.2.2. Tại bước 3.1.2, nếu tên đăng nhập chứa ký tự đặc biệt không hợp lệ thì hệ thống hiển thị thông báo yêu cầu nhập đúng định dạng và người dùng có thể nhập lại để tiếp tục.</w:t>
+      </w:r>
+    </w:p>
+    <w:p>
+      <w:pPr>
+        <w:pStyle w:val="oancuaDanhsach"/>
         <w:ind w:left="1080"/>
       </w:pPr>
       <w:r>
-        <w:lastRenderedPageBreak/>
-        <w:t>3.2.</w:t>
-      </w:r>
-      <w:r>
-        <w:t>3.</w:t>
-      </w:r>
-      <w:r>
-        <w:t xml:space="preserve"> Tại bước 3.1.3, nếu mật khẩu không chính xác thì hệ thống hiển thị thông báo “Mật khẩu không đúng” và yêu cầu người dùng nhập lại thông tin.</w:t>
-      </w:r>
-    </w:p>
-    <w:p>
-      <w:pPr>
-        <w:pStyle w:val="oancuaDanhsach"/>
-        <w:spacing w:line="360" w:lineRule="auto"/>
+        <w:t>3.2.3. Tại bước 3.1.3, nếu tên đăng nhập không tồn tại trong hệ thống thì hệ thống hiển thị thông báo "Tài khoản không tồn tại" và yêu cầu người dùng nhập lại thông tin.</w:t>
+      </w:r>
+    </w:p>
+    <w:p>
+      <w:pPr>
+        <w:pStyle w:val="oancuaDanhsach"/>
         <w:ind w:left="1080"/>
       </w:pPr>
       <w:r>
-        <w:t>3.2.</w:t>
-      </w:r>
-      <w:r>
-        <w:t>4.</w:t>
-      </w:r>
-      <w:r>
-        <w:t xml:space="preserve"> Tại bước 3.1.3, nếu tài khoản bị khóa hoặc không hợp lệ thì hệ thống hiển thị thông báo “Tài khoản đã bị khóa hoặc không hợp lệ” và use case kết thúc.</w:t>
-      </w:r>
-    </w:p>
-    <w:p>
-      <w:pPr>
-        <w:pStyle w:val="oancuaDanhsach"/>
-        <w:spacing w:line="360" w:lineRule="auto"/>
-        <w:ind w:left="1080"/>
-      </w:pPr>
-      <w:r>
-        <w:t>3.2.</w:t>
-      </w:r>
-      <w:r>
-        <w:t>5.</w:t>
-      </w:r>
-      <w:r>
-        <w:t xml:space="preserve"> Tại bước 3.1.2, nếu dữ liệu nhập vào không đúng định dạng (ví dụ: chứa ký tự không hợp lệ) thì hệ thống hiển thị thông báo yêu cầu nhập đúng định dạng. Người dùng có thể nhập lại để tiếp tục.</w:t>
-      </w:r>
-    </w:p>
-    <w:p>
-      <w:pPr>
-        <w:pStyle w:val="oancuaDanhsach"/>
-        <w:spacing w:line="360" w:lineRule="auto"/>
-        <w:ind w:left="1080"/>
-      </w:pPr>
-      <w:r>
-        <w:t>3.2.</w:t>
-      </w:r>
-      <w:r>
-        <w:t>6.</w:t>
-      </w:r>
-      <w:r>
-        <w:t xml:space="preserve"> Tại bất kỳ thời điểm nào trong quá trình thực hiện use case, nếu hệ thống không kết nối được với cơ sở dữ liệu hoặc xảy ra lỗi hệ thống thì hệ thống hiển thị thông báo lỗi và use case kết thúc.</w:t>
+        <w:t>3.2.4. Tại bước 3.1.3, nếu tên đăng nhập đúng nhưng mật khẩu không chính xác thì hệ thống hiển thị thông báo "Mật khẩu không đúng" và yêu cầu người dùng nhập lại thông tin.</w:t>
       </w:r>
     </w:p>
     <w:p>
@@ -4979,9 +4958,8 @@
         <w:pStyle w:val="oancuaDanhsach"/>
         <w:numPr>
           <w:ilvl w:val="0"/>
-          <w:numId w:val="20"/>
+          <w:numId w:val="37"/>
         </w:numPr>
-        <w:spacing w:line="360" w:lineRule="auto"/>
       </w:pPr>
       <w:r>
         <w:t>Điều kiện đặc biệt: Không có.</w:t>
@@ -4992,9 +4970,8 @@
         <w:pStyle w:val="oancuaDanhsach"/>
         <w:numPr>
           <w:ilvl w:val="0"/>
-          <w:numId w:val="20"/>
+          <w:numId w:val="37"/>
         </w:numPr>
-        <w:spacing w:line="360" w:lineRule="auto"/>
       </w:pPr>
       <w:r>
         <w:t>Tiền điều kiện: Người dùng đã có tài khoản hợp lệ trong hệ thống.</w:t>
@@ -5005,12 +4982,11 @@
         <w:pStyle w:val="oancuaDanhsach"/>
         <w:numPr>
           <w:ilvl w:val="0"/>
-          <w:numId w:val="20"/>
+          <w:numId w:val="37"/>
         </w:numPr>
-        <w:spacing w:line="360" w:lineRule="auto"/>
-      </w:pPr>
-      <w:r>
-        <w:t>Hậu điều kiện: Người dùng đăng nhập thành công và truy cập vào hệ thống hoặc nhận thông báo lỗi tương ứng nếu đăng nhập thất bại.</w:t>
+      </w:pPr>
+      <w:r>
+        <w:t>Hậu điều kiện: Người dùng đăng nhập thành công và được chuyển đến trang chủ, hoặc nhận thông báo lỗi tương ứng nếu đăng nhập thất bại.</w:t>
       </w:r>
     </w:p>
     <w:p>
@@ -5018,9 +4994,8 @@
         <w:pStyle w:val="oancuaDanhsach"/>
         <w:numPr>
           <w:ilvl w:val="0"/>
-          <w:numId w:val="20"/>
+          <w:numId w:val="37"/>
         </w:numPr>
-        <w:spacing w:line="360" w:lineRule="auto"/>
       </w:pPr>
       <w:r>
         <w:t>Điểm mở rộng: Không có.</w:t>
@@ -5126,7 +5101,6 @@
         <w:ind w:left="1080"/>
       </w:pPr>
       <w:r>
-        <w:lastRenderedPageBreak/>
         <w:t>3.1.</w:t>
       </w:r>
       <w:r>
@@ -5245,10 +5219,13 @@
         <w:t>3.2.</w:t>
       </w:r>
       <w:r>
-        <w:t>4.</w:t>
-      </w:r>
-      <w:r>
-        <w:t xml:space="preserve"> Tại bước 3.1.4, nếu số lượng sản phẩm tìm thấy quá lớn thì hệ thống thực hiện phân trang hoặc giới hạn số lượng sản phẩm hiển thị trên mỗi trang.</w:t>
+        <w:t>4</w:t>
+      </w:r>
+      <w:r>
+        <w:t>.</w:t>
+      </w:r>
+      <w:r>
+        <w:t xml:space="preserve"> Tại bước 3.1.3, nếu xảy ra lỗi trong quá trình truy vấn dữ liệu thì hệ thống hiển thị thông báo lỗi và yêu cầu người dùng thử lại.</w:t>
       </w:r>
     </w:p>
     <w:p>
@@ -5261,23 +5238,10 @@
         <w:t>3.2.</w:t>
       </w:r>
       <w:r>
-        <w:t>5.</w:t>
-      </w:r>
-      <w:r>
-        <w:t xml:space="preserve"> Tại bước 3.1.3, nếu xảy ra lỗi trong quá trình truy vấn dữ liệu thì hệ thống hiển thị thông báo lỗi và yêu cầu người dùng thử lại.</w:t>
-      </w:r>
-    </w:p>
-    <w:p>
-      <w:pPr>
-        <w:pStyle w:val="oancuaDanhsach"/>
-        <w:spacing w:line="360" w:lineRule="auto"/>
-        <w:ind w:left="1080"/>
-      </w:pPr>
-      <w:r>
-        <w:t>3.2.</w:t>
-      </w:r>
-      <w:r>
-        <w:t>6.</w:t>
+        <w:t>5</w:t>
+      </w:r>
+      <w:r>
+        <w:t>.</w:t>
       </w:r>
       <w:r>
         <w:t xml:space="preserve"> Tại bất kỳ thời điểm nào trong quá trình thực hiện use case, nếu hệ thống không kết nối được với cơ sở dữ liệu hoặc xảy ra lỗi hệ thống thì hệ thống hiển thị thông báo lỗi và use case kết thúc.</w:t>
@@ -5332,7 +5296,6 @@
         <w:spacing w:line="360" w:lineRule="auto"/>
       </w:pPr>
       <w:r>
-        <w:lastRenderedPageBreak/>
         <w:t>Điểm mở rộng: Không có.</w:t>
       </w:r>
     </w:p>
@@ -5404,13 +5367,46 @@
         <w:ind w:left="1080"/>
       </w:pPr>
       <w:r>
+        <w:t>3.1.1. Use case này bắt đầu khi người dùng truy cập vào website và thực hiện tìm kiếm sản phẩm hoặc duyệt danh sách sản phẩm trên hệ thống.</w:t>
+      </w:r>
+    </w:p>
+    <w:p>
+      <w:pPr>
+        <w:pStyle w:val="oancuaDanhsach"/>
+        <w:spacing w:line="360" w:lineRule="auto"/>
+        <w:ind w:left="1080"/>
+      </w:pPr>
+      <w:r>
+        <w:t>3.1.2. Người dùng kích vào tên sản phẩm hoặc hình ảnh của một sản phẩm bất kỳ trong danh sách.</w:t>
+      </w:r>
+    </w:p>
+    <w:p>
+      <w:pPr>
+        <w:pStyle w:val="oancuaDanhsach"/>
+        <w:spacing w:line="360" w:lineRule="auto"/>
+        <w:ind w:left="1080"/>
+      </w:pPr>
+      <w:r>
+        <w:t>3.1.3. Hệ thống tiếp nhận yêu cầu và tiến hành lấy thông tin chi tiết của sản phẩm từ hệ thống dữ liệu.</w:t>
+      </w:r>
+    </w:p>
+    <w:p>
+      <w:pPr>
+        <w:pStyle w:val="oancuaDanhsach"/>
+        <w:spacing w:line="360" w:lineRule="auto"/>
+        <w:ind w:left="1080"/>
+      </w:pPr>
+      <w:r>
         <w:t>3.1.</w:t>
       </w:r>
       <w:r>
-        <w:t>1.</w:t>
-      </w:r>
-      <w:r>
-        <w:t xml:space="preserve"> Use case này bắt đầu khi người dùng truy cập vào website và thực hiện tìm kiếm sản phẩm hoặc duyệt danh sách sản phẩm trên hệ thống.</w:t>
+        <w:t>4.</w:t>
+      </w:r>
+      <w:r>
+        <w:t xml:space="preserve"> Hệ thống hiển thị thông tin chi tiết của sản phẩm bao gồm: tên sản phẩm, giá bán, hình ảnh, mô tả, số lượng còn </w:t>
+      </w:r>
+      <w:r>
+        <w:t>lại.</w:t>
       </w:r>
     </w:p>
     <w:p>
@@ -5420,61 +5416,7 @@
         <w:ind w:left="1080"/>
       </w:pPr>
       <w:r>
-        <w:t>3.1.</w:t>
-      </w:r>
-      <w:r>
-        <w:t>2.</w:t>
-      </w:r>
-      <w:r>
-        <w:t xml:space="preserve"> Người dùng kích vào tên sản phẩm hoặc hình ảnh của một sản phẩm bất kỳ trong danh sách.</w:t>
-      </w:r>
-    </w:p>
-    <w:p>
-      <w:pPr>
-        <w:pStyle w:val="oancuaDanhsach"/>
-        <w:spacing w:line="360" w:lineRule="auto"/>
-        <w:ind w:left="1080"/>
-      </w:pPr>
-      <w:r>
-        <w:t>3.1.</w:t>
-      </w:r>
-      <w:r>
-        <w:t>3.</w:t>
-      </w:r>
-      <w:r>
-        <w:t xml:space="preserve"> Hệ thống tiếp nhận yêu cầu và tiến hành lấy thông tin chi tiết của sản phẩm từ hệ thống dữ liệu.</w:t>
-      </w:r>
-    </w:p>
-    <w:p>
-      <w:pPr>
-        <w:pStyle w:val="oancuaDanhsach"/>
-        <w:spacing w:line="360" w:lineRule="auto"/>
-        <w:ind w:left="1080"/>
-      </w:pPr>
-      <w:r>
-        <w:t>3.1.</w:t>
-      </w:r>
-      <w:r>
-        <w:t>4.</w:t>
-      </w:r>
-      <w:r>
-        <w:t xml:space="preserve"> Hệ thống hiển thị thông tin chi tiết của sản phẩm bao gồm: tên sản phẩm, giá bán, hình ảnh, mô tả, số lượng còn lại và các thông tin liên quan khác.</w:t>
-      </w:r>
-    </w:p>
-    <w:p>
-      <w:pPr>
-        <w:pStyle w:val="oancuaDanhsach"/>
-        <w:spacing w:line="360" w:lineRule="auto"/>
-        <w:ind w:left="1080"/>
-      </w:pPr>
-      <w:r>
-        <w:t>3.1.</w:t>
-      </w:r>
-      <w:r>
-        <w:t>5.</w:t>
-      </w:r>
-      <w:r>
-        <w:t xml:space="preserve"> Người dùng có thể xem thông tin chi tiết và thực hiện các thao tác tiếp theo như thêm vào giỏ hàng. Use case kết thúc.</w:t>
+        <w:t>3.1.5. Người dùng có thể xem thông tin chi tiết và thực hiện các thao tác tiếp theo như thêm vào giỏ hàng. Use case kết thúc.</w:t>
       </w:r>
     </w:p>
     <w:p>
@@ -5526,13 +5468,7 @@
         <w:ind w:left="1080"/>
       </w:pPr>
       <w:r>
-        <w:t>3.2.</w:t>
-      </w:r>
-      <w:r>
-        <w:t xml:space="preserve">2. </w:t>
-      </w:r>
-      <w:r>
-        <w:t>Tại bước 3.1.3, nếu xảy ra lỗi trong quá trình lấy dữ liệu sản phẩm thì hệ thống hiển thị thông báo lỗi và yêu cầu người dùng thử lại.</w:t>
+        <w:t>3.2.2. Tại bước 3.1.3, nếu xảy ra lỗi trong quá trình lấy dữ liệu sản phẩm thì hệ thống hiển thị thông báo lỗi và yêu cầu người dùng thử lại.</w:t>
       </w:r>
     </w:p>
     <w:p>
@@ -5542,13 +5478,7 @@
         <w:ind w:left="1080"/>
       </w:pPr>
       <w:r>
-        <w:t>3.2.</w:t>
-      </w:r>
-      <w:r>
-        <w:t>3.</w:t>
-      </w:r>
-      <w:r>
-        <w:t xml:space="preserve"> Tại bước 3.1.4, nếu sản phẩm đã hết hàng thì hệ thống hiển thị trạng thái “Hết hàng” và không cho phép người dùng thực hiện thao tác mua sản phẩm.</w:t>
+        <w:t>3.2.3. Tại bước 3.1.4, nếu sản phẩm đã hết hàng thì hệ thống hiển thị trạng thái “Hết hàng” và không cho phép người dùng thực hiện thao tác mua sản phẩm.</w:t>
       </w:r>
     </w:p>
     <w:p>
@@ -5558,13 +5488,7 @@
         <w:ind w:left="1080"/>
       </w:pPr>
       <w:r>
-        <w:t>3.2.</w:t>
-      </w:r>
-      <w:r>
-        <w:t>4.</w:t>
-      </w:r>
-      <w:r>
-        <w:t xml:space="preserve"> Tại bất kỳ thời điểm nào trong quá trình thực hiện use case, nếu hệ thống không kết nối được với cơ sở dữ liệu hoặc xảy ra lỗi hệ thống thì hệ thống hiển thị thông báo lỗi và use case kết thúc.</w:t>
+        <w:t>3.2.4. Tại bất kỳ thời điểm nào trong quá trình thực hiện use case, nếu hệ thống không kết nối được với cơ sở dữ liệu hoặc xảy ra lỗi hệ thống thì hệ thống hiển thị thông báo lỗi và use case kết thúc.</w:t>
       </w:r>
     </w:p>
     <w:p>
@@ -5625,7 +5549,13 @@
         <w:spacing w:line="360" w:lineRule="auto"/>
       </w:pPr>
       <w:r>
-        <w:t>2.2.2.4. Use case: Thêm vào giỏ hàng</w:t>
+        <w:t xml:space="preserve">2.2.2.4. Use case: </w:t>
+      </w:r>
+      <w:r>
+        <w:t xml:space="preserve">Quản lí </w:t>
+      </w:r>
+      <w:r>
+        <w:t>giỏ hàng</w:t>
       </w:r>
     </w:p>
     <w:p>
@@ -5633,12 +5563,11 @@
         <w:pStyle w:val="oancuaDanhsach"/>
         <w:numPr>
           <w:ilvl w:val="0"/>
-          <w:numId w:val="29"/>
+          <w:numId w:val="40"/>
         </w:numPr>
-        <w:spacing w:line="360" w:lineRule="auto"/>
-      </w:pPr>
-      <w:r>
-        <w:t>Tên Use Case: Thêm vào giỏ hàng</w:t>
+      </w:pPr>
+      <w:r>
+        <w:t>Tên Use Case: Quản lý giỏ hàng</w:t>
       </w:r>
     </w:p>
     <w:p>
@@ -5646,12 +5575,11 @@
         <w:pStyle w:val="oancuaDanhsach"/>
         <w:numPr>
           <w:ilvl w:val="0"/>
-          <w:numId w:val="29"/>
+          <w:numId w:val="40"/>
         </w:numPr>
-        <w:spacing w:line="360" w:lineRule="auto"/>
-      </w:pPr>
-      <w:r>
-        <w:t>Mô tả vắn tắt: Use case này cho phép người dùng thêm sản phẩm vào giỏ hàng để lưu lại các sản phẩm mong muốn và chuẩn bị cho quá trình đặt hàng.</w:t>
+      </w:pPr>
+      <w:r>
+        <w:t>Mô tả vắn tắt: Use case này cho phép người dùng quản lý các sản phẩm trong giỏ hàng bao gồm thêm sản phẩm, điều chỉnh số lượng và xóa sản phẩm, nhằm chuẩn bị cho quá trình đặt hàng.</w:t>
       </w:r>
     </w:p>
     <w:p>
@@ -5659,9 +5587,8 @@
         <w:pStyle w:val="oancuaDanhsach"/>
         <w:numPr>
           <w:ilvl w:val="0"/>
-          <w:numId w:val="29"/>
+          <w:numId w:val="40"/>
         </w:numPr>
-        <w:spacing w:line="360" w:lineRule="auto"/>
       </w:pPr>
       <w:r>
         <w:t>Luồng các sự kiện:</w:t>
@@ -5672,9 +5599,8 @@
         <w:pStyle w:val="oancuaDanhsach"/>
         <w:numPr>
           <w:ilvl w:val="1"/>
-          <w:numId w:val="29"/>
+          <w:numId w:val="40"/>
         </w:numPr>
-        <w:spacing w:line="360" w:lineRule="auto"/>
       </w:pPr>
       <w:r>
         <w:t>Luồng cơ bản:</w:t>
@@ -5683,97 +5609,56 @@
     <w:p>
       <w:pPr>
         <w:pStyle w:val="oancuaDanhsach"/>
-        <w:spacing w:line="360" w:lineRule="auto"/>
         <w:ind w:left="1080"/>
       </w:pPr>
       <w:r>
-        <w:t>3.1.</w:t>
-      </w:r>
-      <w:r>
-        <w:t>1.</w:t>
-      </w:r>
-      <w:r>
-        <w:t xml:space="preserve"> Use case này bắt đầu khi người dùng đang ở trang chi tiết sản phẩm.</w:t>
-      </w:r>
-    </w:p>
-    <w:p>
-      <w:pPr>
-        <w:pStyle w:val="oancuaDanhsach"/>
-        <w:spacing w:line="360" w:lineRule="auto"/>
+        <w:lastRenderedPageBreak/>
+        <w:t>3.1.1. Use case bắt đầu khi người dùng đang ở trang chi tiết sản phẩm, chọn số lượng và kích vào nút "Thêm vào giỏ hàng".</w:t>
+      </w:r>
+    </w:p>
+    <w:p>
+      <w:pPr>
+        <w:pStyle w:val="oancuaDanhsach"/>
         <w:ind w:left="1080"/>
       </w:pPr>
       <w:r>
-        <w:t>3.1.</w:t>
-      </w:r>
-      <w:r>
-        <w:t>2.</w:t>
-      </w:r>
-      <w:r>
-        <w:t xml:space="preserve"> Người dùng lựa chọn số lượng sản phẩm cần mua và kích vào nút “Thêm vào giỏ hàng”.</w:t>
-      </w:r>
-    </w:p>
-    <w:p>
-      <w:pPr>
-        <w:pStyle w:val="oancuaDanhsach"/>
-        <w:spacing w:line="360" w:lineRule="auto"/>
+        <w:t>3.1.2. Hệ thống tiếp nhận yêu cầu, thêm sản phẩm vào giỏ hàng và hiển thị thông báo "Thêm vào giỏ hàng thành công".</w:t>
+      </w:r>
+    </w:p>
+    <w:p>
+      <w:pPr>
+        <w:pStyle w:val="oancuaDanhsach"/>
         <w:ind w:left="1080"/>
       </w:pPr>
       <w:r>
-        <w:t>3.1.</w:t>
-      </w:r>
-      <w:r>
-        <w:t>3.</w:t>
-      </w:r>
-      <w:r>
-        <w:t xml:space="preserve"> Hệ thống tiếp nhận yêu cầu thêm sản phẩm vào giỏ hàng và kiểm tra trạng thái đăng nhập của người dùng.</w:t>
-      </w:r>
-    </w:p>
-    <w:p>
-      <w:pPr>
-        <w:pStyle w:val="oancuaDanhsach"/>
-        <w:spacing w:line="360" w:lineRule="auto"/>
+        <w:t>3.1.3. Người dùng kích vào biểu tượng giỏ hàng để truy cập trang giỏ hàng. Hệ thống hiển thị danh sách sản phẩm trong giỏ hàng gồm tên sản phẩm, số lượng, đơn giá và tổng tiền.</w:t>
+      </w:r>
+    </w:p>
+    <w:p>
+      <w:pPr>
+        <w:pStyle w:val="oancuaDanhsach"/>
         <w:ind w:left="1080"/>
       </w:pPr>
       <w:r>
-        <w:t>3.1.</w:t>
-      </w:r>
-      <w:r>
-        <w:t>4.</w:t>
-      </w:r>
-      <w:r>
-        <w:t xml:space="preserve"> Nếu người dùng đã đăng nhập, hệ thống tiến hành thêm sản phẩm vào giỏ hàng của người dùng.</w:t>
-      </w:r>
-    </w:p>
-    <w:p>
-      <w:pPr>
-        <w:pStyle w:val="oancuaDanhsach"/>
-        <w:spacing w:line="360" w:lineRule="auto"/>
+        <w:t>3.1.4. Người dùng có thể điều chỉnh số lượng sản phẩm bằng cách kích vào nút tăng (+) hoặc giảm (-). Hệ thống cập nhật lại số lượng và tổng tiền tương ứng.</w:t>
+      </w:r>
+    </w:p>
+    <w:p>
+      <w:pPr>
+        <w:pStyle w:val="oancuaDanhsach"/>
         <w:ind w:left="1080"/>
       </w:pPr>
       <w:r>
-        <w:t>3.1.</w:t>
-      </w:r>
-      <w:r>
-        <w:t>5.</w:t>
-      </w:r>
-      <w:r>
-        <w:t xml:space="preserve"> Hệ thống cập nhật lại thông tin giỏ hàng và hiển thị thông báo “Thêm vào giỏ hàng thành công”.</w:t>
-      </w:r>
-    </w:p>
-    <w:p>
-      <w:pPr>
-        <w:pStyle w:val="oancuaDanhsach"/>
-        <w:spacing w:line="360" w:lineRule="auto"/>
+        <w:t>3.1.5. Người dùng có thể xóa từng sản phẩm khỏi giỏ hàng. Hệ thống cập nhật lại danh sách và tổng tiền.</w:t>
+      </w:r>
+    </w:p>
+    <w:p>
+      <w:pPr>
+        <w:pStyle w:val="oancuaDanhsach"/>
         <w:ind w:left="1080"/>
       </w:pPr>
       <w:r>
-        <w:t>3.1.</w:t>
-      </w:r>
-      <w:r>
-        <w:t>6.</w:t>
-      </w:r>
-      <w:r>
-        <w:t xml:space="preserve"> Người dùng có thể tiếp tục mua sắm hoặc chuyển đến trang giỏ hàng để xem danh sách sản phẩm đã chọn. Use case kết thúc.</w:t>
+        <w:t>3.1.6. Người dùng kích vào nút "Thanh toán" để tiến hành đặt hàng. Use case kết thúc.</w:t>
       </w:r>
     </w:p>
     <w:p>
@@ -5781,9 +5666,8 @@
         <w:pStyle w:val="oancuaDanhsach"/>
         <w:numPr>
           <w:ilvl w:val="1"/>
-          <w:numId w:val="29"/>
+          <w:numId w:val="40"/>
         </w:numPr>
-        <w:spacing w:line="360" w:lineRule="auto"/>
       </w:pPr>
       <w:r>
         <w:t>Các luồng rẽ nhánh:</w:t>
@@ -5792,97 +5676,64 @@
     <w:p>
       <w:pPr>
         <w:pStyle w:val="oancuaDanhsach"/>
-        <w:spacing w:line="360" w:lineRule="auto"/>
         <w:ind w:left="1080"/>
       </w:pPr>
       <w:r>
-        <w:t>3.2.</w:t>
-      </w:r>
-      <w:r>
-        <w:t>1.</w:t>
-      </w:r>
-      <w:r>
-        <w:t xml:space="preserve"> Tại bước 3.1.3, nếu người dùng chưa đăng nhập thì hệ thống yêu cầu người dùng đăng nhập trước khi thêm sản phẩm vào giỏ hàng. Sau khi đăng nhập thành công, hệ thống quay lại bước thêm sản phẩm vào giỏ hàng.</w:t>
-      </w:r>
-    </w:p>
-    <w:p>
-      <w:pPr>
-        <w:pStyle w:val="oancuaDanhsach"/>
-        <w:spacing w:line="360" w:lineRule="auto"/>
+        <w:t>3.2.1. Tại bước 3.1.1, nếu người dùng không chọn số lượng hoặc nhập số lượng không hợp lệ (≤ 0) thì hệ thống hiển thị thông báo yêu cầu nhập số lượng hợp lệ.</w:t>
+      </w:r>
+    </w:p>
+    <w:p>
+      <w:pPr>
+        <w:pStyle w:val="oancuaDanhsach"/>
         <w:ind w:left="1080"/>
       </w:pPr>
       <w:r>
-        <w:t>3.2.</w:t>
-      </w:r>
-      <w:r>
-        <w:t>2.</w:t>
-      </w:r>
-      <w:r>
-        <w:t xml:space="preserve"> Tại bước 3.1.2, nếu người dùng không chọn số lượng hoặc nhập số lượng không hợp lệ (≤ 0) thì hệ thống hiển thị thông báo yêu cầu nhập số lượng hợp lệ.</w:t>
-      </w:r>
-    </w:p>
-    <w:p>
-      <w:pPr>
-        <w:pStyle w:val="oancuaDanhsach"/>
-        <w:spacing w:line="360" w:lineRule="auto"/>
+        <w:t>3.2.2. Tại bước 3.1.1, nếu số lượng người dùng chọn vượt quá số lượng tồn kho thì hệ thống hiển thị thông báo "Số lượng sản phẩm không đủ" và yêu cầu điều chỉnh lại.</w:t>
+      </w:r>
+    </w:p>
+    <w:p>
+      <w:pPr>
+        <w:pStyle w:val="oancuaDanhsach"/>
         <w:ind w:left="1080"/>
       </w:pPr>
       <w:r>
-        <w:t>3.2.</w:t>
-      </w:r>
-      <w:r>
-        <w:t>3.</w:t>
-      </w:r>
-      <w:r>
-        <w:t xml:space="preserve"> Tại bước 3.1.2, nếu số lượng sản phẩm người dùng chọn vượt quá số lượng tồn kho thì hệ thống hiển thị thông báo “Số lượng sản phẩm không đủ” và yêu cầu người dùng điều chỉnh lại số lượng.</w:t>
-      </w:r>
-    </w:p>
-    <w:p>
-      <w:pPr>
-        <w:pStyle w:val="oancuaDanhsach"/>
-        <w:spacing w:line="360" w:lineRule="auto"/>
+        <w:t>3.2.3. Tại bước 3.1.1, nếu sản phẩm đã hết hàng thì hệ thống hiển thị thông báo "Sản phẩm đã hết hàng" và không thực hiện thêm vào giỏ hàng.</w:t>
+      </w:r>
+    </w:p>
+    <w:p>
+      <w:pPr>
+        <w:pStyle w:val="oancuaDanhsach"/>
         <w:ind w:left="1080"/>
       </w:pPr>
       <w:r>
-        <w:t>3.2.</w:t>
-      </w:r>
-      <w:r>
-        <w:t>4.</w:t>
-      </w:r>
-      <w:r>
-        <w:t xml:space="preserve"> Tại bước 3.1.4, nếu sản phẩm đã tồn tại trong giỏ hàng thì hệ thống sẽ cập nhật số lượng sản phẩm tương ứng thay vì thêm mới.</w:t>
-      </w:r>
-    </w:p>
-    <w:p>
-      <w:pPr>
-        <w:pStyle w:val="oancuaDanhsach"/>
-        <w:spacing w:line="360" w:lineRule="auto"/>
+        <w:t>3.2.4. Tại bước 3.1.1, nếu sản phẩm đã tồn tại trong giỏ hàng thì hệ thống cập nhật số lượng sản phẩm tương ứng thay vì thêm mới.</w:t>
+      </w:r>
+    </w:p>
+    <w:p>
+      <w:pPr>
+        <w:pStyle w:val="oancuaDanhsach"/>
         <w:ind w:left="1080"/>
       </w:pPr>
       <w:r>
-        <w:t>3.2.</w:t>
-      </w:r>
-      <w:r>
-        <w:t>5.</w:t>
-      </w:r>
-      <w:r>
-        <w:t xml:space="preserve"> Tại bước 3.1.4, nếu sản phẩm đã hết hàng thì hệ thống hiển thị thông báo “Sản phẩm đã hết hàng” và không thực hiện thêm vào giỏ hàng.</w:t>
-      </w:r>
-    </w:p>
-    <w:p>
-      <w:pPr>
-        <w:pStyle w:val="oancuaDanhsach"/>
-        <w:spacing w:line="360" w:lineRule="auto"/>
+        <w:t>3.2.5. Tại bước 3.1.4, nếu người dùng giảm số lượng xuống 0 thì hệ thống tự động xóa sản phẩm đó khỏi giỏ hàng.</w:t>
+      </w:r>
+    </w:p>
+    <w:p>
+      <w:pPr>
+        <w:pStyle w:val="oancuaDanhsach"/>
         <w:ind w:left="1080"/>
       </w:pPr>
       <w:r>
-        <w:t>3.2.</w:t>
-      </w:r>
-      <w:r>
-        <w:t>6.</w:t>
-      </w:r>
-      <w:r>
-        <w:t xml:space="preserve"> Tại bất kỳ thời điểm nào trong quá trình thực hiện use case, nếu hệ thống không kết nối được với cơ sở dữ liệu hoặc xảy ra lỗi hệ thống thì hệ thống hiển thị thông báo lỗi và use case kết thúc.</w:t>
+        <w:t>3.2.6. Tại bước 3.1.3, nếu giỏ hàng không có sản phẩm nào thì hệ thống hiển thị thông báo "Giỏ hàng trống".</w:t>
+      </w:r>
+    </w:p>
+    <w:p>
+      <w:pPr>
+        <w:pStyle w:val="oancuaDanhsach"/>
+        <w:ind w:left="1080"/>
+      </w:pPr>
+      <w:r>
+        <w:t>3.2.7. Tại bất kỳ thời điểm nào trong quá trình thực hiện use case, nếu hệ thống không kết nối được với cơ sở dữ liệu hoặc xảy ra lỗi hệ thống thì hệ thống hiển thị thông báo lỗi và use case kết thúc.</w:t>
       </w:r>
     </w:p>
     <w:p>
@@ -5890,9 +5741,8 @@
         <w:pStyle w:val="oancuaDanhsach"/>
         <w:numPr>
           <w:ilvl w:val="0"/>
-          <w:numId w:val="29"/>
+          <w:numId w:val="40"/>
         </w:numPr>
-        <w:spacing w:line="360" w:lineRule="auto"/>
       </w:pPr>
       <w:r>
         <w:t>Điều kiện đặc biệt: Không có.</w:t>
@@ -5903,12 +5753,11 @@
         <w:pStyle w:val="oancuaDanhsach"/>
         <w:numPr>
           <w:ilvl w:val="0"/>
-          <w:numId w:val="29"/>
+          <w:numId w:val="40"/>
         </w:numPr>
-        <w:spacing w:line="360" w:lineRule="auto"/>
-      </w:pPr>
-      <w:r>
-        <w:t>Tiền điều kiện: Người dùng đang xem chi tiết sản phẩm.</w:t>
+      </w:pPr>
+      <w:r>
+        <w:t>Tiền điều kiện: Người dùng đang xem chi tiết sản phẩm và sản phẩm còn hàng.</w:t>
       </w:r>
     </w:p>
     <w:p>
@@ -5916,12 +5765,11 @@
         <w:pStyle w:val="oancuaDanhsach"/>
         <w:numPr>
           <w:ilvl w:val="0"/>
-          <w:numId w:val="29"/>
+          <w:numId w:val="40"/>
         </w:numPr>
-        <w:spacing w:line="360" w:lineRule="auto"/>
-      </w:pPr>
-      <w:r>
-        <w:t>Hậu điều kiện: Sản phẩm được thêm vào giỏ hàng của người dùng hoặc hệ thống hiển thị thông báo lỗi nếu không thể thực hiện thao tác.</w:t>
+      </w:pPr>
+      <w:r>
+        <w:t>Hậu điều kiện: Giỏ hàng được cập nhật đúng theo thao tác của người dùng hoặc hệ thống hiển thị thông báo lỗi nếu không thể thực hiện.</w:t>
       </w:r>
     </w:p>
     <w:p>
@@ -5929,11 +5777,11 @@
         <w:pStyle w:val="oancuaDanhsach"/>
         <w:numPr>
           <w:ilvl w:val="0"/>
-          <w:numId w:val="29"/>
+          <w:numId w:val="40"/>
         </w:numPr>
-        <w:spacing w:line="360" w:lineRule="auto"/>
-      </w:pPr>
-      <w:r>
+      </w:pPr>
+      <w:r>
+        <w:lastRenderedPageBreak/>
         <w:t>Điểm mở rộng: Không có.</w:t>
       </w:r>
     </w:p>
@@ -6005,13 +5853,7 @@
         <w:ind w:left="1080"/>
       </w:pPr>
       <w:r>
-        <w:t>3.1.</w:t>
-      </w:r>
-      <w:r>
-        <w:t>1.</w:t>
-      </w:r>
-      <w:r>
-        <w:t xml:space="preserve"> Use </w:t>
+        <w:t xml:space="preserve">3.1.1. Use </w:t>
       </w:r>
       <w:r>
         <w:t>cà</w:t>
@@ -6027,13 +5869,7 @@
         <w:ind w:left="1080"/>
       </w:pPr>
       <w:r>
-        <w:t>3.1.</w:t>
-      </w:r>
-      <w:r>
-        <w:t>2.</w:t>
-      </w:r>
-      <w:r>
-        <w:t xml:space="preserve"> Hệ thống kiểm tra trạng thái đăng nhập của người dùng. Nếu người dùng đã đăng nhập, hệ thống hiển thị trang thanh toán bao gồm các thông tin: danh sách sản phẩm trong giỏ hàng, tổng tiền, thông tin giao hàng và phương thức thanh toán.</w:t>
+        <w:t>3.1.2. Hệ thống kiểm tra trạng thái đăng nhập của người dùng. Nếu người dùng đã đăng nhập, hệ thống hiển thị trang thanh toán bao gồm các thông tin: danh sách sản phẩm trong giỏ hàng, tổng tiền, thông tin giao hàng và phương thức thanh toán.</w:t>
       </w:r>
     </w:p>
     <w:p>
@@ -6043,13 +5879,7 @@
         <w:ind w:left="1080"/>
       </w:pPr>
       <w:r>
-        <w:t>3.1.</w:t>
-      </w:r>
-      <w:r>
-        <w:t>3.</w:t>
-      </w:r>
-      <w:r>
-        <w:t xml:space="preserve"> Người dùng kiểm tra lại danh sách sản phẩm và tổng tiền đơn hàng.</w:t>
+        <w:t>3.1.3. Người dùng kiểm tra lại danh sách sản phẩm và tổng tiền đơn hàng.</w:t>
       </w:r>
     </w:p>
     <w:p>
@@ -6059,13 +5889,7 @@
         <w:ind w:left="1080"/>
       </w:pPr>
       <w:r>
-        <w:t>3.1.</w:t>
-      </w:r>
-      <w:r>
-        <w:t>4.</w:t>
-      </w:r>
-      <w:r>
-        <w:t xml:space="preserve"> Người dùng nhập hoặc lựa chọn thông tin giao hàng (tên người nhận, số điện thoại, địa chỉ giao hàng).</w:t>
+        <w:t>3.1.4. Người dùng nhập hoặc lựa chọn thông tin giao hàng (tên người nhận, số điện thoại, địa chỉ giao hàng).</w:t>
       </w:r>
     </w:p>
     <w:p>
@@ -6075,13 +5899,7 @@
         <w:ind w:left="1080"/>
       </w:pPr>
       <w:r>
-        <w:t>3.1.</w:t>
-      </w:r>
-      <w:r>
-        <w:t>5.</w:t>
-      </w:r>
-      <w:r>
-        <w:t xml:space="preserve"> Người dùng lựa chọn phương thức thanh toán phù hợp.</w:t>
+        <w:t>3.1.5. Người dùng lựa chọn phương thức thanh toán phù hợp.</w:t>
       </w:r>
     </w:p>
     <w:p>
@@ -6091,13 +5909,7 @@
         <w:ind w:left="1080"/>
       </w:pPr>
       <w:r>
-        <w:t>3.1.</w:t>
-      </w:r>
-      <w:r>
-        <w:t>6.</w:t>
-      </w:r>
-      <w:r>
-        <w:t xml:space="preserve"> Người dùng kích vào nút “Đặt hàng” hoặc “Thanh toán” để xác nhận đơn hàng.</w:t>
+        <w:t>3.1.6. Người dùng kích vào nút “Đặt hàng” hoặc “Thanh toán” để xác nhận đơn hàng.</w:t>
       </w:r>
     </w:p>
     <w:p>
@@ -6107,13 +5919,7 @@
         <w:ind w:left="1080"/>
       </w:pPr>
       <w:r>
-        <w:t>3.1.</w:t>
-      </w:r>
-      <w:r>
-        <w:t>7.</w:t>
-      </w:r>
-      <w:r>
-        <w:t xml:space="preserve"> Hệ thống tiếp nhận thông tin đơn hàng, tiến hành kiểm tra dữ liệu và xử lý đơn hàng.</w:t>
+        <w:t>3.1.7. Hệ thống tiếp nhận thông tin đơn hàng, tiến hành kiểm tra dữ liệu và xử lý đơn hàng.</w:t>
       </w:r>
     </w:p>
     <w:p>
@@ -6123,13 +5929,7 @@
         <w:ind w:left="1080"/>
       </w:pPr>
       <w:r>
-        <w:t>3.1.</w:t>
-      </w:r>
-      <w:r>
-        <w:t>8.</w:t>
-      </w:r>
-      <w:r>
-        <w:t xml:space="preserve"> Hệ thống lưu thông tin đơn hàng vào hệ thống, cập nhật lại số lượng tồn kho của sản phẩm.</w:t>
+        <w:t>3.1.8. Hệ thống lưu thông tin đơn hàng vào hệ thống, cập nhật lại số lượng tồn kho của sản phẩm.</w:t>
       </w:r>
     </w:p>
     <w:p>
@@ -6139,14 +5939,7 @@
         <w:ind w:left="1080"/>
       </w:pPr>
       <w:r>
-        <w:lastRenderedPageBreak/>
-        <w:t>3.1.</w:t>
-      </w:r>
-      <w:r>
-        <w:t>9.</w:t>
-      </w:r>
-      <w:r>
-        <w:t xml:space="preserve"> Hệ thống hiển thị thông báo “Đặt hàng thành công” và cung cấp thông tin đơn hàng cho người dùng. Use case kết thúc.</w:t>
+        <w:t>3.1.9. Hệ thống hiển thị thông báo “Đặt hàng thành công” và cung cấp thông tin đơn hàng cho người dùng. Use case kết thúc.</w:t>
       </w:r>
     </w:p>
     <w:p>
@@ -6169,141 +5962,84 @@
         <w:ind w:left="1080"/>
       </w:pPr>
       <w:r>
+        <w:lastRenderedPageBreak/>
+        <w:t>3.2.1. Tại bước 3.1.2, nếu người dùng chưa đăng nhập thì hệ thống yêu cầu người dùng đăng nhập trước khi thực hiện thanh toán. Sau khi đăng nhập thành công, hệ thống quay lại bước thanh toán.</w:t>
+      </w:r>
+    </w:p>
+    <w:p>
+      <w:pPr>
+        <w:pStyle w:val="oancuaDanhsach"/>
+        <w:spacing w:line="360" w:lineRule="auto"/>
+        <w:ind w:left="1080"/>
+      </w:pPr>
+      <w:r>
+        <w:t>3.2.2. Tại bước 3.1.3, nếu giỏ hàng không có sản phẩm thì hệ thống hiển thị thông báo “Giỏ hàng trống” và không cho phép tiếp tục thanh toán.</w:t>
+      </w:r>
+    </w:p>
+    <w:p>
+      <w:pPr>
+        <w:pStyle w:val="oancuaDanhsach"/>
+        <w:spacing w:line="360" w:lineRule="auto"/>
+        <w:ind w:left="1080"/>
+      </w:pPr>
+      <w:r>
+        <w:t>3.2.3. Tại bước 3.1.4, nếu người dùng không nhập đầy đủ thông tin giao hàng thì hệ thống hiển thị thông báo yêu cầu nhập đầy đủ thông tin.</w:t>
+      </w:r>
+    </w:p>
+    <w:p>
+      <w:pPr>
+        <w:pStyle w:val="oancuaDanhsach"/>
+        <w:spacing w:line="360" w:lineRule="auto"/>
+        <w:ind w:left="1080"/>
+      </w:pPr>
+      <w:r>
+        <w:t>3.2.4. Tại bước 3.1.4, nếu thông tin giao hàng không hợp lệ (ví dụ: số điện thoại sai định dạng) thì hệ thống hiển thị thông báo lỗi và yêu cầu nhập lại.</w:t>
+      </w:r>
+    </w:p>
+    <w:p>
+      <w:pPr>
+        <w:pStyle w:val="oancuaDanhsach"/>
+        <w:spacing w:line="360" w:lineRule="auto"/>
+        <w:ind w:left="1080"/>
+      </w:pPr>
+      <w:r>
+        <w:t>3.2.5. Tại bước 3.1.5, nếu người dùng không chọn phương thức thanh toán thì hệ thống yêu cầu lựa chọn phương thức thanh toán trước khi tiếp tục.</w:t>
+      </w:r>
+    </w:p>
+    <w:p>
+      <w:pPr>
+        <w:pStyle w:val="oancuaDanhsach"/>
+        <w:spacing w:line="360" w:lineRule="auto"/>
+        <w:ind w:left="1080"/>
+      </w:pPr>
+      <w:r>
+        <w:t>3.2.6. Tại bước 3.1.7, nếu số lượng sản phẩm trong kho không đủ để đáp ứng đơn hàng thì hệ thống hiển thị thông báo “Sản phẩm không đủ số lượng” và yêu cầu người dùng điều chỉnh lại đơn hàng.</w:t>
+      </w:r>
+    </w:p>
+    <w:p>
+      <w:pPr>
+        <w:pStyle w:val="oancuaDanhsach"/>
+        <w:spacing w:line="360" w:lineRule="auto"/>
+        <w:ind w:left="1080"/>
+      </w:pPr>
+      <w:r>
+        <w:t>3.2.7. Tại bước 3.1.7, nếu xảy ra lỗi trong quá trình xử lý đơn hàng thì hệ thống hiển thị thông báo lỗi và yêu cầu người dùng thử lại.</w:t>
+      </w:r>
+    </w:p>
+    <w:p>
+      <w:pPr>
+        <w:pStyle w:val="oancuaDanhsach"/>
+        <w:spacing w:line="360" w:lineRule="auto"/>
+        <w:ind w:left="1080"/>
+      </w:pPr>
+      <w:r>
         <w:t>3.2.</w:t>
       </w:r>
       <w:r>
-        <w:t>1.</w:t>
-      </w:r>
-      <w:r>
-        <w:t xml:space="preserve"> Tại bước 3.1.2, nếu người dùng chưa đăng nhập thì hệ thống yêu cầu người dùng đăng nhập trước khi thực hiện thanh toán. Sau khi đăng nhập thành công, hệ thống quay lại bước thanh toán.</w:t>
-      </w:r>
-    </w:p>
-    <w:p>
-      <w:pPr>
-        <w:pStyle w:val="oancuaDanhsach"/>
-        <w:spacing w:line="360" w:lineRule="auto"/>
-        <w:ind w:left="1080"/>
-      </w:pPr>
-      <w:r>
-        <w:t>3.2.</w:t>
-      </w:r>
-      <w:r>
-        <w:t>2.</w:t>
-      </w:r>
-      <w:r>
-        <w:t xml:space="preserve"> Tại bước 3.1.3, nếu giỏ hàng không có sản phẩm thì hệ thống hiển thị thông báo “Giỏ hàng trống” và không cho phép tiếp tục thanh toán.</w:t>
-      </w:r>
-    </w:p>
-    <w:p>
-      <w:pPr>
-        <w:pStyle w:val="oancuaDanhsach"/>
-        <w:spacing w:line="360" w:lineRule="auto"/>
-        <w:ind w:left="1080"/>
-      </w:pPr>
-      <w:r>
-        <w:t>3.2.</w:t>
-      </w:r>
-      <w:r>
-        <w:t>3.</w:t>
-      </w:r>
-      <w:r>
-        <w:t xml:space="preserve"> Tại bước 3.1.4, nếu người dùng không nhập đầy đủ thông tin giao hàng thì hệ thống hiển thị thông báo yêu cầu nhập đầy đủ thông tin.</w:t>
-      </w:r>
-    </w:p>
-    <w:p>
-      <w:pPr>
-        <w:pStyle w:val="oancuaDanhsach"/>
-        <w:spacing w:line="360" w:lineRule="auto"/>
-        <w:ind w:left="1080"/>
-      </w:pPr>
-      <w:r>
-        <w:t>3.2.</w:t>
-      </w:r>
-      <w:r>
-        <w:t>4.</w:t>
-      </w:r>
-      <w:r>
-        <w:t xml:space="preserve"> Tại bước 3.1.4, nếu thông tin giao hàng không hợp lệ (ví dụ: số điện thoại sai định dạng) thì hệ thống hiển thị thông báo lỗi và yêu cầu nhập lại.</w:t>
-      </w:r>
-    </w:p>
-    <w:p>
-      <w:pPr>
-        <w:pStyle w:val="oancuaDanhsach"/>
-        <w:spacing w:line="360" w:lineRule="auto"/>
-        <w:ind w:left="1080"/>
-      </w:pPr>
-      <w:r>
-        <w:t>3.2.</w:t>
-      </w:r>
-      <w:r>
-        <w:t>5.</w:t>
-      </w:r>
-      <w:r>
-        <w:t xml:space="preserve"> Tại bước 3.1.5, nếu người dùng không chọn phương thức thanh toán thì hệ thống yêu cầu lựa chọn phương thức thanh toán trước khi tiếp tục.</w:t>
-      </w:r>
-    </w:p>
-    <w:p>
-      <w:pPr>
-        <w:pStyle w:val="oancuaDanhsach"/>
-        <w:spacing w:line="360" w:lineRule="auto"/>
-        <w:ind w:left="1080"/>
-      </w:pPr>
-      <w:r>
-        <w:t>3.2.</w:t>
-      </w:r>
-      <w:r>
-        <w:t>6.</w:t>
-      </w:r>
-      <w:r>
-        <w:t xml:space="preserve"> Tại bước 3.1.7, nếu số lượng sản phẩm trong kho không đủ để đáp ứng đơn hàng thì hệ thống hiển thị thông báo “Sản phẩm không đủ số lượng” và yêu cầu người dùng điều chỉnh lại đơn hàng.</w:t>
-      </w:r>
-    </w:p>
-    <w:p>
-      <w:pPr>
-        <w:pStyle w:val="oancuaDanhsach"/>
-        <w:spacing w:line="360" w:lineRule="auto"/>
-        <w:ind w:left="1080"/>
-      </w:pPr>
-      <w:r>
-        <w:t>3.2.</w:t>
-      </w:r>
-      <w:r>
-        <w:t>7.</w:t>
-      </w:r>
-      <w:r>
-        <w:t xml:space="preserve"> Tại bước 3.1.7, nếu xảy ra lỗi trong quá trình xử lý đơn hàng thì hệ thống hiển thị thông báo lỗi và yêu cầu người dùng thử lại.</w:t>
-      </w:r>
-    </w:p>
-    <w:p>
-      <w:pPr>
-        <w:pStyle w:val="oancuaDanhsach"/>
-        <w:spacing w:line="360" w:lineRule="auto"/>
-        <w:ind w:left="1080"/>
-      </w:pPr>
-      <w:r>
-        <w:t>3.2.</w:t>
-      </w:r>
-      <w:r>
-        <w:t>8.</w:t>
-      </w:r>
-      <w:r>
-        <w:t xml:space="preserve"> Tại bước 3.1.6, nếu người dùng hủy thao tác đặt hàng thì hệ thống quay lại trang giỏ hàng và không lưu đơn hàng.</w:t>
-      </w:r>
-    </w:p>
-    <w:p>
-      <w:pPr>
-        <w:pStyle w:val="oancuaDanhsach"/>
-        <w:spacing w:line="360" w:lineRule="auto"/>
-        <w:ind w:left="1080"/>
-      </w:pPr>
-      <w:r>
-        <w:t>3.2.</w:t>
-      </w:r>
-      <w:r>
-        <w:t>9.</w:t>
-      </w:r>
-      <w:r>
-        <w:t xml:space="preserve"> Tại bất kỳ thời điểm nào trong quá trình thực hiện use case, nếu hệ thống không kết nối được với cơ sở dữ liệu hoặc xảy ra lỗi hệ thống thì hệ thống hiển thị thông báo lỗi và use case kết thúc.</w:t>
+        <w:t>8</w:t>
+      </w:r>
+      <w:r>
+        <w:t>. Tại bất kỳ thời điểm nào trong quá trình thực hiện use case, nếu hệ thống không kết nối được với cơ sở dữ liệu hoặc xảy ra lỗi hệ thống thì hệ thống hiển thị thông báo lỗi và use case kết thúc.</w:t>
       </w:r>
     </w:p>
     <w:p>
@@ -6329,7 +6065,6 @@
         <w:spacing w:line="360" w:lineRule="auto"/>
       </w:pPr>
       <w:r>
-        <w:lastRenderedPageBreak/>
         <w:t>Tiền điều kiện: Người dùng đã có sản phẩm trong giỏ hàng.</w:t>
       </w:r>
     </w:p>
@@ -6525,6 +6260,119 @@
     </w:lvl>
   </w:abstractNum>
   <w:abstractNum w:abstractNumId="1" w15:restartNumberingAfterBreak="0">
+    <w:nsid w:val="0702047E"/>
+    <w:multiLevelType w:val="hybridMultilevel"/>
+    <w:tmpl w:val="FF3E7F24"/>
+    <w:lvl w:ilvl="0" w:tplc="29F05A2E">
+      <w:start w:val="1"/>
+      <w:numFmt w:val="bullet"/>
+      <w:lvlText w:val="-"/>
+      <w:lvlJc w:val="left"/>
+      <w:pPr>
+        <w:ind w:left="720" w:hanging="360"/>
+      </w:pPr>
+      <w:rPr>
+        <w:rFonts w:ascii="Source Sans Pro" w:hAnsi="Source Sans Pro" w:hint="default"/>
+      </w:rPr>
+    </w:lvl>
+    <w:lvl w:ilvl="1" w:tplc="042A0003" w:tentative="1">
+      <w:start w:val="1"/>
+      <w:numFmt w:val="bullet"/>
+      <w:lvlText w:val="o"/>
+      <w:lvlJc w:val="left"/>
+      <w:pPr>
+        <w:ind w:left="1440" w:hanging="360"/>
+      </w:pPr>
+      <w:rPr>
+        <w:rFonts w:ascii="Courier New" w:hAnsi="Courier New" w:cs="Courier New" w:hint="default"/>
+      </w:rPr>
+    </w:lvl>
+    <w:lvl w:ilvl="2" w:tplc="042A0005" w:tentative="1">
+      <w:start w:val="1"/>
+      <w:numFmt w:val="bullet"/>
+      <w:lvlText w:val=""/>
+      <w:lvlJc w:val="left"/>
+      <w:pPr>
+        <w:ind w:left="2160" w:hanging="360"/>
+      </w:pPr>
+      <w:rPr>
+        <w:rFonts w:ascii="Wingdings" w:hAnsi="Wingdings" w:hint="default"/>
+      </w:rPr>
+    </w:lvl>
+    <w:lvl w:ilvl="3" w:tplc="042A0001" w:tentative="1">
+      <w:start w:val="1"/>
+      <w:numFmt w:val="bullet"/>
+      <w:lvlText w:val=""/>
+      <w:lvlJc w:val="left"/>
+      <w:pPr>
+        <w:ind w:left="2880" w:hanging="360"/>
+      </w:pPr>
+      <w:rPr>
+        <w:rFonts w:ascii="Symbol" w:hAnsi="Symbol" w:hint="default"/>
+      </w:rPr>
+    </w:lvl>
+    <w:lvl w:ilvl="4" w:tplc="042A0003" w:tentative="1">
+      <w:start w:val="1"/>
+      <w:numFmt w:val="bullet"/>
+      <w:lvlText w:val="o"/>
+      <w:lvlJc w:val="left"/>
+      <w:pPr>
+        <w:ind w:left="3600" w:hanging="360"/>
+      </w:pPr>
+      <w:rPr>
+        <w:rFonts w:ascii="Courier New" w:hAnsi="Courier New" w:cs="Courier New" w:hint="default"/>
+      </w:rPr>
+    </w:lvl>
+    <w:lvl w:ilvl="5" w:tplc="042A0005" w:tentative="1">
+      <w:start w:val="1"/>
+      <w:numFmt w:val="bullet"/>
+      <w:lvlText w:val=""/>
+      <w:lvlJc w:val="left"/>
+      <w:pPr>
+        <w:ind w:left="4320" w:hanging="360"/>
+      </w:pPr>
+      <w:rPr>
+        <w:rFonts w:ascii="Wingdings" w:hAnsi="Wingdings" w:hint="default"/>
+      </w:rPr>
+    </w:lvl>
+    <w:lvl w:ilvl="6" w:tplc="042A0001" w:tentative="1">
+      <w:start w:val="1"/>
+      <w:numFmt w:val="bullet"/>
+      <w:lvlText w:val=""/>
+      <w:lvlJc w:val="left"/>
+      <w:pPr>
+        <w:ind w:left="5040" w:hanging="360"/>
+      </w:pPr>
+      <w:rPr>
+        <w:rFonts w:ascii="Symbol" w:hAnsi="Symbol" w:hint="default"/>
+      </w:rPr>
+    </w:lvl>
+    <w:lvl w:ilvl="7" w:tplc="042A0003" w:tentative="1">
+      <w:start w:val="1"/>
+      <w:numFmt w:val="bullet"/>
+      <w:lvlText w:val="o"/>
+      <w:lvlJc w:val="left"/>
+      <w:pPr>
+        <w:ind w:left="5760" w:hanging="360"/>
+      </w:pPr>
+      <w:rPr>
+        <w:rFonts w:ascii="Courier New" w:hAnsi="Courier New" w:cs="Courier New" w:hint="default"/>
+      </w:rPr>
+    </w:lvl>
+    <w:lvl w:ilvl="8" w:tplc="042A0005" w:tentative="1">
+      <w:start w:val="1"/>
+      <w:numFmt w:val="bullet"/>
+      <w:lvlText w:val=""/>
+      <w:lvlJc w:val="left"/>
+      <w:pPr>
+        <w:ind w:left="6480" w:hanging="360"/>
+      </w:pPr>
+      <w:rPr>
+        <w:rFonts w:ascii="Wingdings" w:hAnsi="Wingdings" w:hint="default"/>
+      </w:rPr>
+    </w:lvl>
+  </w:abstractNum>
+  <w:abstractNum w:abstractNumId="2" w15:restartNumberingAfterBreak="0">
     <w:nsid w:val="0C000BB6"/>
     <w:multiLevelType w:val="hybridMultilevel"/>
     <w:tmpl w:val="07F22D4E"/>
@@ -6637,7 +6485,7 @@
       </w:rPr>
     </w:lvl>
   </w:abstractNum>
-  <w:abstractNum w:abstractNumId="2" w15:restartNumberingAfterBreak="0">
+  <w:abstractNum w:abstractNumId="3" w15:restartNumberingAfterBreak="0">
     <w:nsid w:val="0C537A4D"/>
     <w:multiLevelType w:val="multilevel"/>
     <w:tmpl w:val="6D5610F4"/>
@@ -6750,7 +6598,128 @@
       </w:pPr>
     </w:lvl>
   </w:abstractNum>
-  <w:abstractNum w:abstractNumId="3" w15:restartNumberingAfterBreak="0">
+  <w:abstractNum w:abstractNumId="4" w15:restartNumberingAfterBreak="0">
+    <w:nsid w:val="0D7E5DB4"/>
+    <w:multiLevelType w:val="multilevel"/>
+    <w:tmpl w:val="730ACB16"/>
+    <w:lvl w:ilvl="0">
+      <w:start w:val="1"/>
+      <w:numFmt w:val="decimal"/>
+      <w:lvlText w:val="%1."/>
+      <w:lvlJc w:val="left"/>
+      <w:pPr>
+        <w:ind w:left="720" w:hanging="360"/>
+      </w:pPr>
+      <w:rPr>
+        <w:rFonts w:hint="default"/>
+      </w:rPr>
+    </w:lvl>
+    <w:lvl w:ilvl="1">
+      <w:start w:val="1"/>
+      <w:numFmt w:val="decimal"/>
+      <w:isLgl/>
+      <w:lvlText w:val="%1.%2."/>
+      <w:lvlJc w:val="left"/>
+      <w:pPr>
+        <w:ind w:left="1080" w:hanging="720"/>
+      </w:pPr>
+      <w:rPr>
+        <w:rFonts w:hint="default"/>
+      </w:rPr>
+    </w:lvl>
+    <w:lvl w:ilvl="2">
+      <w:start w:val="1"/>
+      <w:numFmt w:val="decimal"/>
+      <w:isLgl/>
+      <w:lvlText w:val="%1.%2.%3."/>
+      <w:lvlJc w:val="left"/>
+      <w:pPr>
+        <w:ind w:left="1080" w:hanging="720"/>
+      </w:pPr>
+      <w:rPr>
+        <w:rFonts w:hint="default"/>
+      </w:rPr>
+    </w:lvl>
+    <w:lvl w:ilvl="3">
+      <w:start w:val="1"/>
+      <w:numFmt w:val="decimal"/>
+      <w:isLgl/>
+      <w:lvlText w:val="%1.%2.%3.%4."/>
+      <w:lvlJc w:val="left"/>
+      <w:pPr>
+        <w:ind w:left="1440" w:hanging="1080"/>
+      </w:pPr>
+      <w:rPr>
+        <w:rFonts w:hint="default"/>
+      </w:rPr>
+    </w:lvl>
+    <w:lvl w:ilvl="4">
+      <w:start w:val="1"/>
+      <w:numFmt w:val="decimal"/>
+      <w:isLgl/>
+      <w:lvlText w:val="%1.%2.%3.%4.%5."/>
+      <w:lvlJc w:val="left"/>
+      <w:pPr>
+        <w:ind w:left="1440" w:hanging="1080"/>
+      </w:pPr>
+      <w:rPr>
+        <w:rFonts w:hint="default"/>
+      </w:rPr>
+    </w:lvl>
+    <w:lvl w:ilvl="5">
+      <w:start w:val="1"/>
+      <w:numFmt w:val="decimal"/>
+      <w:isLgl/>
+      <w:lvlText w:val="%1.%2.%3.%4.%5.%6."/>
+      <w:lvlJc w:val="left"/>
+      <w:pPr>
+        <w:ind w:left="1800" w:hanging="1440"/>
+      </w:pPr>
+      <w:rPr>
+        <w:rFonts w:hint="default"/>
+      </w:rPr>
+    </w:lvl>
+    <w:lvl w:ilvl="6">
+      <w:start w:val="1"/>
+      <w:numFmt w:val="decimal"/>
+      <w:isLgl/>
+      <w:lvlText w:val="%1.%2.%3.%4.%5.%6.%7."/>
+      <w:lvlJc w:val="left"/>
+      <w:pPr>
+        <w:ind w:left="2160" w:hanging="1800"/>
+      </w:pPr>
+      <w:rPr>
+        <w:rFonts w:hint="default"/>
+      </w:rPr>
+    </w:lvl>
+    <w:lvl w:ilvl="7">
+      <w:start w:val="1"/>
+      <w:numFmt w:val="decimal"/>
+      <w:isLgl/>
+      <w:lvlText w:val="%1.%2.%3.%4.%5.%6.%7.%8."/>
+      <w:lvlJc w:val="left"/>
+      <w:pPr>
+        <w:ind w:left="2160" w:hanging="1800"/>
+      </w:pPr>
+      <w:rPr>
+        <w:rFonts w:hint="default"/>
+      </w:rPr>
+    </w:lvl>
+    <w:lvl w:ilvl="8">
+      <w:start w:val="1"/>
+      <w:numFmt w:val="decimal"/>
+      <w:isLgl/>
+      <w:lvlText w:val="%1.%2.%3.%4.%5.%6.%7.%8.%9."/>
+      <w:lvlJc w:val="left"/>
+      <w:pPr>
+        <w:ind w:left="2520" w:hanging="2160"/>
+      </w:pPr>
+      <w:rPr>
+        <w:rFonts w:hint="default"/>
+      </w:rPr>
+    </w:lvl>
+  </w:abstractNum>
+  <w:abstractNum w:abstractNumId="5" w15:restartNumberingAfterBreak="0">
     <w:nsid w:val="19837BE1"/>
     <w:multiLevelType w:val="multilevel"/>
     <w:tmpl w:val="884C50BC"/>
@@ -6871,7 +6840,120 @@
       </w:rPr>
     </w:lvl>
   </w:abstractNum>
-  <w:abstractNum w:abstractNumId="4" w15:restartNumberingAfterBreak="0">
+  <w:abstractNum w:abstractNumId="6" w15:restartNumberingAfterBreak="0">
+    <w:nsid w:val="1A893D00"/>
+    <w:multiLevelType w:val="hybridMultilevel"/>
+    <w:tmpl w:val="255C8356"/>
+    <w:lvl w:ilvl="0" w:tplc="29F05A2E">
+      <w:start w:val="1"/>
+      <w:numFmt w:val="bullet"/>
+      <w:lvlText w:val="-"/>
+      <w:lvlJc w:val="left"/>
+      <w:pPr>
+        <w:ind w:left="720" w:hanging="360"/>
+      </w:pPr>
+      <w:rPr>
+        <w:rFonts w:ascii="Source Sans Pro" w:hAnsi="Source Sans Pro" w:hint="default"/>
+      </w:rPr>
+    </w:lvl>
+    <w:lvl w:ilvl="1" w:tplc="042A0003" w:tentative="1">
+      <w:start w:val="1"/>
+      <w:numFmt w:val="bullet"/>
+      <w:lvlText w:val="o"/>
+      <w:lvlJc w:val="left"/>
+      <w:pPr>
+        <w:ind w:left="1440" w:hanging="360"/>
+      </w:pPr>
+      <w:rPr>
+        <w:rFonts w:ascii="Courier New" w:hAnsi="Courier New" w:cs="Courier New" w:hint="default"/>
+      </w:rPr>
+    </w:lvl>
+    <w:lvl w:ilvl="2" w:tplc="042A0005" w:tentative="1">
+      <w:start w:val="1"/>
+      <w:numFmt w:val="bullet"/>
+      <w:lvlText w:val=""/>
+      <w:lvlJc w:val="left"/>
+      <w:pPr>
+        <w:ind w:left="2160" w:hanging="360"/>
+      </w:pPr>
+      <w:rPr>
+        <w:rFonts w:ascii="Wingdings" w:hAnsi="Wingdings" w:hint="default"/>
+      </w:rPr>
+    </w:lvl>
+    <w:lvl w:ilvl="3" w:tplc="042A0001" w:tentative="1">
+      <w:start w:val="1"/>
+      <w:numFmt w:val="bullet"/>
+      <w:lvlText w:val=""/>
+      <w:lvlJc w:val="left"/>
+      <w:pPr>
+        <w:ind w:left="2880" w:hanging="360"/>
+      </w:pPr>
+      <w:rPr>
+        <w:rFonts w:ascii="Symbol" w:hAnsi="Symbol" w:hint="default"/>
+      </w:rPr>
+    </w:lvl>
+    <w:lvl w:ilvl="4" w:tplc="042A0003" w:tentative="1">
+      <w:start w:val="1"/>
+      <w:numFmt w:val="bullet"/>
+      <w:lvlText w:val="o"/>
+      <w:lvlJc w:val="left"/>
+      <w:pPr>
+        <w:ind w:left="3600" w:hanging="360"/>
+      </w:pPr>
+      <w:rPr>
+        <w:rFonts w:ascii="Courier New" w:hAnsi="Courier New" w:cs="Courier New" w:hint="default"/>
+      </w:rPr>
+    </w:lvl>
+    <w:lvl w:ilvl="5" w:tplc="042A0005" w:tentative="1">
+      <w:start w:val="1"/>
+      <w:numFmt w:val="bullet"/>
+      <w:lvlText w:val=""/>
+      <w:lvlJc w:val="left"/>
+      <w:pPr>
+        <w:ind w:left="4320" w:hanging="360"/>
+      </w:pPr>
+      <w:rPr>
+        <w:rFonts w:ascii="Wingdings" w:hAnsi="Wingdings" w:hint="default"/>
+      </w:rPr>
+    </w:lvl>
+    <w:lvl w:ilvl="6" w:tplc="042A0001" w:tentative="1">
+      <w:start w:val="1"/>
+      <w:numFmt w:val="bullet"/>
+      <w:lvlText w:val=""/>
+      <w:lvlJc w:val="left"/>
+      <w:pPr>
+        <w:ind w:left="5040" w:hanging="360"/>
+      </w:pPr>
+      <w:rPr>
+        <w:rFonts w:ascii="Symbol" w:hAnsi="Symbol" w:hint="default"/>
+      </w:rPr>
+    </w:lvl>
+    <w:lvl w:ilvl="7" w:tplc="042A0003" w:tentative="1">
+      <w:start w:val="1"/>
+      <w:numFmt w:val="bullet"/>
+      <w:lvlText w:val="o"/>
+      <w:lvlJc w:val="left"/>
+      <w:pPr>
+        <w:ind w:left="5760" w:hanging="360"/>
+      </w:pPr>
+      <w:rPr>
+        <w:rFonts w:ascii="Courier New" w:hAnsi="Courier New" w:cs="Courier New" w:hint="default"/>
+      </w:rPr>
+    </w:lvl>
+    <w:lvl w:ilvl="8" w:tplc="042A0005" w:tentative="1">
+      <w:start w:val="1"/>
+      <w:numFmt w:val="bullet"/>
+      <w:lvlText w:val=""/>
+      <w:lvlJc w:val="left"/>
+      <w:pPr>
+        <w:ind w:left="6480" w:hanging="360"/>
+      </w:pPr>
+      <w:rPr>
+        <w:rFonts w:ascii="Wingdings" w:hAnsi="Wingdings" w:hint="default"/>
+      </w:rPr>
+    </w:lvl>
+  </w:abstractNum>
+  <w:abstractNum w:abstractNumId="7" w15:restartNumberingAfterBreak="0">
     <w:nsid w:val="22AD76E4"/>
     <w:multiLevelType w:val="multilevel"/>
     <w:tmpl w:val="A072C4DE"/>
@@ -6992,7 +7074,7 @@
       </w:rPr>
     </w:lvl>
   </w:abstractNum>
-  <w:abstractNum w:abstractNumId="5" w15:restartNumberingAfterBreak="0">
+  <w:abstractNum w:abstractNumId="8" w15:restartNumberingAfterBreak="0">
     <w:nsid w:val="2EB3386C"/>
     <w:multiLevelType w:val="hybridMultilevel"/>
     <w:tmpl w:val="66DC6110"/>
@@ -7078,7 +7160,7 @@
       </w:pPr>
     </w:lvl>
   </w:abstractNum>
-  <w:abstractNum w:abstractNumId="6" w15:restartNumberingAfterBreak="0">
+  <w:abstractNum w:abstractNumId="9" w15:restartNumberingAfterBreak="0">
     <w:nsid w:val="310F57DD"/>
     <w:multiLevelType w:val="hybridMultilevel"/>
     <w:tmpl w:val="02945AA6"/>
@@ -7191,7 +7273,7 @@
       </w:rPr>
     </w:lvl>
   </w:abstractNum>
-  <w:abstractNum w:abstractNumId="7" w15:restartNumberingAfterBreak="0">
+  <w:abstractNum w:abstractNumId="10" w15:restartNumberingAfterBreak="0">
     <w:nsid w:val="347B0CB9"/>
     <w:multiLevelType w:val="hybridMultilevel"/>
     <w:tmpl w:val="2288363E"/>
@@ -7304,7 +7386,7 @@
       </w:rPr>
     </w:lvl>
   </w:abstractNum>
-  <w:abstractNum w:abstractNumId="8" w15:restartNumberingAfterBreak="0">
+  <w:abstractNum w:abstractNumId="11" w15:restartNumberingAfterBreak="0">
     <w:nsid w:val="352C27CB"/>
     <w:multiLevelType w:val="hybridMultilevel"/>
     <w:tmpl w:val="A974351E"/>
@@ -7390,7 +7472,7 @@
       </w:pPr>
     </w:lvl>
   </w:abstractNum>
-  <w:abstractNum w:abstractNumId="9" w15:restartNumberingAfterBreak="0">
+  <w:abstractNum w:abstractNumId="12" w15:restartNumberingAfterBreak="0">
     <w:nsid w:val="3882046B"/>
     <w:multiLevelType w:val="multilevel"/>
     <w:tmpl w:val="306E7960"/>
@@ -7511,7 +7593,7 @@
       </w:rPr>
     </w:lvl>
   </w:abstractNum>
-  <w:abstractNum w:abstractNumId="10" w15:restartNumberingAfterBreak="0">
+  <w:abstractNum w:abstractNumId="13" w15:restartNumberingAfterBreak="0">
     <w:nsid w:val="3C7E7CB1"/>
     <w:multiLevelType w:val="multilevel"/>
     <w:tmpl w:val="306E7960"/>
@@ -7632,7 +7714,7 @@
       </w:rPr>
     </w:lvl>
   </w:abstractNum>
-  <w:abstractNum w:abstractNumId="11" w15:restartNumberingAfterBreak="0">
+  <w:abstractNum w:abstractNumId="14" w15:restartNumberingAfterBreak="0">
     <w:nsid w:val="3DD14E3B"/>
     <w:multiLevelType w:val="hybridMultilevel"/>
     <w:tmpl w:val="E8849932"/>
@@ -7721,7 +7803,7 @@
       </w:pPr>
     </w:lvl>
   </w:abstractNum>
-  <w:abstractNum w:abstractNumId="12" w15:restartNumberingAfterBreak="0">
+  <w:abstractNum w:abstractNumId="15" w15:restartNumberingAfterBreak="0">
     <w:nsid w:val="3F38059D"/>
     <w:multiLevelType w:val="hybridMultilevel"/>
     <w:tmpl w:val="4810085E"/>
@@ -7810,7 +7892,7 @@
       </w:pPr>
     </w:lvl>
   </w:abstractNum>
-  <w:abstractNum w:abstractNumId="13" w15:restartNumberingAfterBreak="0">
+  <w:abstractNum w:abstractNumId="16" w15:restartNumberingAfterBreak="0">
     <w:nsid w:val="437B7BCC"/>
     <w:multiLevelType w:val="hybridMultilevel"/>
     <w:tmpl w:val="2550B4B0"/>
@@ -7896,7 +7978,7 @@
       </w:pPr>
     </w:lvl>
   </w:abstractNum>
-  <w:abstractNum w:abstractNumId="14" w15:restartNumberingAfterBreak="0">
+  <w:abstractNum w:abstractNumId="17" w15:restartNumberingAfterBreak="0">
     <w:nsid w:val="43E61DE1"/>
     <w:multiLevelType w:val="multilevel"/>
     <w:tmpl w:val="4AB4421A"/>
@@ -8017,7 +8099,7 @@
       </w:rPr>
     </w:lvl>
   </w:abstractNum>
-  <w:abstractNum w:abstractNumId="15" w15:restartNumberingAfterBreak="0">
+  <w:abstractNum w:abstractNumId="18" w15:restartNumberingAfterBreak="0">
     <w:nsid w:val="45E46BEA"/>
     <w:multiLevelType w:val="hybridMultilevel"/>
     <w:tmpl w:val="81564A0C"/>
@@ -8130,7 +8212,128 @@
       </w:rPr>
     </w:lvl>
   </w:abstractNum>
-  <w:abstractNum w:abstractNumId="16" w15:restartNumberingAfterBreak="0">
+  <w:abstractNum w:abstractNumId="19" w15:restartNumberingAfterBreak="0">
+    <w:nsid w:val="4A380A8D"/>
+    <w:multiLevelType w:val="multilevel"/>
+    <w:tmpl w:val="4AB4421A"/>
+    <w:lvl w:ilvl="0">
+      <w:start w:val="1"/>
+      <w:numFmt w:val="decimal"/>
+      <w:lvlText w:val="%1."/>
+      <w:lvlJc w:val="left"/>
+      <w:pPr>
+        <w:ind w:left="720" w:hanging="360"/>
+      </w:pPr>
+      <w:rPr>
+        <w:rFonts w:hint="default"/>
+      </w:rPr>
+    </w:lvl>
+    <w:lvl w:ilvl="1">
+      <w:start w:val="1"/>
+      <w:numFmt w:val="decimal"/>
+      <w:isLgl/>
+      <w:lvlText w:val="%1.%2."/>
+      <w:lvlJc w:val="left"/>
+      <w:pPr>
+        <w:ind w:left="1080" w:hanging="720"/>
+      </w:pPr>
+      <w:rPr>
+        <w:rFonts w:hint="default"/>
+      </w:rPr>
+    </w:lvl>
+    <w:lvl w:ilvl="2">
+      <w:start w:val="1"/>
+      <w:numFmt w:val="decimal"/>
+      <w:isLgl/>
+      <w:lvlText w:val="%1.%2.%3."/>
+      <w:lvlJc w:val="left"/>
+      <w:pPr>
+        <w:ind w:left="1080" w:hanging="720"/>
+      </w:pPr>
+      <w:rPr>
+        <w:rFonts w:hint="default"/>
+      </w:rPr>
+    </w:lvl>
+    <w:lvl w:ilvl="3">
+      <w:start w:val="1"/>
+      <w:numFmt w:val="decimal"/>
+      <w:isLgl/>
+      <w:lvlText w:val="%1.%2.%3.%4."/>
+      <w:lvlJc w:val="left"/>
+      <w:pPr>
+        <w:ind w:left="1440" w:hanging="1080"/>
+      </w:pPr>
+      <w:rPr>
+        <w:rFonts w:hint="default"/>
+      </w:rPr>
+    </w:lvl>
+    <w:lvl w:ilvl="4">
+      <w:start w:val="1"/>
+      <w:numFmt w:val="decimal"/>
+      <w:isLgl/>
+      <w:lvlText w:val="%1.%2.%3.%4.%5."/>
+      <w:lvlJc w:val="left"/>
+      <w:pPr>
+        <w:ind w:left="1440" w:hanging="1080"/>
+      </w:pPr>
+      <w:rPr>
+        <w:rFonts w:hint="default"/>
+      </w:rPr>
+    </w:lvl>
+    <w:lvl w:ilvl="5">
+      <w:start w:val="1"/>
+      <w:numFmt w:val="decimal"/>
+      <w:isLgl/>
+      <w:lvlText w:val="%1.%2.%3.%4.%5.%6."/>
+      <w:lvlJc w:val="left"/>
+      <w:pPr>
+        <w:ind w:left="1800" w:hanging="1440"/>
+      </w:pPr>
+      <w:rPr>
+        <w:rFonts w:hint="default"/>
+      </w:rPr>
+    </w:lvl>
+    <w:lvl w:ilvl="6">
+      <w:start w:val="1"/>
+      <w:numFmt w:val="decimal"/>
+      <w:isLgl/>
+      <w:lvlText w:val="%1.%2.%3.%4.%5.%6.%7."/>
+      <w:lvlJc w:val="left"/>
+      <w:pPr>
+        <w:ind w:left="2160" w:hanging="1800"/>
+      </w:pPr>
+      <w:rPr>
+        <w:rFonts w:hint="default"/>
+      </w:rPr>
+    </w:lvl>
+    <w:lvl w:ilvl="7">
+      <w:start w:val="1"/>
+      <w:numFmt w:val="decimal"/>
+      <w:isLgl/>
+      <w:lvlText w:val="%1.%2.%3.%4.%5.%6.%7.%8."/>
+      <w:lvlJc w:val="left"/>
+      <w:pPr>
+        <w:ind w:left="2160" w:hanging="1800"/>
+      </w:pPr>
+      <w:rPr>
+        <w:rFonts w:hint="default"/>
+      </w:rPr>
+    </w:lvl>
+    <w:lvl w:ilvl="8">
+      <w:start w:val="1"/>
+      <w:numFmt w:val="decimal"/>
+      <w:isLgl/>
+      <w:lvlText w:val="%1.%2.%3.%4.%5.%6.%7.%8.%9."/>
+      <w:lvlJc w:val="left"/>
+      <w:pPr>
+        <w:ind w:left="2520" w:hanging="2160"/>
+      </w:pPr>
+      <w:rPr>
+        <w:rFonts w:hint="default"/>
+      </w:rPr>
+    </w:lvl>
+  </w:abstractNum>
+  <w:abstractNum w:abstractNumId="20" w15:restartNumberingAfterBreak="0">
     <w:nsid w:val="513C225E"/>
     <w:multiLevelType w:val="hybridMultilevel"/>
     <w:tmpl w:val="60D406FA"/>
@@ -8243,7 +8446,7 @@
       </w:rPr>
     </w:lvl>
   </w:abstractNum>
-  <w:abstractNum w:abstractNumId="17" w15:restartNumberingAfterBreak="0">
+  <w:abstractNum w:abstractNumId="21" w15:restartNumberingAfterBreak="0">
     <w:nsid w:val="528C12BA"/>
     <w:multiLevelType w:val="multilevel"/>
     <w:tmpl w:val="EA266EC0"/>
@@ -8364,7 +8567,128 @@
       </w:rPr>
     </w:lvl>
   </w:abstractNum>
-  <w:abstractNum w:abstractNumId="18" w15:restartNumberingAfterBreak="0">
+  <w:abstractNum w:abstractNumId="22" w15:restartNumberingAfterBreak="0">
+    <w:nsid w:val="52A12E57"/>
+    <w:multiLevelType w:val="multilevel"/>
+    <w:tmpl w:val="9DE4C9DC"/>
+    <w:lvl w:ilvl="0">
+      <w:start w:val="1"/>
+      <w:numFmt w:val="decimal"/>
+      <w:lvlText w:val="%1."/>
+      <w:lvlJc w:val="left"/>
+      <w:pPr>
+        <w:ind w:left="720" w:hanging="360"/>
+      </w:pPr>
+      <w:rPr>
+        <w:rFonts w:hint="default"/>
+      </w:rPr>
+    </w:lvl>
+    <w:lvl w:ilvl="1">
+      <w:start w:val="1"/>
+      <w:numFmt w:val="decimal"/>
+      <w:isLgl/>
+      <w:lvlText w:val="%1.%2."/>
+      <w:lvlJc w:val="left"/>
+      <w:pPr>
+        <w:ind w:left="1080" w:hanging="720"/>
+      </w:pPr>
+      <w:rPr>
+        <w:rFonts w:hint="default"/>
+      </w:rPr>
+    </w:lvl>
+    <w:lvl w:ilvl="2">
+      <w:start w:val="1"/>
+      <w:numFmt w:val="decimal"/>
+      <w:isLgl/>
+      <w:lvlText w:val="%1.%2.%3."/>
+      <w:lvlJc w:val="left"/>
+      <w:pPr>
+        <w:ind w:left="1080" w:hanging="720"/>
+      </w:pPr>
+      <w:rPr>
+        <w:rFonts w:hint="default"/>
+      </w:rPr>
+    </w:lvl>
+    <w:lvl w:ilvl="3">
+      <w:start w:val="1"/>
+      <w:numFmt w:val="decimal"/>
+      <w:isLgl/>
+      <w:lvlText w:val="%1.%2.%3.%4."/>
+      <w:lvlJc w:val="left"/>
+      <w:pPr>
+        <w:ind w:left="1440" w:hanging="1080"/>
+      </w:pPr>
+      <w:rPr>
+        <w:rFonts w:hint="default"/>
+      </w:rPr>
+    </w:lvl>
+    <w:lvl w:ilvl="4">
+      <w:start w:val="1"/>
+      <w:numFmt w:val="decimal"/>
+      <w:isLgl/>
+      <w:lvlText w:val="%1.%2.%3.%4.%5."/>
+      <w:lvlJc w:val="left"/>
+      <w:pPr>
+        <w:ind w:left="1440" w:hanging="1080"/>
+      </w:pPr>
+      <w:rPr>
+        <w:rFonts w:hint="default"/>
+      </w:rPr>
+    </w:lvl>
+    <w:lvl w:ilvl="5">
+      <w:start w:val="1"/>
+      <w:numFmt w:val="decimal"/>
+      <w:isLgl/>
+      <w:lvlText w:val="%1.%2.%3.%4.%5.%6."/>
+      <w:lvlJc w:val="left"/>
+      <w:pPr>
+        <w:ind w:left="1800" w:hanging="1440"/>
+      </w:pPr>
+      <w:rPr>
+        <w:rFonts w:hint="default"/>
+      </w:rPr>
+    </w:lvl>
+    <w:lvl w:ilvl="6">
+      <w:start w:val="1"/>
+      <w:numFmt w:val="decimal"/>
+      <w:isLgl/>
+      <w:lvlText w:val="%1.%2.%3.%4.%5.%6.%7."/>
+      <w:lvlJc w:val="left"/>
+      <w:pPr>
+        <w:ind w:left="2160" w:hanging="1800"/>
+      </w:pPr>
+      <w:rPr>
+        <w:rFonts w:hint="default"/>
+      </w:rPr>
+    </w:lvl>
+    <w:lvl w:ilvl="7">
+      <w:start w:val="1"/>
+      <w:numFmt w:val="decimal"/>
+      <w:isLgl/>
+      <w:lvlText w:val="%1.%2.%3.%4.%5.%6.%7.%8."/>
+      <w:lvlJc w:val="left"/>
+      <w:pPr>
+        <w:ind w:left="2160" w:hanging="1800"/>
+      </w:pPr>
+      <w:rPr>
+        <w:rFonts w:hint="default"/>
+      </w:rPr>
+    </w:lvl>
+    <w:lvl w:ilvl="8">
+      <w:start w:val="1"/>
+      <w:numFmt w:val="decimal"/>
+      <w:isLgl/>
+      <w:lvlText w:val="%1.%2.%3.%4.%5.%6.%7.%8.%9."/>
+      <w:lvlJc w:val="left"/>
+      <w:pPr>
+        <w:ind w:left="2520" w:hanging="2160"/>
+      </w:pPr>
+      <w:rPr>
+        <w:rFonts w:hint="default"/>
+      </w:rPr>
+    </w:lvl>
+  </w:abstractNum>
+  <w:abstractNum w:abstractNumId="23" w15:restartNumberingAfterBreak="0">
     <w:nsid w:val="55833A81"/>
     <w:multiLevelType w:val="multilevel"/>
     <w:tmpl w:val="4C3282DE"/>
@@ -8477,7 +8801,7 @@
       </w:rPr>
     </w:lvl>
   </w:abstractNum>
-  <w:abstractNum w:abstractNumId="19" w15:restartNumberingAfterBreak="0">
+  <w:abstractNum w:abstractNumId="24" w15:restartNumberingAfterBreak="0">
     <w:nsid w:val="575772AF"/>
     <w:multiLevelType w:val="hybridMultilevel"/>
     <w:tmpl w:val="F21223D0"/>
@@ -8590,7 +8914,7 @@
       </w:rPr>
     </w:lvl>
   </w:abstractNum>
-  <w:abstractNum w:abstractNumId="20" w15:restartNumberingAfterBreak="0">
+  <w:abstractNum w:abstractNumId="25" w15:restartNumberingAfterBreak="0">
     <w:nsid w:val="58B86469"/>
     <w:multiLevelType w:val="hybridMultilevel"/>
     <w:tmpl w:val="A0264B00"/>
@@ -8703,7 +9027,7 @@
       </w:rPr>
     </w:lvl>
   </w:abstractNum>
-  <w:abstractNum w:abstractNumId="21" w15:restartNumberingAfterBreak="0">
+  <w:abstractNum w:abstractNumId="26" w15:restartNumberingAfterBreak="0">
     <w:nsid w:val="5C5B48F3"/>
     <w:multiLevelType w:val="multilevel"/>
     <w:tmpl w:val="A072C4DE"/>
@@ -8824,7 +9148,7 @@
       </w:rPr>
     </w:lvl>
   </w:abstractNum>
-  <w:abstractNum w:abstractNumId="22" w15:restartNumberingAfterBreak="0">
+  <w:abstractNum w:abstractNumId="27" w15:restartNumberingAfterBreak="0">
     <w:nsid w:val="5DDA3C85"/>
     <w:multiLevelType w:val="hybridMultilevel"/>
     <w:tmpl w:val="4BE64868"/>
@@ -8913,7 +9237,7 @@
       </w:pPr>
     </w:lvl>
   </w:abstractNum>
-  <w:abstractNum w:abstractNumId="23" w15:restartNumberingAfterBreak="0">
+  <w:abstractNum w:abstractNumId="28" w15:restartNumberingAfterBreak="0">
     <w:nsid w:val="614C6342"/>
     <w:multiLevelType w:val="hybridMultilevel"/>
     <w:tmpl w:val="3F5C3E88"/>
@@ -9026,7 +9350,128 @@
       </w:rPr>
     </w:lvl>
   </w:abstractNum>
-  <w:abstractNum w:abstractNumId="24" w15:restartNumberingAfterBreak="0">
+  <w:abstractNum w:abstractNumId="29" w15:restartNumberingAfterBreak="0">
+    <w:nsid w:val="63811AAE"/>
+    <w:multiLevelType w:val="multilevel"/>
+    <w:tmpl w:val="9DE4C9DC"/>
+    <w:lvl w:ilvl="0">
+      <w:start w:val="1"/>
+      <w:numFmt w:val="decimal"/>
+      <w:lvlText w:val="%1."/>
+      <w:lvlJc w:val="left"/>
+      <w:pPr>
+        <w:ind w:left="720" w:hanging="360"/>
+      </w:pPr>
+      <w:rPr>
+        <w:rFonts w:hint="default"/>
+      </w:rPr>
+    </w:lvl>
+    <w:lvl w:ilvl="1">
+      <w:start w:val="1"/>
+      <w:numFmt w:val="decimal"/>
+      <w:isLgl/>
+      <w:lvlText w:val="%1.%2."/>
+      <w:lvlJc w:val="left"/>
+      <w:pPr>
+        <w:ind w:left="1080" w:hanging="720"/>
+      </w:pPr>
+      <w:rPr>
+        <w:rFonts w:hint="default"/>
+      </w:rPr>
+    </w:lvl>
+    <w:lvl w:ilvl="2">
+      <w:start w:val="1"/>
+      <w:numFmt w:val="decimal"/>
+      <w:isLgl/>
+      <w:lvlText w:val="%1.%2.%3."/>
+      <w:lvlJc w:val="left"/>
+      <w:pPr>
+        <w:ind w:left="1080" w:hanging="720"/>
+      </w:pPr>
+      <w:rPr>
+        <w:rFonts w:hint="default"/>
+      </w:rPr>
+    </w:lvl>
+    <w:lvl w:ilvl="3">
+      <w:start w:val="1"/>
+      <w:numFmt w:val="decimal"/>
+      <w:isLgl/>
+      <w:lvlText w:val="%1.%2.%3.%4."/>
+      <w:lvlJc w:val="left"/>
+      <w:pPr>
+        <w:ind w:left="1440" w:hanging="1080"/>
+      </w:pPr>
+      <w:rPr>
+        <w:rFonts w:hint="default"/>
+      </w:rPr>
+    </w:lvl>
+    <w:lvl w:ilvl="4">
+      <w:start w:val="1"/>
+      <w:numFmt w:val="decimal"/>
+      <w:isLgl/>
+      <w:lvlText w:val="%1.%2.%3.%4.%5."/>
+      <w:lvlJc w:val="left"/>
+      <w:pPr>
+        <w:ind w:left="1440" w:hanging="1080"/>
+      </w:pPr>
+      <w:rPr>
+        <w:rFonts w:hint="default"/>
+      </w:rPr>
+    </w:lvl>
+    <w:lvl w:ilvl="5">
+      <w:start w:val="1"/>
+      <w:numFmt w:val="decimal"/>
+      <w:isLgl/>
+      <w:lvlText w:val="%1.%2.%3.%4.%5.%6."/>
+      <w:lvlJc w:val="left"/>
+      <w:pPr>
+        <w:ind w:left="1800" w:hanging="1440"/>
+      </w:pPr>
+      <w:rPr>
+        <w:rFonts w:hint="default"/>
+      </w:rPr>
+    </w:lvl>
+    <w:lvl w:ilvl="6">
+      <w:start w:val="1"/>
+      <w:numFmt w:val="decimal"/>
+      <w:isLgl/>
+      <w:lvlText w:val="%1.%2.%3.%4.%5.%6.%7."/>
+      <w:lvlJc w:val="left"/>
+      <w:pPr>
+        <w:ind w:left="2160" w:hanging="1800"/>
+      </w:pPr>
+      <w:rPr>
+        <w:rFonts w:hint="default"/>
+      </w:rPr>
+    </w:lvl>
+    <w:lvl w:ilvl="7">
+      <w:start w:val="1"/>
+      <w:numFmt w:val="decimal"/>
+      <w:isLgl/>
+      <w:lvlText w:val="%1.%2.%3.%4.%5.%6.%7.%8."/>
+      <w:lvlJc w:val="left"/>
+      <w:pPr>
+        <w:ind w:left="2160" w:hanging="1800"/>
+      </w:pPr>
+      <w:rPr>
+        <w:rFonts w:hint="default"/>
+      </w:rPr>
+    </w:lvl>
+    <w:lvl w:ilvl="8">
+      <w:start w:val="1"/>
+      <w:numFmt w:val="decimal"/>
+      <w:isLgl/>
+      <w:lvlText w:val="%1.%2.%3.%4.%5.%6.%7.%8.%9."/>
+      <w:lvlJc w:val="left"/>
+      <w:pPr>
+        <w:ind w:left="2520" w:hanging="2160"/>
+      </w:pPr>
+      <w:rPr>
+        <w:rFonts w:hint="default"/>
+      </w:rPr>
+    </w:lvl>
+  </w:abstractNum>
+  <w:abstractNum w:abstractNumId="30" w15:restartNumberingAfterBreak="0">
     <w:nsid w:val="63A04B1A"/>
     <w:multiLevelType w:val="multilevel"/>
     <w:tmpl w:val="884C50BC"/>
@@ -9147,7 +9592,7 @@
       </w:rPr>
     </w:lvl>
   </w:abstractNum>
-  <w:abstractNum w:abstractNumId="25" w15:restartNumberingAfterBreak="0">
+  <w:abstractNum w:abstractNumId="31" w15:restartNumberingAfterBreak="0">
     <w:nsid w:val="70F53604"/>
     <w:multiLevelType w:val="hybridMultilevel"/>
     <w:tmpl w:val="C7941060"/>
@@ -9260,7 +9705,7 @@
       </w:rPr>
     </w:lvl>
   </w:abstractNum>
-  <w:abstractNum w:abstractNumId="26" w15:restartNumberingAfterBreak="0">
+  <w:abstractNum w:abstractNumId="32" w15:restartNumberingAfterBreak="0">
     <w:nsid w:val="720E5135"/>
     <w:multiLevelType w:val="multilevel"/>
     <w:tmpl w:val="EA266EC0"/>
@@ -9381,7 +9826,7 @@
       </w:rPr>
     </w:lvl>
   </w:abstractNum>
-  <w:abstractNum w:abstractNumId="27" w15:restartNumberingAfterBreak="0">
+  <w:abstractNum w:abstractNumId="33" w15:restartNumberingAfterBreak="0">
     <w:nsid w:val="72FD221A"/>
     <w:multiLevelType w:val="multilevel"/>
     <w:tmpl w:val="884C50BC"/>
@@ -9502,7 +9947,7 @@
       </w:rPr>
     </w:lvl>
   </w:abstractNum>
-  <w:abstractNum w:abstractNumId="28" w15:restartNumberingAfterBreak="0">
+  <w:abstractNum w:abstractNumId="34" w15:restartNumberingAfterBreak="0">
     <w:nsid w:val="73484FC9"/>
     <w:multiLevelType w:val="hybridMultilevel"/>
     <w:tmpl w:val="B3AC5966"/>
@@ -9615,7 +10060,7 @@
       </w:rPr>
     </w:lvl>
   </w:abstractNum>
-  <w:abstractNum w:abstractNumId="29" w15:restartNumberingAfterBreak="0">
+  <w:abstractNum w:abstractNumId="35" w15:restartNumberingAfterBreak="0">
     <w:nsid w:val="774E4D79"/>
     <w:multiLevelType w:val="multilevel"/>
     <w:tmpl w:val="4AB4421A"/>
@@ -9736,7 +10181,93 @@
       </w:rPr>
     </w:lvl>
   </w:abstractNum>
-  <w:abstractNum w:abstractNumId="30" w15:restartNumberingAfterBreak="0">
+  <w:abstractNum w:abstractNumId="36" w15:restartNumberingAfterBreak="0">
+    <w:nsid w:val="78814E07"/>
+    <w:multiLevelType w:val="hybridMultilevel"/>
+    <w:tmpl w:val="411E6720"/>
+    <w:lvl w:ilvl="0" w:tplc="042A000F">
+      <w:start w:val="1"/>
+      <w:numFmt w:val="decimal"/>
+      <w:lvlText w:val="%1."/>
+      <w:lvlJc w:val="left"/>
+      <w:pPr>
+        <w:ind w:left="720" w:hanging="360"/>
+      </w:pPr>
+    </w:lvl>
+    <w:lvl w:ilvl="1" w:tplc="042A0019" w:tentative="1">
+      <w:start w:val="1"/>
+      <w:numFmt w:val="lowerLetter"/>
+      <w:lvlText w:val="%2."/>
+      <w:lvlJc w:val="left"/>
+      <w:pPr>
+        <w:ind w:left="1440" w:hanging="360"/>
+      </w:pPr>
+    </w:lvl>
+    <w:lvl w:ilvl="2" w:tplc="042A001B" w:tentative="1">
+      <w:start w:val="1"/>
+      <w:numFmt w:val="lowerRoman"/>
+      <w:lvlText w:val="%3."/>
+      <w:lvlJc w:val="right"/>
+      <w:pPr>
+        <w:ind w:left="2160" w:hanging="180"/>
+      </w:pPr>
+    </w:lvl>
+    <w:lvl w:ilvl="3" w:tplc="042A000F" w:tentative="1">
+      <w:start w:val="1"/>
+      <w:numFmt w:val="decimal"/>
+      <w:lvlText w:val="%4."/>
+      <w:lvlJc w:val="left"/>
+      <w:pPr>
+        <w:ind w:left="2880" w:hanging="360"/>
+      </w:pPr>
+    </w:lvl>
+    <w:lvl w:ilvl="4" w:tplc="042A0019" w:tentative="1">
+      <w:start w:val="1"/>
+      <w:numFmt w:val="lowerLetter"/>
+      <w:lvlText w:val="%5."/>
+      <w:lvlJc w:val="left"/>
+      <w:pPr>
+        <w:ind w:left="3600" w:hanging="360"/>
+      </w:pPr>
+    </w:lvl>
+    <w:lvl w:ilvl="5" w:tplc="042A001B" w:tentative="1">
+      <w:start w:val="1"/>
+      <w:numFmt w:val="lowerRoman"/>
+      <w:lvlText w:val="%6."/>
+      <w:lvlJc w:val="right"/>
+      <w:pPr>
+        <w:ind w:left="4320" w:hanging="180"/>
+      </w:pPr>
+    </w:lvl>
+    <w:lvl w:ilvl="6" w:tplc="042A000F" w:tentative="1">
+      <w:start w:val="1"/>
+      <w:numFmt w:val="decimal"/>
+      <w:lvlText w:val="%7."/>
+      <w:lvlJc w:val="left"/>
+      <w:pPr>
+        <w:ind w:left="5040" w:hanging="360"/>
+      </w:pPr>
+    </w:lvl>
+    <w:lvl w:ilvl="7" w:tplc="042A0019" w:tentative="1">
+      <w:start w:val="1"/>
+      <w:numFmt w:val="lowerLetter"/>
+      <w:lvlText w:val="%8."/>
+      <w:lvlJc w:val="left"/>
+      <w:pPr>
+        <w:ind w:left="5760" w:hanging="360"/>
+      </w:pPr>
+    </w:lvl>
+    <w:lvl w:ilvl="8" w:tplc="042A001B" w:tentative="1">
+      <w:start w:val="1"/>
+      <w:numFmt w:val="lowerRoman"/>
+      <w:lvlText w:val="%9."/>
+      <w:lvlJc w:val="right"/>
+      <w:pPr>
+        <w:ind w:left="6480" w:hanging="180"/>
+      </w:pPr>
+    </w:lvl>
+  </w:abstractNum>
+  <w:abstractNum w:abstractNumId="37" w15:restartNumberingAfterBreak="0">
     <w:nsid w:val="7A7938FD"/>
     <w:multiLevelType w:val="multilevel"/>
     <w:tmpl w:val="A072C4DE"/>
@@ -9857,7 +10388,7 @@
       </w:rPr>
     </w:lvl>
   </w:abstractNum>
-  <w:abstractNum w:abstractNumId="31" w15:restartNumberingAfterBreak="0">
+  <w:abstractNum w:abstractNumId="38" w15:restartNumberingAfterBreak="0">
     <w:nsid w:val="7B303F3F"/>
     <w:multiLevelType w:val="hybridMultilevel"/>
     <w:tmpl w:val="29C49AF4"/>
@@ -9970,7 +10501,7 @@
       </w:rPr>
     </w:lvl>
   </w:abstractNum>
-  <w:abstractNum w:abstractNumId="32" w15:restartNumberingAfterBreak="0">
+  <w:abstractNum w:abstractNumId="39" w15:restartNumberingAfterBreak="0">
     <w:nsid w:val="7E420DF6"/>
     <w:multiLevelType w:val="hybridMultilevel"/>
     <w:tmpl w:val="952A0F7A"/>
@@ -10084,103 +10615,124 @@
     </w:lvl>
   </w:abstractNum>
   <w:num w:numId="1" w16cid:durableId="1061907847">
-    <w:abstractNumId w:val="22"/>
+    <w:abstractNumId w:val="27"/>
   </w:num>
   <w:num w:numId="2" w16cid:durableId="1406150250">
-    <w:abstractNumId w:val="11"/>
+    <w:abstractNumId w:val="14"/>
   </w:num>
   <w:num w:numId="3" w16cid:durableId="1649553151">
-    <w:abstractNumId w:val="12"/>
+    <w:abstractNumId w:val="15"/>
   </w:num>
   <w:num w:numId="4" w16cid:durableId="1893760890">
-    <w:abstractNumId w:val="7"/>
+    <w:abstractNumId w:val="10"/>
   </w:num>
   <w:num w:numId="5" w16cid:durableId="63724357">
+    <w:abstractNumId w:val="23"/>
+  </w:num>
+  <w:num w:numId="6" w16cid:durableId="1649939082">
+    <w:abstractNumId w:val="39"/>
+  </w:num>
+  <w:num w:numId="7" w16cid:durableId="886139793">
+    <w:abstractNumId w:val="24"/>
+  </w:num>
+  <w:num w:numId="8" w16cid:durableId="8332246">
+    <w:abstractNumId w:val="2"/>
+  </w:num>
+  <w:num w:numId="9" w16cid:durableId="392461935">
+    <w:abstractNumId w:val="9"/>
+  </w:num>
+  <w:num w:numId="10" w16cid:durableId="580409101">
+    <w:abstractNumId w:val="20"/>
+  </w:num>
+  <w:num w:numId="11" w16cid:durableId="2146464394">
+    <w:abstractNumId w:val="25"/>
+  </w:num>
+  <w:num w:numId="12" w16cid:durableId="1927690662">
+    <w:abstractNumId w:val="28"/>
+  </w:num>
+  <w:num w:numId="13" w16cid:durableId="1726878478">
     <w:abstractNumId w:val="18"/>
   </w:num>
-  <w:num w:numId="6" w16cid:durableId="1649939082">
-    <w:abstractNumId w:val="32"/>
-  </w:num>
-  <w:num w:numId="7" w16cid:durableId="886139793">
-    <w:abstractNumId w:val="19"/>
-  </w:num>
-  <w:num w:numId="8" w16cid:durableId="8332246">
-    <w:abstractNumId w:val="1"/>
-  </w:num>
-  <w:num w:numId="9" w16cid:durableId="392461935">
-    <w:abstractNumId w:val="6"/>
-  </w:num>
-  <w:num w:numId="10" w16cid:durableId="580409101">
-    <w:abstractNumId w:val="16"/>
-  </w:num>
-  <w:num w:numId="11" w16cid:durableId="2146464394">
-    <w:abstractNumId w:val="20"/>
-  </w:num>
-  <w:num w:numId="12" w16cid:durableId="1927690662">
-    <w:abstractNumId w:val="23"/>
-  </w:num>
-  <w:num w:numId="13" w16cid:durableId="1726878478">
-    <w:abstractNumId w:val="15"/>
-  </w:num>
   <w:num w:numId="14" w16cid:durableId="30106876">
-    <w:abstractNumId w:val="25"/>
+    <w:abstractNumId w:val="31"/>
   </w:num>
   <w:num w:numId="15" w16cid:durableId="740638786">
-    <w:abstractNumId w:val="28"/>
+    <w:abstractNumId w:val="34"/>
   </w:num>
   <w:num w:numId="16" w16cid:durableId="1433553254">
     <w:abstractNumId w:val="0"/>
   </w:num>
   <w:num w:numId="17" w16cid:durableId="628434048">
-    <w:abstractNumId w:val="31"/>
+    <w:abstractNumId w:val="38"/>
   </w:num>
   <w:num w:numId="18" w16cid:durableId="1807114481">
-    <w:abstractNumId w:val="2"/>
+    <w:abstractNumId w:val="3"/>
   </w:num>
   <w:num w:numId="19" w16cid:durableId="918559366">
+    <w:abstractNumId w:val="16"/>
+  </w:num>
+  <w:num w:numId="20" w16cid:durableId="377753014">
+    <w:abstractNumId w:val="35"/>
+  </w:num>
+  <w:num w:numId="21" w16cid:durableId="81028667">
+    <w:abstractNumId w:val="8"/>
+  </w:num>
+  <w:num w:numId="22" w16cid:durableId="1916864623">
+    <w:abstractNumId w:val="17"/>
+  </w:num>
+  <w:num w:numId="23" w16cid:durableId="1426923503">
+    <w:abstractNumId w:val="5"/>
+  </w:num>
+  <w:num w:numId="24" w16cid:durableId="505677125">
+    <w:abstractNumId w:val="30"/>
+  </w:num>
+  <w:num w:numId="25" w16cid:durableId="318658014">
+    <w:abstractNumId w:val="33"/>
+  </w:num>
+  <w:num w:numId="26" w16cid:durableId="1368262564">
+    <w:abstractNumId w:val="12"/>
+  </w:num>
+  <w:num w:numId="27" w16cid:durableId="1262059109">
     <w:abstractNumId w:val="13"/>
   </w:num>
-  <w:num w:numId="20" w16cid:durableId="377753014">
+  <w:num w:numId="28" w16cid:durableId="352194128">
+    <w:abstractNumId w:val="11"/>
+  </w:num>
+  <w:num w:numId="29" w16cid:durableId="338191416">
+    <w:abstractNumId w:val="26"/>
+  </w:num>
+  <w:num w:numId="30" w16cid:durableId="698631098">
+    <w:abstractNumId w:val="37"/>
+  </w:num>
+  <w:num w:numId="31" w16cid:durableId="2053112195">
+    <w:abstractNumId w:val="7"/>
+  </w:num>
+  <w:num w:numId="32" w16cid:durableId="2071339224">
+    <w:abstractNumId w:val="21"/>
+  </w:num>
+  <w:num w:numId="33" w16cid:durableId="1957325076">
+    <w:abstractNumId w:val="32"/>
+  </w:num>
+  <w:num w:numId="34" w16cid:durableId="839660630">
+    <w:abstractNumId w:val="1"/>
+  </w:num>
+  <w:num w:numId="35" w16cid:durableId="1317109395">
+    <w:abstractNumId w:val="6"/>
+  </w:num>
+  <w:num w:numId="36" w16cid:durableId="210848739">
+    <w:abstractNumId w:val="36"/>
+  </w:num>
+  <w:num w:numId="37" w16cid:durableId="1197815999">
+    <w:abstractNumId w:val="22"/>
+  </w:num>
+  <w:num w:numId="38" w16cid:durableId="1215846777">
+    <w:abstractNumId w:val="19"/>
+  </w:num>
+  <w:num w:numId="39" w16cid:durableId="616957180">
     <w:abstractNumId w:val="29"/>
   </w:num>
-  <w:num w:numId="21" w16cid:durableId="81028667">
-    <w:abstractNumId w:val="5"/>
-  </w:num>
-  <w:num w:numId="22" w16cid:durableId="1916864623">
-    <w:abstractNumId w:val="14"/>
-  </w:num>
-  <w:num w:numId="23" w16cid:durableId="1426923503">
-    <w:abstractNumId w:val="3"/>
-  </w:num>
-  <w:num w:numId="24" w16cid:durableId="505677125">
-    <w:abstractNumId w:val="24"/>
-  </w:num>
-  <w:num w:numId="25" w16cid:durableId="318658014">
-    <w:abstractNumId w:val="27"/>
-  </w:num>
-  <w:num w:numId="26" w16cid:durableId="1368262564">
-    <w:abstractNumId w:val="9"/>
-  </w:num>
-  <w:num w:numId="27" w16cid:durableId="1262059109">
-    <w:abstractNumId w:val="10"/>
-  </w:num>
-  <w:num w:numId="28" w16cid:durableId="352194128">
-    <w:abstractNumId w:val="8"/>
-  </w:num>
-  <w:num w:numId="29" w16cid:durableId="338191416">
-    <w:abstractNumId w:val="21"/>
-  </w:num>
-  <w:num w:numId="30" w16cid:durableId="698631098">
-    <w:abstractNumId w:val="30"/>
-  </w:num>
-  <w:num w:numId="31" w16cid:durableId="2053112195">
+  <w:num w:numId="40" w16cid:durableId="1803502486">
     <w:abstractNumId w:val="4"/>
-  </w:num>
-  <w:num w:numId="32" w16cid:durableId="2071339224">
-    <w:abstractNumId w:val="17"/>
-  </w:num>
-  <w:num w:numId="33" w16cid:durableId="1957325076">
-    <w:abstractNumId w:val="26"/>
   </w:num>
 </w:numbering>
 </file>
@@ -10685,7 +11237,6 @@
     <w:next w:val="Binhthng"/>
     <w:link w:val="u5Char"/>
     <w:uiPriority w:val="9"/>
-    <w:semiHidden/>
     <w:unhideWhenUsed/>
     <w:qFormat/>
     <w:rsid w:val="00A20F76"/>
@@ -10875,7 +11426,6 @@
     <w:basedOn w:val="Phngmcinhcuaoanvn"/>
     <w:link w:val="u5"/>
     <w:uiPriority w:val="9"/>
-    <w:semiHidden/>
     <w:rsid w:val="00A20F76"/>
     <w:rPr>
       <w:rFonts w:eastAsiaTheme="majorEastAsia" w:cstheme="majorBidi"/>

--- a/DATN_NguyenBichQuynhMai_2022601594.docx
+++ b/DATN_NguyenBichQuynhMai_2022601594.docx
@@ -5652,6 +5652,9 @@
       <w:pPr>
         <w:spacing w:line="360" w:lineRule="auto"/>
         <w:ind w:firstLine="720"/>
+        <w:rPr>
+          <w:lang w:val="en-US"/>
+        </w:rPr>
       </w:pPr>
       <w:r>
         <w:t>Trong phần này, các use case chính của hệ thống sẽ được mô tả chi tiết nhằm làm rõ cách thức người dùng tương tác với website N10-Mart. Mỗi use case được trình bày bao gồm các thành phần như mô tả, tác nhân, điều kiện, luồng chính và các luồng rẽ nhánh, từ đó giúp làm rõ hành vi của hệ thống trong từng tình huống cụ thể.</w:t>
@@ -5662,13 +5665,219 @@
         <w:pStyle w:val="u4"/>
       </w:pPr>
       <w:r>
+        <w:t>2.2.2.</w:t>
+      </w:r>
+      <w:r>
+        <w:rPr>
+          <w:lang w:val="en-US"/>
+        </w:rPr>
+        <w:t>1</w:t>
+      </w:r>
+      <w:r>
+        <w:t>. Use case: Đăng ký tài khoản</w:t>
+      </w:r>
+    </w:p>
+    <w:p>
+      <w:pPr>
+        <w:pStyle w:val="oancuaDanhsach"/>
+        <w:numPr>
+          <w:ilvl w:val="0"/>
+          <w:numId w:val="50"/>
+        </w:numPr>
+      </w:pPr>
+      <w:r>
+        <w:t>Tên Use Case: Đăng ký tài khoản</w:t>
+      </w:r>
+    </w:p>
+    <w:p>
+      <w:pPr>
+        <w:pStyle w:val="oancuaDanhsach"/>
+        <w:numPr>
+          <w:ilvl w:val="0"/>
+          <w:numId w:val="50"/>
+        </w:numPr>
+      </w:pPr>
+      <w:r>
+        <w:t>Mô tả vắn tắt: Use case này cho phép người dùng mới tạo tài khoản trên hệ thống bằng cách cung cấp tên đăng nhập, email, mật khẩu và xác nhận mật khẩu, nhằm có thể đăng nhập và sử dụng đầy đủ các chức năng của website N10-Mart.</w:t>
+      </w:r>
+    </w:p>
+    <w:p>
+      <w:pPr>
+        <w:pStyle w:val="oancuaDanhsach"/>
+        <w:numPr>
+          <w:ilvl w:val="0"/>
+          <w:numId w:val="50"/>
+        </w:numPr>
+      </w:pPr>
+      <w:r>
+        <w:t>Luồng các sự kiện:</w:t>
+      </w:r>
+    </w:p>
+    <w:p>
+      <w:pPr>
+        <w:pStyle w:val="oancuaDanhsach"/>
+        <w:numPr>
+          <w:ilvl w:val="1"/>
+          <w:numId w:val="50"/>
+        </w:numPr>
+      </w:pPr>
+      <w:r>
+        <w:t>Luồng cơ bản:</w:t>
+      </w:r>
+    </w:p>
+    <w:p>
+      <w:pPr>
+        <w:spacing w:line="360" w:lineRule="auto"/>
+        <w:ind w:left="1080"/>
+      </w:pPr>
+      <w:r>
+        <w:t>3.1.1. Use case bắt đầu khi người dùng truy cập vào website và kích vào nút "Đăng ký" trên giao diện. Hệ thống hiển thị màn hình đăng ký bao gồm các trường tên đăng nhập, email, mật khẩu và xác nhận mật khẩu.</w:t>
+      </w:r>
+    </w:p>
+    <w:p>
+      <w:pPr>
+        <w:spacing w:line="360" w:lineRule="auto"/>
+        <w:ind w:left="1080"/>
+      </w:pPr>
+      <w:r>
+        <w:t>3.1.2. Người dùng nhập đầy đủ thông tin vào các trường tương ứng và kích vào nút "Đăng ký".</w:t>
+      </w:r>
+    </w:p>
+    <w:p>
+      <w:pPr>
+        <w:spacing w:line="360" w:lineRule="auto"/>
+        <w:ind w:left="1080"/>
+      </w:pPr>
+      <w:r>
+        <w:t>3.1.3. Hệ thống tiếp nhận thông tin và kiểm tra tính hợp lệ của dữ liệu: định dạng email, độ dài mật khẩu, trùng khớp mật khẩu và tên đăng nhập chưa tồn tại.</w:t>
+      </w:r>
+    </w:p>
+    <w:p>
+      <w:pPr>
+        <w:spacing w:line="360" w:lineRule="auto"/>
+        <w:ind w:left="1080"/>
+      </w:pPr>
+      <w:r>
+        <w:t>3.1.4. Nếu thông tin hợp lệ, hệ thống tạo tài khoản mới, lưu vào cơ sở dữ liệu và hiển thị thông báo "Đăng ký thành công". Hệ thống chuyển người dùng đến trang đăng nhập. Use case kết thúc.</w:t>
+      </w:r>
+    </w:p>
+    <w:p>
+      <w:pPr>
+        <w:pStyle w:val="oancuaDanhsach"/>
+        <w:numPr>
+          <w:ilvl w:val="1"/>
+          <w:numId w:val="50"/>
+        </w:numPr>
+      </w:pPr>
+      <w:r>
+        <w:t>Các luồng rẽ nhánh:</w:t>
+      </w:r>
+    </w:p>
+    <w:p>
+      <w:pPr>
+        <w:spacing w:line="360" w:lineRule="auto"/>
+        <w:ind w:left="1080"/>
+      </w:pPr>
+      <w:r>
+        <w:t>3.2.1. Tại bước 3.1.2, nếu người dùng để trống bất kỳ trường nào thì hệ thống hiển thị thông báo yêu cầu nhập đầy đủ thông tin.</w:t>
+      </w:r>
+    </w:p>
+    <w:p>
+      <w:pPr>
+        <w:spacing w:line="360" w:lineRule="auto"/>
+        <w:ind w:left="1080"/>
+      </w:pPr>
+      <w:r>
+        <w:t>3.2.2. Tại bước 3.1.3, nếu email không đúng định dạng thì hệ thống hiển thị thông báo yêu cầu nhập đúng định dạng email.</w:t>
+      </w:r>
+    </w:p>
+    <w:p>
+      <w:pPr>
+        <w:spacing w:line="360" w:lineRule="auto"/>
+        <w:ind w:left="1080"/>
+      </w:pPr>
+      <w:r>
+        <w:t>3.2.3. Tại bước 3.1.3, nếu mật khẩu và xác nhận mật khẩu không trùng khớp thì hệ thống hiển thị thông báo "Mật khẩu xác nhận không khớp".</w:t>
+      </w:r>
+    </w:p>
+    <w:p>
+      <w:pPr>
+        <w:spacing w:line="360" w:lineRule="auto"/>
+        <w:ind w:left="1080"/>
+      </w:pPr>
+      <w:r>
+        <w:t>3.2.4. Tại bước 3.1.3, nếu tên đăng nhập hoặc email đã tồn tại trong hệ thống thì hệ thống hiển thị thông báo "Tên đăng nhập/Email đã được sử dụng" và yêu cầu nhập lại.</w:t>
+      </w:r>
+    </w:p>
+    <w:p>
+      <w:pPr>
+        <w:pStyle w:val="oancuaDanhsach"/>
+        <w:numPr>
+          <w:ilvl w:val="0"/>
+          <w:numId w:val="50"/>
+        </w:numPr>
+      </w:pPr>
+      <w:r>
+        <w:t>Điều kiện đặc biệt: Không có.</w:t>
+      </w:r>
+    </w:p>
+    <w:p>
+      <w:pPr>
+        <w:pStyle w:val="oancuaDanhsach"/>
+        <w:numPr>
+          <w:ilvl w:val="0"/>
+          <w:numId w:val="50"/>
+        </w:numPr>
+      </w:pPr>
+      <w:r>
+        <w:t>Tiền điều kiện: Người dùng chưa có tài khoản trong hệ thống.</w:t>
+      </w:r>
+    </w:p>
+    <w:p>
+      <w:pPr>
+        <w:pStyle w:val="oancuaDanhsach"/>
+        <w:numPr>
+          <w:ilvl w:val="0"/>
+          <w:numId w:val="50"/>
+        </w:numPr>
+      </w:pPr>
+      <w:r>
+        <w:t>Hậu điều kiện: Tài khoản mới được tạo thành công và người dùng được chuyển đến trang đăng nhập, hoặc nhận thông báo lỗi tương ứng nếu đăng ký thất bại.</w:t>
+      </w:r>
+    </w:p>
+    <w:p>
+      <w:pPr>
+        <w:pStyle w:val="oancuaDanhsach"/>
+        <w:numPr>
+          <w:ilvl w:val="0"/>
+          <w:numId w:val="50"/>
+        </w:numPr>
+      </w:pPr>
+      <w:r>
+        <w:t>Điểm mở rộng: Không có.</w:t>
+      </w:r>
+    </w:p>
+    <w:p>
+      <w:pPr>
+        <w:pStyle w:val="u4"/>
+      </w:pPr>
+      <w:r>
         <w:t>2.2.</w:t>
       </w:r>
       <w:r>
         <w:t>2</w:t>
       </w:r>
       <w:r>
-        <w:t>.1. Use case: Đăng nhập</w:t>
+        <w:t>.</w:t>
+      </w:r>
+      <w:r>
+        <w:rPr>
+          <w:lang w:val="en-US"/>
+        </w:rPr>
+        <w:t>2</w:t>
+      </w:r>
+      <w:r>
+        <w:t>. Use case: Đăng nhập</w:t>
       </w:r>
     </w:p>
     <w:p>
@@ -5734,7 +5943,6 @@
         <w:ind w:left="1080"/>
       </w:pPr>
       <w:r>
-        <w:lastRenderedPageBreak/>
         <w:t>3.1.2. Người dùng nhập tên đăng nhập và mật khẩu vào các ô tương ứng, sau đó kích vào nút "Đăng nhập".</w:t>
       </w:r>
     </w:p>
@@ -5858,7 +6066,16 @@
         <w:spacing w:line="360" w:lineRule="auto"/>
       </w:pPr>
       <w:r>
-        <w:t>2.2.2.2. Use case: Tìm kiếm sản phẩm</w:t>
+        <w:t>2.2.2.</w:t>
+      </w:r>
+      <w:r>
+        <w:rPr>
+          <w:lang w:val="en-US"/>
+        </w:rPr>
+        <w:t>3</w:t>
+      </w:r>
+      <w:r>
+        <w:t>. Use case: Tìm kiếm sản phẩm</w:t>
       </w:r>
     </w:p>
     <w:p>
@@ -5920,7 +6137,6 @@
         <w:ind w:left="1080"/>
       </w:pPr>
       <w:r>
-        <w:lastRenderedPageBreak/>
         <w:t>3.1.</w:t>
       </w:r>
       <w:r>
@@ -6135,7 +6351,6 @@
         <w:spacing w:line="360" w:lineRule="auto"/>
       </w:pPr>
       <w:r>
-        <w:lastRenderedPageBreak/>
         <w:t>Hậu điều kiện: Người dùng nhận được danh sách sản phẩm phù hợp với từ khóa tìm kiếm hoặc nhận thông báo nếu không tìm thấy sản phẩm.</w:t>
       </w:r>
     </w:p>
@@ -6158,7 +6373,16 @@
         <w:spacing w:line="360" w:lineRule="auto"/>
       </w:pPr>
       <w:r>
-        <w:t>2.2.2.3. Use case: Xem chi tiết sản phẩm</w:t>
+        <w:t>2.2.2.</w:t>
+      </w:r>
+      <w:r>
+        <w:rPr>
+          <w:lang w:val="en-US"/>
+        </w:rPr>
+        <w:t>4</w:t>
+      </w:r>
+      <w:r>
+        <w:t>. Use case: Xem chi tiết sản phẩm</w:t>
       </w:r>
     </w:p>
     <w:p>
@@ -6331,7 +6555,6 @@
         <w:ind w:left="1080"/>
       </w:pPr>
       <w:r>
-        <w:lastRenderedPageBreak/>
         <w:t>3.2.3. Tại bước 3.1.4, nếu sản phẩm đã hết hàng thì hệ thống hiển thị trạng thái “Hết hàng” và không cho phép người dùng thực hiện thao tác mua sản phẩm.</w:t>
       </w:r>
     </w:p>
@@ -6400,10 +6623,223 @@
     <w:p>
       <w:pPr>
         <w:pStyle w:val="u4"/>
+      </w:pPr>
+      <w:r>
+        <w:t>2.2.2.</w:t>
+      </w:r>
+      <w:r>
+        <w:rPr>
+          <w:lang w:val="en-US"/>
+        </w:rPr>
+        <w:t>5</w:t>
+      </w:r>
+      <w:r>
+        <w:t>. Use case: Lọc và sắp xếp sản phẩm</w:t>
+      </w:r>
+    </w:p>
+    <w:p>
+      <w:pPr>
+        <w:pStyle w:val="oancuaDanhsach"/>
+        <w:numPr>
+          <w:ilvl w:val="0"/>
+          <w:numId w:val="51"/>
+        </w:numPr>
+      </w:pPr>
+      <w:r>
+        <w:t>Tên Use Case: Lọc và sắp xếp sản phẩm</w:t>
+      </w:r>
+    </w:p>
+    <w:p>
+      <w:pPr>
+        <w:pStyle w:val="oancuaDanhsach"/>
+        <w:numPr>
+          <w:ilvl w:val="0"/>
+          <w:numId w:val="51"/>
+        </w:numPr>
+      </w:pPr>
+      <w:r>
+        <w:t>Mô tả vắn tắt: Use case này cho phép người dùng lọc danh sách sản phẩm theo danh mục và khoảng giá, đồng thời sắp xếp kết quả theo các tiêu chí như giá tăng dần, giá giảm dần hoặc tên A-Z, nhằm hỗ trợ việc tìm kiếm sản phẩm phù hợp nhanh hơn.</w:t>
+      </w:r>
+    </w:p>
+    <w:p>
+      <w:pPr>
+        <w:pStyle w:val="oancuaDanhsach"/>
+        <w:numPr>
+          <w:ilvl w:val="0"/>
+          <w:numId w:val="51"/>
+        </w:numPr>
+      </w:pPr>
+      <w:r>
+        <w:t>Luồng các sự kiện:</w:t>
+      </w:r>
+    </w:p>
+    <w:p>
+      <w:pPr>
+        <w:pStyle w:val="oancuaDanhsach"/>
+        <w:numPr>
+          <w:ilvl w:val="1"/>
+          <w:numId w:val="51"/>
+        </w:numPr>
+      </w:pPr>
+      <w:r>
+        <w:t>Luồng cơ bản:</w:t>
+      </w:r>
+    </w:p>
+    <w:p>
+      <w:pPr>
+        <w:tabs>
+          <w:tab w:val="left" w:pos="1276"/>
+        </w:tabs>
         <w:spacing w:line="360" w:lineRule="auto"/>
-      </w:pPr>
-      <w:r>
-        <w:t xml:space="preserve">2.2.2.4. Use case: </w:t>
+        <w:ind w:left="1080"/>
+      </w:pPr>
+      <w:r>
+        <w:t>3.1.1. Use case bắt đầu khi người dùng truy cập vào trang danh sách sản phẩm. Hệ thống hiển thị danh sách toàn bộ sản phẩm cùng các bộ lọc (danh mục, khoảng giá) và tùy chọn sắp xếp.</w:t>
+      </w:r>
+    </w:p>
+    <w:p>
+      <w:pPr>
+        <w:spacing w:line="360" w:lineRule="auto"/>
+        <w:ind w:left="1080"/>
+      </w:pPr>
+      <w:r>
+        <w:t>3.1.2. Người dùng chọn một hoặc nhiều điều kiện lọc (danh mục, khoảng giá tối thiểu/tối đa) hoặc chọn tiêu chí sắp xếp từ danh sách thả xuống.</w:t>
+      </w:r>
+    </w:p>
+    <w:p>
+      <w:pPr>
+        <w:spacing w:line="360" w:lineRule="auto"/>
+        <w:ind w:left="1080"/>
+      </w:pPr>
+      <w:r>
+        <w:t>3.1.3. Người dùng kích nút "Lọc" hoặc chọn tiêu chí sắp xếp. Hệ thống tiếp nhận các tham số và truy vấn dữ liệu sản phẩm theo điều kiện đã chọn.</w:t>
+      </w:r>
+    </w:p>
+    <w:p>
+      <w:pPr>
+        <w:spacing w:line="360" w:lineRule="auto"/>
+        <w:ind w:left="1080"/>
+      </w:pPr>
+      <w:r>
+        <w:t>3.1.4. Hệ thống hiển thị danh sách sản phẩm thỏa mãn điều kiện lọc và được sắp xếp theo tiêu chí đã chọn. Use case kết thúc.</w:t>
+      </w:r>
+    </w:p>
+    <w:p>
+      <w:pPr>
+        <w:pStyle w:val="oancuaDanhsach"/>
+        <w:numPr>
+          <w:ilvl w:val="1"/>
+          <w:numId w:val="52"/>
+        </w:numPr>
+      </w:pPr>
+      <w:r>
+        <w:t>Các luồng rẽ nhánh:</w:t>
+      </w:r>
+    </w:p>
+    <w:p>
+      <w:pPr>
+        <w:spacing w:line="360" w:lineRule="auto"/>
+        <w:ind w:left="1080"/>
+      </w:pPr>
+      <w:r>
+        <w:t>3.2.1. Tại bước 3.1.3, nếu không có sản phẩm nào thỏa mãn điều kiện lọc thì hệ thống hiển thị thông báo "Không tìm thấy sản phẩm phù hợp" và cho phép người dùng thay đổi điều kiện lọc.</w:t>
+      </w:r>
+    </w:p>
+    <w:p>
+      <w:pPr>
+        <w:spacing w:line="360" w:lineRule="auto"/>
+        <w:ind w:left="1080"/>
+      </w:pPr>
+      <w:r>
+        <w:t>3.2.2. Tại bước 3.1.2, nếu người dùng nhập khoảng giá không hợp lệ (giá tối thiểu lớn hơn giá tối đa hoặc nhập giá trị âm) thì hệ thống hiển thị thông báo lỗi và yêu cầu nhập lại.</w:t>
+      </w:r>
+    </w:p>
+    <w:p>
+      <w:pPr>
+        <w:spacing w:line="360" w:lineRule="auto"/>
+        <w:ind w:left="1080"/>
+      </w:pPr>
+      <w:r>
+        <w:t>3.2.3. Tại bước 3.1.3, người dùng có thể xóa bộ lọc để quay về danh sách sản phẩm ban đầu.</w:t>
+      </w:r>
+    </w:p>
+    <w:p>
+      <w:pPr>
+        <w:pStyle w:val="oancuaDanhsach"/>
+        <w:numPr>
+          <w:ilvl w:val="0"/>
+          <w:numId w:val="52"/>
+        </w:numPr>
+      </w:pPr>
+      <w:r>
+        <w:t>Điều kiện đặc biệt: Không có.</w:t>
+      </w:r>
+    </w:p>
+    <w:p>
+      <w:pPr>
+        <w:pStyle w:val="oancuaDanhsach"/>
+        <w:numPr>
+          <w:ilvl w:val="0"/>
+          <w:numId w:val="52"/>
+        </w:numPr>
+      </w:pPr>
+      <w:r>
+        <w:t>Tiền điều kiện: Người dùng đã truy cập vào trang danh sách sản phẩm.</w:t>
+      </w:r>
+    </w:p>
+    <w:p>
+      <w:pPr>
+        <w:pStyle w:val="oancuaDanhsach"/>
+        <w:numPr>
+          <w:ilvl w:val="0"/>
+          <w:numId w:val="52"/>
+        </w:numPr>
+      </w:pPr>
+      <w:r>
+        <w:t>Hậu điều kiện: Người dùng nhận được danh sách sản phẩm được lọc và sắp xếp theo yêu cầu, hoặc nhận thông báo không có sản phẩm phù hợp.</w:t>
+      </w:r>
+    </w:p>
+    <w:p>
+      <w:pPr>
+        <w:pStyle w:val="oancuaDanhsach"/>
+        <w:numPr>
+          <w:ilvl w:val="0"/>
+          <w:numId w:val="52"/>
+        </w:numPr>
+      </w:pPr>
+      <w:r>
+        <w:t>Điểm mở rộng: Không có.</w:t>
+      </w:r>
+    </w:p>
+    <w:p>
+      <w:r>
+        <w:br w:type="page"/>
+      </w:r>
+    </w:p>
+    <w:p>
+      <w:pPr>
+        <w:spacing w:line="360" w:lineRule="auto"/>
+        <w:rPr>
+          <w:lang w:val="en-US"/>
+        </w:rPr>
+      </w:pPr>
+    </w:p>
+    <w:p>
+      <w:pPr>
+        <w:pStyle w:val="u4"/>
+        <w:spacing w:line="360" w:lineRule="auto"/>
+      </w:pPr>
+      <w:r>
+        <w:t>2.2.2.</w:t>
+      </w:r>
+      <w:r>
+        <w:rPr>
+          <w:lang w:val="en-US"/>
+        </w:rPr>
+        <w:t>6</w:t>
+      </w:r>
+      <w:r>
+        <w:t xml:space="preserve">. Use case: </w:t>
       </w:r>
       <w:r>
         <w:t xml:space="preserve">Quản lí </w:t>
@@ -6532,7 +6968,6 @@
         <w:ind w:left="1080"/>
       </w:pPr>
       <w:r>
-        <w:lastRenderedPageBreak/>
         <w:t>3.2.1. Tại bước 3.1.1, nếu người dùng không chọn số lượng hoặc nhập số lượng không hợp lệ (≤ 0) thì hệ thống hiển thị thông báo yêu cầu nhập số lượng hợp lệ.</w:t>
       </w:r>
     </w:p>
@@ -6644,7 +7079,16 @@
         <w:spacing w:line="360" w:lineRule="auto"/>
       </w:pPr>
       <w:r>
-        <w:t>2.2.2.5. Use case: Đặt hàng</w:t>
+        <w:t>2.2.2.</w:t>
+      </w:r>
+      <w:r>
+        <w:rPr>
+          <w:lang w:val="en-US"/>
+        </w:rPr>
+        <w:t>7</w:t>
+      </w:r>
+      <w:r>
+        <w:t>. Use case: Đặt hàng</w:t>
       </w:r>
     </w:p>
     <w:p>
@@ -6722,7 +7166,6 @@
         <w:ind w:left="1080"/>
       </w:pPr>
       <w:r>
-        <w:lastRenderedPageBreak/>
         <w:t>3.1.2. Hệ thống kiểm tra trạng thái đăng nhập của người dùng. Nếu người dùng đã đăng nhập, hệ thống hiển thị trang thanh toán bao gồm các thông tin: danh sách sản phẩm trong giỏ hàng, tổng tiền, thông tin giao hàng và phương thức thanh toán.</w:t>
       </w:r>
     </w:p>
@@ -6846,7 +7289,6 @@
         <w:ind w:left="1080"/>
       </w:pPr>
       <w:r>
-        <w:lastRenderedPageBreak/>
         <w:t>3.2.4. Tại bước 3.1.4, nếu thông tin giao hàng không hợp lệ (ví dụ: số điện thoại sai định dạng) thì hệ thống hiển thị thông báo lỗi và yêu cầu nhập lại.</w:t>
       </w:r>
     </w:p>
@@ -8579,29 +9021,7 @@
                 <w:lang w:eastAsia="vi-VN"/>
                 <w14:ligatures w14:val="none"/>
               </w:rPr>
-              <w:t>2. Nhập tên đăng</w:t>
-            </w:r>
-            <w:r>
-              <w:rPr>
-                <w:rFonts w:eastAsia="Times New Roman" w:cstheme="majorHAnsi"/>
-                <w:color w:val="1F1F1F"/>
-                <w:kern w:val="0"/>
-                <w:szCs w:val="28"/>
-                <w:lang w:eastAsia="vi-VN"/>
-                <w14:ligatures w14:val="none"/>
-              </w:rPr>
-              <w:t xml:space="preserve"> </w:t>
-            </w:r>
-            <w:r>
-              <w:rPr>
-                <w:rFonts w:eastAsia="Times New Roman" w:cstheme="majorHAnsi"/>
-                <w:color w:val="1F1F1F"/>
-                <w:kern w:val="0"/>
-                <w:szCs w:val="28"/>
-                <w:lang w:eastAsia="vi-VN"/>
-                <w14:ligatures w14:val="none"/>
-              </w:rPr>
-              <w:t>nhập hợp lệ.</w:t>
+              <w:t>2. Nhập tên đăng nhập hợp lệ.</w:t>
             </w:r>
           </w:p>
           <w:p>
@@ -23861,6 +24281,127 @@
     </w:lvl>
   </w:abstractNum>
   <w:abstractNum w:abstractNumId="34" w15:restartNumberingAfterBreak="0">
+    <w:nsid w:val="5C5E5E74"/>
+    <w:multiLevelType w:val="multilevel"/>
+    <w:tmpl w:val="3320CFD6"/>
+    <w:lvl w:ilvl="0">
+      <w:start w:val="1"/>
+      <w:numFmt w:val="decimal"/>
+      <w:lvlText w:val="%1."/>
+      <w:lvlJc w:val="left"/>
+      <w:pPr>
+        <w:ind w:left="720" w:hanging="360"/>
+      </w:pPr>
+      <w:rPr>
+        <w:rFonts w:hint="default"/>
+      </w:rPr>
+    </w:lvl>
+    <w:lvl w:ilvl="1">
+      <w:start w:val="1"/>
+      <w:numFmt w:val="decimal"/>
+      <w:isLgl/>
+      <w:lvlText w:val="%1.%2."/>
+      <w:lvlJc w:val="left"/>
+      <w:pPr>
+        <w:ind w:left="1080" w:hanging="720"/>
+      </w:pPr>
+      <w:rPr>
+        <w:rFonts w:hint="default"/>
+      </w:rPr>
+    </w:lvl>
+    <w:lvl w:ilvl="2">
+      <w:start w:val="1"/>
+      <w:numFmt w:val="decimal"/>
+      <w:isLgl/>
+      <w:lvlText w:val="%1.%2.%3."/>
+      <w:lvlJc w:val="left"/>
+      <w:pPr>
+        <w:ind w:left="1080" w:hanging="720"/>
+      </w:pPr>
+      <w:rPr>
+        <w:rFonts w:hint="default"/>
+      </w:rPr>
+    </w:lvl>
+    <w:lvl w:ilvl="3">
+      <w:start w:val="1"/>
+      <w:numFmt w:val="decimal"/>
+      <w:isLgl/>
+      <w:lvlText w:val="%1.%2.%3.%4."/>
+      <w:lvlJc w:val="left"/>
+      <w:pPr>
+        <w:ind w:left="1440" w:hanging="1080"/>
+      </w:pPr>
+      <w:rPr>
+        <w:rFonts w:hint="default"/>
+      </w:rPr>
+    </w:lvl>
+    <w:lvl w:ilvl="4">
+      <w:start w:val="1"/>
+      <w:numFmt w:val="decimal"/>
+      <w:isLgl/>
+      <w:lvlText w:val="%1.%2.%3.%4.%5."/>
+      <w:lvlJc w:val="left"/>
+      <w:pPr>
+        <w:ind w:left="1440" w:hanging="1080"/>
+      </w:pPr>
+      <w:rPr>
+        <w:rFonts w:hint="default"/>
+      </w:rPr>
+    </w:lvl>
+    <w:lvl w:ilvl="5">
+      <w:start w:val="1"/>
+      <w:numFmt w:val="decimal"/>
+      <w:isLgl/>
+      <w:lvlText w:val="%1.%2.%3.%4.%5.%6."/>
+      <w:lvlJc w:val="left"/>
+      <w:pPr>
+        <w:ind w:left="1800" w:hanging="1440"/>
+      </w:pPr>
+      <w:rPr>
+        <w:rFonts w:hint="default"/>
+      </w:rPr>
+    </w:lvl>
+    <w:lvl w:ilvl="6">
+      <w:start w:val="1"/>
+      <w:numFmt w:val="decimal"/>
+      <w:isLgl/>
+      <w:lvlText w:val="%1.%2.%3.%4.%5.%6.%7."/>
+      <w:lvlJc w:val="left"/>
+      <w:pPr>
+        <w:ind w:left="2160" w:hanging="1800"/>
+      </w:pPr>
+      <w:rPr>
+        <w:rFonts w:hint="default"/>
+      </w:rPr>
+    </w:lvl>
+    <w:lvl w:ilvl="7">
+      <w:start w:val="1"/>
+      <w:numFmt w:val="decimal"/>
+      <w:isLgl/>
+      <w:lvlText w:val="%1.%2.%3.%4.%5.%6.%7.%8."/>
+      <w:lvlJc w:val="left"/>
+      <w:pPr>
+        <w:ind w:left="2160" w:hanging="1800"/>
+      </w:pPr>
+      <w:rPr>
+        <w:rFonts w:hint="default"/>
+      </w:rPr>
+    </w:lvl>
+    <w:lvl w:ilvl="8">
+      <w:start w:val="1"/>
+      <w:numFmt w:val="decimal"/>
+      <w:isLgl/>
+      <w:lvlText w:val="%1.%2.%3.%4.%5.%6.%7.%8.%9."/>
+      <w:lvlJc w:val="left"/>
+      <w:pPr>
+        <w:ind w:left="2520" w:hanging="2160"/>
+      </w:pPr>
+      <w:rPr>
+        <w:rFonts w:hint="default"/>
+      </w:rPr>
+    </w:lvl>
+  </w:abstractNum>
+  <w:abstractNum w:abstractNumId="35" w15:restartNumberingAfterBreak="0">
     <w:nsid w:val="5DDA3C85"/>
     <w:multiLevelType w:val="hybridMultilevel"/>
     <w:tmpl w:val="4BE64868"/>
@@ -23949,7 +24490,7 @@
       </w:pPr>
     </w:lvl>
   </w:abstractNum>
-  <w:abstractNum w:abstractNumId="35" w15:restartNumberingAfterBreak="0">
+  <w:abstractNum w:abstractNumId="36" w15:restartNumberingAfterBreak="0">
     <w:nsid w:val="614C6342"/>
     <w:multiLevelType w:val="hybridMultilevel"/>
     <w:tmpl w:val="3F5C3E88"/>
@@ -24062,7 +24603,7 @@
       </w:rPr>
     </w:lvl>
   </w:abstractNum>
-  <w:abstractNum w:abstractNumId="36" w15:restartNumberingAfterBreak="0">
+  <w:abstractNum w:abstractNumId="37" w15:restartNumberingAfterBreak="0">
     <w:nsid w:val="63811AAE"/>
     <w:multiLevelType w:val="multilevel"/>
     <w:tmpl w:val="9DE4C9DC"/>
@@ -24183,7 +24724,7 @@
       </w:rPr>
     </w:lvl>
   </w:abstractNum>
-  <w:abstractNum w:abstractNumId="37" w15:restartNumberingAfterBreak="0">
+  <w:abstractNum w:abstractNumId="38" w15:restartNumberingAfterBreak="0">
     <w:nsid w:val="63A04B1A"/>
     <w:multiLevelType w:val="multilevel"/>
     <w:tmpl w:val="884C50BC"/>
@@ -24304,7 +24845,7 @@
       </w:rPr>
     </w:lvl>
   </w:abstractNum>
-  <w:abstractNum w:abstractNumId="38" w15:restartNumberingAfterBreak="0">
+  <w:abstractNum w:abstractNumId="39" w15:restartNumberingAfterBreak="0">
     <w:nsid w:val="66F9391C"/>
     <w:multiLevelType w:val="hybridMultilevel"/>
     <w:tmpl w:val="3E827C70"/>
@@ -24417,7 +24958,7 @@
       </w:rPr>
     </w:lvl>
   </w:abstractNum>
-  <w:abstractNum w:abstractNumId="39" w15:restartNumberingAfterBreak="0">
+  <w:abstractNum w:abstractNumId="40" w15:restartNumberingAfterBreak="0">
     <w:nsid w:val="70F53604"/>
     <w:multiLevelType w:val="hybridMultilevel"/>
     <w:tmpl w:val="C7941060"/>
@@ -24530,7 +25071,7 @@
       </w:rPr>
     </w:lvl>
   </w:abstractNum>
-  <w:abstractNum w:abstractNumId="40" w15:restartNumberingAfterBreak="0">
+  <w:abstractNum w:abstractNumId="41" w15:restartNumberingAfterBreak="0">
     <w:nsid w:val="720E5135"/>
     <w:multiLevelType w:val="multilevel"/>
     <w:tmpl w:val="EA266EC0"/>
@@ -24651,7 +25192,7 @@
       </w:rPr>
     </w:lvl>
   </w:abstractNum>
-  <w:abstractNum w:abstractNumId="41" w15:restartNumberingAfterBreak="0">
+  <w:abstractNum w:abstractNumId="42" w15:restartNumberingAfterBreak="0">
     <w:nsid w:val="72FD221A"/>
     <w:multiLevelType w:val="multilevel"/>
     <w:tmpl w:val="884C50BC"/>
@@ -24772,7 +25313,7 @@
       </w:rPr>
     </w:lvl>
   </w:abstractNum>
-  <w:abstractNum w:abstractNumId="42" w15:restartNumberingAfterBreak="0">
+  <w:abstractNum w:abstractNumId="43" w15:restartNumberingAfterBreak="0">
     <w:nsid w:val="73484FC9"/>
     <w:multiLevelType w:val="hybridMultilevel"/>
     <w:tmpl w:val="B3AC5966"/>
@@ -24885,7 +25426,120 @@
       </w:rPr>
     </w:lvl>
   </w:abstractNum>
-  <w:abstractNum w:abstractNumId="43" w15:restartNumberingAfterBreak="0">
+  <w:abstractNum w:abstractNumId="44" w15:restartNumberingAfterBreak="0">
+    <w:nsid w:val="73CA6DFA"/>
+    <w:multiLevelType w:val="multilevel"/>
+    <w:tmpl w:val="C096B0A4"/>
+    <w:lvl w:ilvl="0">
+      <w:start w:val="3"/>
+      <w:numFmt w:val="decimal"/>
+      <w:lvlText w:val="%1."/>
+      <w:lvlJc w:val="left"/>
+      <w:pPr>
+        <w:ind w:left="450" w:hanging="450"/>
+      </w:pPr>
+      <w:rPr>
+        <w:rFonts w:hint="default"/>
+      </w:rPr>
+    </w:lvl>
+    <w:lvl w:ilvl="1">
+      <w:start w:val="2"/>
+      <w:numFmt w:val="decimal"/>
+      <w:lvlText w:val="%1.%2."/>
+      <w:lvlJc w:val="left"/>
+      <w:pPr>
+        <w:ind w:left="1080" w:hanging="720"/>
+      </w:pPr>
+      <w:rPr>
+        <w:rFonts w:hint="default"/>
+      </w:rPr>
+    </w:lvl>
+    <w:lvl w:ilvl="2">
+      <w:start w:val="1"/>
+      <w:numFmt w:val="decimal"/>
+      <w:lvlText w:val="%1.%2.%3."/>
+      <w:lvlJc w:val="left"/>
+      <w:pPr>
+        <w:ind w:left="1440" w:hanging="720"/>
+      </w:pPr>
+      <w:rPr>
+        <w:rFonts w:hint="default"/>
+      </w:rPr>
+    </w:lvl>
+    <w:lvl w:ilvl="3">
+      <w:start w:val="1"/>
+      <w:numFmt w:val="decimal"/>
+      <w:lvlText w:val="%1.%2.%3.%4."/>
+      <w:lvlJc w:val="left"/>
+      <w:pPr>
+        <w:ind w:left="2160" w:hanging="1080"/>
+      </w:pPr>
+      <w:rPr>
+        <w:rFonts w:hint="default"/>
+      </w:rPr>
+    </w:lvl>
+    <w:lvl w:ilvl="4">
+      <w:start w:val="1"/>
+      <w:numFmt w:val="decimal"/>
+      <w:lvlText w:val="%1.%2.%3.%4.%5."/>
+      <w:lvlJc w:val="left"/>
+      <w:pPr>
+        <w:ind w:left="2520" w:hanging="1080"/>
+      </w:pPr>
+      <w:rPr>
+        <w:rFonts w:hint="default"/>
+      </w:rPr>
+    </w:lvl>
+    <w:lvl w:ilvl="5">
+      <w:start w:val="1"/>
+      <w:numFmt w:val="decimal"/>
+      <w:lvlText w:val="%1.%2.%3.%4.%5.%6."/>
+      <w:lvlJc w:val="left"/>
+      <w:pPr>
+        <w:ind w:left="3240" w:hanging="1440"/>
+      </w:pPr>
+      <w:rPr>
+        <w:rFonts w:hint="default"/>
+      </w:rPr>
+    </w:lvl>
+    <w:lvl w:ilvl="6">
+      <w:start w:val="1"/>
+      <w:numFmt w:val="decimal"/>
+      <w:lvlText w:val="%1.%2.%3.%4.%5.%6.%7."/>
+      <w:lvlJc w:val="left"/>
+      <w:pPr>
+        <w:ind w:left="3960" w:hanging="1800"/>
+      </w:pPr>
+      <w:rPr>
+        <w:rFonts w:hint="default"/>
+      </w:rPr>
+    </w:lvl>
+    <w:lvl w:ilvl="7">
+      <w:start w:val="1"/>
+      <w:numFmt w:val="decimal"/>
+      <w:lvlText w:val="%1.%2.%3.%4.%5.%6.%7.%8."/>
+      <w:lvlJc w:val="left"/>
+      <w:pPr>
+        <w:ind w:left="4320" w:hanging="1800"/>
+      </w:pPr>
+      <w:rPr>
+        <w:rFonts w:hint="default"/>
+      </w:rPr>
+    </w:lvl>
+    <w:lvl w:ilvl="8">
+      <w:start w:val="1"/>
+      <w:numFmt w:val="decimal"/>
+      <w:lvlText w:val="%1.%2.%3.%4.%5.%6.%7.%8.%9."/>
+      <w:lvlJc w:val="left"/>
+      <w:pPr>
+        <w:ind w:left="5040" w:hanging="2160"/>
+      </w:pPr>
+      <w:rPr>
+        <w:rFonts w:hint="default"/>
+      </w:rPr>
+    </w:lvl>
+  </w:abstractNum>
+  <w:abstractNum w:abstractNumId="45" w15:restartNumberingAfterBreak="0">
     <w:nsid w:val="75B27E66"/>
     <w:multiLevelType w:val="multilevel"/>
     <w:tmpl w:val="D5F6C822"/>
@@ -25034,7 +25688,7 @@
       </w:rPr>
     </w:lvl>
   </w:abstractNum>
-  <w:abstractNum w:abstractNumId="44" w15:restartNumberingAfterBreak="0">
+  <w:abstractNum w:abstractNumId="46" w15:restartNumberingAfterBreak="0">
     <w:nsid w:val="774E4D79"/>
     <w:multiLevelType w:val="multilevel"/>
     <w:tmpl w:val="4AB4421A"/>
@@ -25155,7 +25809,7 @@
       </w:rPr>
     </w:lvl>
   </w:abstractNum>
-  <w:abstractNum w:abstractNumId="45" w15:restartNumberingAfterBreak="0">
+  <w:abstractNum w:abstractNumId="47" w15:restartNumberingAfterBreak="0">
     <w:nsid w:val="78814E07"/>
     <w:multiLevelType w:val="hybridMultilevel"/>
     <w:tmpl w:val="411E6720"/>
@@ -25241,7 +25895,128 @@
       </w:pPr>
     </w:lvl>
   </w:abstractNum>
-  <w:abstractNum w:abstractNumId="46" w15:restartNumberingAfterBreak="0">
+  <w:abstractNum w:abstractNumId="48" w15:restartNumberingAfterBreak="0">
+    <w:nsid w:val="799A4ADA"/>
+    <w:multiLevelType w:val="multilevel"/>
+    <w:tmpl w:val="3320CFD6"/>
+    <w:lvl w:ilvl="0">
+      <w:start w:val="1"/>
+      <w:numFmt w:val="decimal"/>
+      <w:lvlText w:val="%1."/>
+      <w:lvlJc w:val="left"/>
+      <w:pPr>
+        <w:ind w:left="720" w:hanging="360"/>
+      </w:pPr>
+      <w:rPr>
+        <w:rFonts w:hint="default"/>
+      </w:rPr>
+    </w:lvl>
+    <w:lvl w:ilvl="1">
+      <w:start w:val="1"/>
+      <w:numFmt w:val="decimal"/>
+      <w:isLgl/>
+      <w:lvlText w:val="%1.%2."/>
+      <w:lvlJc w:val="left"/>
+      <w:pPr>
+        <w:ind w:left="1080" w:hanging="720"/>
+      </w:pPr>
+      <w:rPr>
+        <w:rFonts w:hint="default"/>
+      </w:rPr>
+    </w:lvl>
+    <w:lvl w:ilvl="2">
+      <w:start w:val="1"/>
+      <w:numFmt w:val="decimal"/>
+      <w:isLgl/>
+      <w:lvlText w:val="%1.%2.%3."/>
+      <w:lvlJc w:val="left"/>
+      <w:pPr>
+        <w:ind w:left="1080" w:hanging="720"/>
+      </w:pPr>
+      <w:rPr>
+        <w:rFonts w:hint="default"/>
+      </w:rPr>
+    </w:lvl>
+    <w:lvl w:ilvl="3">
+      <w:start w:val="1"/>
+      <w:numFmt w:val="decimal"/>
+      <w:isLgl/>
+      <w:lvlText w:val="%1.%2.%3.%4."/>
+      <w:lvlJc w:val="left"/>
+      <w:pPr>
+        <w:ind w:left="1440" w:hanging="1080"/>
+      </w:pPr>
+      <w:rPr>
+        <w:rFonts w:hint="default"/>
+      </w:rPr>
+    </w:lvl>
+    <w:lvl w:ilvl="4">
+      <w:start w:val="1"/>
+      <w:numFmt w:val="decimal"/>
+      <w:isLgl/>
+      <w:lvlText w:val="%1.%2.%3.%4.%5."/>
+      <w:lvlJc w:val="left"/>
+      <w:pPr>
+        <w:ind w:left="1440" w:hanging="1080"/>
+      </w:pPr>
+      <w:rPr>
+        <w:rFonts w:hint="default"/>
+      </w:rPr>
+    </w:lvl>
+    <w:lvl w:ilvl="5">
+      <w:start w:val="1"/>
+      <w:numFmt w:val="decimal"/>
+      <w:isLgl/>
+      <w:lvlText w:val="%1.%2.%3.%4.%5.%6."/>
+      <w:lvlJc w:val="left"/>
+      <w:pPr>
+        <w:ind w:left="1800" w:hanging="1440"/>
+      </w:pPr>
+      <w:rPr>
+        <w:rFonts w:hint="default"/>
+      </w:rPr>
+    </w:lvl>
+    <w:lvl w:ilvl="6">
+      <w:start w:val="1"/>
+      <w:numFmt w:val="decimal"/>
+      <w:isLgl/>
+      <w:lvlText w:val="%1.%2.%3.%4.%5.%6.%7."/>
+      <w:lvlJc w:val="left"/>
+      <w:pPr>
+        <w:ind w:left="2160" w:hanging="1800"/>
+      </w:pPr>
+      <w:rPr>
+        <w:rFonts w:hint="default"/>
+      </w:rPr>
+    </w:lvl>
+    <w:lvl w:ilvl="7">
+      <w:start w:val="1"/>
+      <w:numFmt w:val="decimal"/>
+      <w:isLgl/>
+      <w:lvlText w:val="%1.%2.%3.%4.%5.%6.%7.%8."/>
+      <w:lvlJc w:val="left"/>
+      <w:pPr>
+        <w:ind w:left="2160" w:hanging="1800"/>
+      </w:pPr>
+      <w:rPr>
+        <w:rFonts w:hint="default"/>
+      </w:rPr>
+    </w:lvl>
+    <w:lvl w:ilvl="8">
+      <w:start w:val="1"/>
+      <w:numFmt w:val="decimal"/>
+      <w:isLgl/>
+      <w:lvlText w:val="%1.%2.%3.%4.%5.%6.%7.%8.%9."/>
+      <w:lvlJc w:val="left"/>
+      <w:pPr>
+        <w:ind w:left="2520" w:hanging="2160"/>
+      </w:pPr>
+      <w:rPr>
+        <w:rFonts w:hint="default"/>
+      </w:rPr>
+    </w:lvl>
+  </w:abstractNum>
+  <w:abstractNum w:abstractNumId="49" w15:restartNumberingAfterBreak="0">
     <w:nsid w:val="7A7938FD"/>
     <w:multiLevelType w:val="multilevel"/>
     <w:tmpl w:val="A072C4DE"/>
@@ -25362,7 +26137,7 @@
       </w:rPr>
     </w:lvl>
   </w:abstractNum>
-  <w:abstractNum w:abstractNumId="47" w15:restartNumberingAfterBreak="0">
+  <w:abstractNum w:abstractNumId="50" w15:restartNumberingAfterBreak="0">
     <w:nsid w:val="7B303F3F"/>
     <w:multiLevelType w:val="hybridMultilevel"/>
     <w:tmpl w:val="29C49AF4"/>
@@ -25475,7 +26250,7 @@
       </w:rPr>
     </w:lvl>
   </w:abstractNum>
-  <w:abstractNum w:abstractNumId="48" w15:restartNumberingAfterBreak="0">
+  <w:abstractNum w:abstractNumId="51" w15:restartNumberingAfterBreak="0">
     <w:nsid w:val="7E420DF6"/>
     <w:multiLevelType w:val="hybridMultilevel"/>
     <w:tmpl w:val="952A0F7A"/>
@@ -25589,7 +26364,7 @@
     </w:lvl>
   </w:abstractNum>
   <w:num w:numId="1" w16cid:durableId="1061907847">
-    <w:abstractNumId w:val="34"/>
+    <w:abstractNumId w:val="35"/>
   </w:num>
   <w:num w:numId="2" w16cid:durableId="1406150250">
     <w:abstractNumId w:val="18"/>
@@ -25604,7 +26379,7 @@
     <w:abstractNumId w:val="29"/>
   </w:num>
   <w:num w:numId="6" w16cid:durableId="1649939082">
-    <w:abstractNumId w:val="48"/>
+    <w:abstractNumId w:val="51"/>
   </w:num>
   <w:num w:numId="7" w16cid:durableId="886139793">
     <w:abstractNumId w:val="31"/>
@@ -25622,22 +26397,22 @@
     <w:abstractNumId w:val="32"/>
   </w:num>
   <w:num w:numId="12" w16cid:durableId="1927690662">
-    <w:abstractNumId w:val="35"/>
+    <w:abstractNumId w:val="36"/>
   </w:num>
   <w:num w:numId="13" w16cid:durableId="1726878478">
     <w:abstractNumId w:val="22"/>
   </w:num>
   <w:num w:numId="14" w16cid:durableId="30106876">
-    <w:abstractNumId w:val="39"/>
+    <w:abstractNumId w:val="40"/>
   </w:num>
   <w:num w:numId="15" w16cid:durableId="740638786">
-    <w:abstractNumId w:val="42"/>
+    <w:abstractNumId w:val="43"/>
   </w:num>
   <w:num w:numId="16" w16cid:durableId="1433553254">
     <w:abstractNumId w:val="0"/>
   </w:num>
   <w:num w:numId="17" w16cid:durableId="628434048">
-    <w:abstractNumId w:val="47"/>
+    <w:abstractNumId w:val="50"/>
   </w:num>
   <w:num w:numId="18" w16cid:durableId="1807114481">
     <w:abstractNumId w:val="4"/>
@@ -25646,7 +26421,7 @@
     <w:abstractNumId w:val="20"/>
   </w:num>
   <w:num w:numId="20" w16cid:durableId="377753014">
-    <w:abstractNumId w:val="44"/>
+    <w:abstractNumId w:val="46"/>
   </w:num>
   <w:num w:numId="21" w16cid:durableId="81028667">
     <w:abstractNumId w:val="10"/>
@@ -25658,10 +26433,10 @@
     <w:abstractNumId w:val="7"/>
   </w:num>
   <w:num w:numId="24" w16cid:durableId="505677125">
-    <w:abstractNumId w:val="37"/>
+    <w:abstractNumId w:val="38"/>
   </w:num>
   <w:num w:numId="25" w16cid:durableId="318658014">
-    <w:abstractNumId w:val="41"/>
+    <w:abstractNumId w:val="42"/>
   </w:num>
   <w:num w:numId="26" w16cid:durableId="1368262564">
     <w:abstractNumId w:val="16"/>
@@ -25676,7 +26451,7 @@
     <w:abstractNumId w:val="33"/>
   </w:num>
   <w:num w:numId="30" w16cid:durableId="698631098">
-    <w:abstractNumId w:val="46"/>
+    <w:abstractNumId w:val="49"/>
   </w:num>
   <w:num w:numId="31" w16cid:durableId="2053112195">
     <w:abstractNumId w:val="9"/>
@@ -25685,7 +26460,7 @@
     <w:abstractNumId w:val="27"/>
   </w:num>
   <w:num w:numId="33" w16cid:durableId="1957325076">
-    <w:abstractNumId w:val="40"/>
+    <w:abstractNumId w:val="41"/>
   </w:num>
   <w:num w:numId="34" w16cid:durableId="839660630">
     <w:abstractNumId w:val="1"/>
@@ -25694,7 +26469,7 @@
     <w:abstractNumId w:val="8"/>
   </w:num>
   <w:num w:numId="36" w16cid:durableId="210848739">
-    <w:abstractNumId w:val="45"/>
+    <w:abstractNumId w:val="47"/>
   </w:num>
   <w:num w:numId="37" w16cid:durableId="1197815999">
     <w:abstractNumId w:val="28"/>
@@ -25703,7 +26478,7 @@
     <w:abstractNumId w:val="25"/>
   </w:num>
   <w:num w:numId="39" w16cid:durableId="616957180">
-    <w:abstractNumId w:val="36"/>
+    <w:abstractNumId w:val="37"/>
   </w:num>
   <w:num w:numId="40" w16cid:durableId="1803502486">
     <w:abstractNumId w:val="5"/>
@@ -25718,7 +26493,7 @@
     <w:abstractNumId w:val="30"/>
   </w:num>
   <w:num w:numId="44" w16cid:durableId="982271939">
-    <w:abstractNumId w:val="43"/>
+    <w:abstractNumId w:val="45"/>
   </w:num>
   <w:num w:numId="45" w16cid:durableId="1293975040">
     <w:abstractNumId w:val="23"/>
@@ -25730,10 +26505,19 @@
     <w:abstractNumId w:val="6"/>
   </w:num>
   <w:num w:numId="48" w16cid:durableId="1172255502">
-    <w:abstractNumId w:val="38"/>
+    <w:abstractNumId w:val="39"/>
   </w:num>
   <w:num w:numId="49" w16cid:durableId="542639762">
     <w:abstractNumId w:val="24"/>
+  </w:num>
+  <w:num w:numId="50" w16cid:durableId="1690452286">
+    <w:abstractNumId w:val="34"/>
+  </w:num>
+  <w:num w:numId="51" w16cid:durableId="1248804854">
+    <w:abstractNumId w:val="48"/>
+  </w:num>
+  <w:num w:numId="52" w16cid:durableId="28185776">
+    <w:abstractNumId w:val="44"/>
   </w:num>
 </w:numbering>
 </file>
